--- a/SeleniumNotes.docx
+++ b/SeleniumNotes.docx
@@ -1,6 +1,6 @@
 
 <file path=word/document.xml><?xml version="1.0" encoding="utf-8"?>
-<w:document xmlns:wpc="http://schemas.microsoft.com/office/word/2010/wordprocessingCanvas" xmlns:cx="http://schemas.microsoft.com/office/drawing/2014/chartex" xmlns:cx1="http://schemas.microsoft.com/office/drawing/2015/9/8/chartex" xmlns:cx2="http://schemas.microsoft.com/office/drawing/2015/10/21/chartex" xmlns:cx3="http://schemas.microsoft.com/office/drawing/2016/5/9/chartex" xmlns:cx4="http://schemas.microsoft.com/office/drawing/2016/5/10/chartex" xmlns:cx5="http://schemas.microsoft.com/office/drawing/2016/5/11/chartex" xmlns:cx6="http://schemas.microsoft.com/office/drawing/2016/5/12/chartex" xmlns:cx7="http://schemas.microsoft.com/office/drawing/2016/5/13/chartex" xmlns:cx8="http://schemas.microsoft.com/office/drawing/2016/5/14/chartex" xmlns:mc="http://schemas.openxmlformats.org/markup-compatibility/2006" xmlns:aink="http://schemas.microsoft.com/office/drawing/2016/ink" xmlns:am3d="http://schemas.microsoft.com/office/drawing/2017/model3d" xmlns:o="urn:schemas-microsoft-com:office:office" xmlns:oel="http://schemas.microsoft.com/office/2019/extlst" xmlns:r="http://schemas.openxmlformats.org/officeDocument/2006/relationships" xmlns:m="http://schemas.openxmlformats.org/officeDocument/2006/math" xmlns:v="urn:schemas-microsoft-com:vml" xmlns:wp14="http://schemas.microsoft.com/office/word/2010/wordprocessingDrawing" xmlns:wp="http://schemas.openxmlformats.org/drawingml/2006/wordprocessingDrawing" xmlns:w10="urn:schemas-microsoft-com:office:word" xmlns:w="http://schemas.openxmlformats.org/wordprocessingml/2006/main" xmlns:w14="http://schemas.microsoft.com/office/word/2010/wordml" xmlns:w15="http://schemas.microsoft.com/office/word/2012/wordml" xmlns:w16cei="http://schemas.microsoft.com/office/word/2026/wordml/cei" xmlns:w16cex="http://schemas.microsoft.com/office/word/2018/wordml/cex" xmlns:w16cid="http://schemas.microsoft.com/office/word/2016/wordml/cid" xmlns:w16="http://schemas.microsoft.com/office/word/2018/wordml" xmlns:w16du="http://schemas.microsoft.com/office/word/2023/wordml/word16du" xmlns:w16sdtdh="http://schemas.microsoft.com/office/word/2020/wordml/sdtdatahash" xmlns:w16sdtfl="http://schemas.microsoft.com/office/word/2024/wordml/sdtformatlock" xmlns:w16se="http://schemas.microsoft.com/office/word/2015/wordml/symex" xmlns:wpg="http://schemas.microsoft.com/office/word/2010/wordprocessingGroup" xmlns:wpi="http://schemas.microsoft.com/office/word/2010/wordprocessingInk" xmlns:wne="http://schemas.microsoft.com/office/word/2006/wordml" xmlns:wps="http://schemas.microsoft.com/office/word/2010/wordprocessingShape" mc:Ignorable="w14 w15 w16se w16cid w16 w16cex w16sdtdh w16sdtfl w16du wp14">
+<w:document xmlns:wpc="http://schemas.microsoft.com/office/word/2010/wordprocessingCanvas" xmlns:cx="http://schemas.microsoft.com/office/drawing/2014/chartex" xmlns:cx1="http://schemas.microsoft.com/office/drawing/2015/9/8/chartex" xmlns:cx2="http://schemas.microsoft.com/office/drawing/2015/10/21/chartex" xmlns:cx3="http://schemas.microsoft.com/office/drawing/2016/5/9/chartex" xmlns:cx4="http://schemas.microsoft.com/office/drawing/2016/5/10/chartex" xmlns:cx5="http://schemas.microsoft.com/office/drawing/2016/5/11/chartex" xmlns:cx6="http://schemas.microsoft.com/office/drawing/2016/5/12/chartex" xmlns:cx7="http://schemas.microsoft.com/office/drawing/2016/5/13/chartex" xmlns:cx8="http://schemas.microsoft.com/office/drawing/2016/5/14/chartex" xmlns:mc="http://schemas.openxmlformats.org/markup-compatibility/2006" xmlns:aink="http://schemas.microsoft.com/office/drawing/2016/ink" xmlns:am3d="http://schemas.microsoft.com/office/drawing/2017/model3d" xmlns:o="urn:schemas-microsoft-com:office:office" xmlns:oel="http://schemas.microsoft.com/office/2019/extlst" xmlns:r="http://schemas.openxmlformats.org/officeDocument/2006/relationships" xmlns:m="http://schemas.openxmlformats.org/officeDocument/2006/math" xmlns:v="urn:schemas-microsoft-com:vml" xmlns:wp14="http://schemas.microsoft.com/office/word/2010/wordprocessingDrawing" xmlns:wp="http://schemas.openxmlformats.org/drawingml/2006/wordprocessingDrawing" xmlns:w10="urn:schemas-microsoft-com:office:word" xmlns:w="http://schemas.openxmlformats.org/wordprocessingml/2006/main" xmlns:w14="http://schemas.microsoft.com/office/word/2010/wordml" xmlns:w15="http://schemas.microsoft.com/office/word/2012/wordml" xmlns:w16cex="http://schemas.microsoft.com/office/word/2018/wordml/cex" xmlns:w16cid="http://schemas.microsoft.com/office/word/2016/wordml/cid" xmlns:w16="http://schemas.microsoft.com/office/word/2018/wordml" xmlns:w16du="http://schemas.microsoft.com/office/word/2023/wordml/word16du" xmlns:w16sdtdh="http://schemas.microsoft.com/office/word/2020/wordml/sdtdatahash" xmlns:w16sdtfl="http://schemas.microsoft.com/office/word/2024/wordml/sdtformatlock" xmlns:w16se="http://schemas.microsoft.com/office/word/2015/wordml/symex" xmlns:wpg="http://schemas.microsoft.com/office/word/2010/wordprocessingGroup" xmlns:wpi="http://schemas.microsoft.com/office/word/2010/wordprocessingInk" xmlns:wne="http://schemas.microsoft.com/office/word/2006/wordml" xmlns:wps="http://schemas.microsoft.com/office/word/2010/wordprocessingShape" mc:Ignorable="w14 w15 w16se w16cid w16 w16cex w16sdtdh w16sdtfl w16du wp14">
   <w:body>
     <w:p>
       <w:pPr>
@@ -636,7 +636,21 @@
           <w:sz w:val="32"/>
           <w:szCs w:val="32"/>
         </w:rPr>
-        <w:t>→</w:t>
+        <w:t xml:space="preserve">→ </w:t>
+      </w:r>
+      <w:r>
+        <w:rPr>
+          <w:sz w:val="32"/>
+          <w:szCs w:val="32"/>
+        </w:rPr>
+        <w:t>Selenium WebDriver</w:t>
+      </w:r>
+      <w:r>
+        <w:rPr>
+          <w:sz w:val="32"/>
+          <w:szCs w:val="32"/>
+        </w:rPr>
+        <w:t xml:space="preserve"> </w:t>
       </w:r>
       <w:r>
         <w:rPr>
@@ -644,92 +658,29 @@
           <w:sz w:val="32"/>
           <w:szCs w:val="32"/>
         </w:rPr>
+        <w:t xml:space="preserve">→ </w:t>
+      </w:r>
+      <w:r>
+        <w:rPr>
+          <w:sz w:val="32"/>
+          <w:szCs w:val="32"/>
+        </w:rPr>
+        <w:t>Browser Driver(ChromeDriver)</w:t>
+      </w:r>
+      <w:r>
+        <w:rPr>
+          <w:sz w:val="32"/>
+          <w:szCs w:val="32"/>
+        </w:rPr>
         <w:t xml:space="preserve"> </w:t>
       </w:r>
       <w:r>
         <w:rPr>
-          <w:sz w:val="32"/>
-          <w:szCs w:val="32"/>
-        </w:rPr>
-        <w:t>Selenium WebDriver</w:t>
-      </w:r>
-      <w:r>
-        <w:rPr>
-          <w:sz w:val="32"/>
-          <w:szCs w:val="32"/>
-        </w:rPr>
-        <w:t xml:space="preserve"> </w:t>
-      </w:r>
-      <w:r>
-        <w:rPr>
           <w:rFonts w:cstheme="minorHAnsi"/>
           <w:sz w:val="32"/>
           <w:szCs w:val="32"/>
         </w:rPr>
-        <w:t>→</w:t>
-      </w:r>
-      <w:r>
-        <w:rPr>
-          <w:rFonts w:cstheme="minorHAnsi"/>
-          <w:sz w:val="32"/>
-          <w:szCs w:val="32"/>
-        </w:rPr>
-        <w:t xml:space="preserve"> </w:t>
-      </w:r>
-      <w:r>
-        <w:rPr>
-          <w:sz w:val="32"/>
-          <w:szCs w:val="32"/>
-        </w:rPr>
-        <w:t xml:space="preserve">Browser </w:t>
-      </w:r>
-      <w:proofErr w:type="gramStart"/>
-      <w:r>
-        <w:rPr>
-          <w:sz w:val="32"/>
-          <w:szCs w:val="32"/>
-        </w:rPr>
-        <w:t>Driver(</w:t>
-      </w:r>
-      <w:proofErr w:type="spellStart"/>
-      <w:proofErr w:type="gramEnd"/>
-      <w:r>
-        <w:rPr>
-          <w:sz w:val="32"/>
-          <w:szCs w:val="32"/>
-        </w:rPr>
-        <w:t>ChromeDriver</w:t>
-      </w:r>
-      <w:proofErr w:type="spellEnd"/>
-      <w:r>
-        <w:rPr>
-          <w:sz w:val="32"/>
-          <w:szCs w:val="32"/>
-        </w:rPr>
-        <w:t>)</w:t>
-      </w:r>
-      <w:r>
-        <w:rPr>
-          <w:sz w:val="32"/>
-          <w:szCs w:val="32"/>
-        </w:rPr>
-        <w:t xml:space="preserve"> </w:t>
-      </w:r>
-      <w:r>
-        <w:rPr>
-          <w:rFonts w:cstheme="minorHAnsi"/>
-          <w:sz w:val="32"/>
-          <w:szCs w:val="32"/>
-        </w:rPr>
-        <w:t>→</w:t>
-      </w:r>
-      <w:r>
-        <w:rPr>
-          <w:rFonts w:cstheme="minorHAnsi"/>
-          <w:sz w:val="32"/>
-          <w:szCs w:val="32"/>
-        </w:rPr>
-        <w:t xml:space="preserve"> </w:t>
+        <w:t xml:space="preserve">→ </w:t>
       </w:r>
       <w:r>
         <w:rPr>
@@ -768,67 +719,34 @@
           <w:sz w:val="32"/>
           <w:szCs w:val="32"/>
         </w:rPr>
-        <w:t xml:space="preserve">WebDriver driver = new </w:t>
-      </w:r>
-      <w:proofErr w:type="spellStart"/>
-      <w:proofErr w:type="gramStart"/>
-      <w:r>
-        <w:rPr>
-          <w:sz w:val="32"/>
-          <w:szCs w:val="32"/>
-        </w:rPr>
-        <w:t>ChromeDriver</w:t>
-      </w:r>
-      <w:proofErr w:type="spellEnd"/>
-      <w:r>
-        <w:rPr>
-          <w:sz w:val="32"/>
-          <w:szCs w:val="32"/>
-        </w:rPr>
-        <w:t>(</w:t>
-      </w:r>
-      <w:proofErr w:type="gramEnd"/>
-      <w:r>
-        <w:rPr>
-          <w:sz w:val="32"/>
-          <w:szCs w:val="32"/>
-        </w:rPr>
-        <w:t>);</w:t>
-      </w:r>
-    </w:p>
-    <w:p>
-      <w:pPr>
-        <w:rPr>
-          <w:sz w:val="32"/>
-          <w:szCs w:val="32"/>
-        </w:rPr>
-      </w:pPr>
-      <w:proofErr w:type="spellStart"/>
-      <w:r>
-        <w:rPr>
-          <w:sz w:val="32"/>
-          <w:szCs w:val="32"/>
-        </w:rPr>
-        <w:t>driver.get</w:t>
-      </w:r>
-      <w:proofErr w:type="spellEnd"/>
-      <w:r>
-        <w:rPr>
-          <w:sz w:val="32"/>
-          <w:szCs w:val="32"/>
-        </w:rPr>
-        <w:t>("https://google.com");</w:t>
-      </w:r>
-    </w:p>
-    <w:p>
-      <w:pPr>
-        <w:rPr>
-          <w:sz w:val="32"/>
-          <w:szCs w:val="32"/>
-        </w:rPr>
-      </w:pPr>
-      <w:r>
-        <w:rPr>
+        <w:t>WebDriver driver = new ChromeDriver();</w:t>
+      </w:r>
+    </w:p>
+    <w:p>
+      <w:pPr>
+        <w:rPr>
+          <w:sz w:val="32"/>
+          <w:szCs w:val="32"/>
+        </w:rPr>
+      </w:pPr>
+      <w:r>
+        <w:rPr>
+          <w:sz w:val="32"/>
+          <w:szCs w:val="32"/>
+        </w:rPr>
+        <w:t>driver.get("https://google.com");</w:t>
+      </w:r>
+    </w:p>
+    <w:p>
+      <w:pPr>
+        <w:rPr>
+          <w:sz w:val="32"/>
+          <w:szCs w:val="32"/>
+        </w:rPr>
+      </w:pPr>
+      <w:r>
+        <w:rPr>
+          <w:noProof/>
           <w:sz w:val="32"/>
           <w:szCs w:val="32"/>
         </w:rPr>
@@ -890,6 +808,7 @@
         <w:rPr>
           <w:b/>
           <w:bCs/>
+          <w:noProof/>
           <w:sz w:val="32"/>
           <w:szCs w:val="32"/>
         </w:rPr>
@@ -941,6 +860,7 @@
         <w:rPr>
           <w:b/>
           <w:bCs/>
+          <w:noProof/>
           <w:sz w:val="32"/>
           <w:szCs w:val="32"/>
         </w:rPr>
@@ -998,23 +918,12 @@
         </w:rPr>
         <w:t xml:space="preserve">Close All Browser Windows - </w:t>
       </w:r>
-      <w:proofErr w:type="spellStart"/>
-      <w:proofErr w:type="gramStart"/>
-      <w:r>
-        <w:rPr>
-          <w:sz w:val="32"/>
-          <w:szCs w:val="32"/>
-        </w:rPr>
-        <w:t>driver.quit</w:t>
-      </w:r>
-      <w:proofErr w:type="spellEnd"/>
-      <w:proofErr w:type="gramEnd"/>
-      <w:r>
-        <w:rPr>
-          <w:sz w:val="32"/>
-          <w:szCs w:val="32"/>
-        </w:rPr>
-        <w:t>();</w:t>
+      <w:r>
+        <w:rPr>
+          <w:sz w:val="32"/>
+          <w:szCs w:val="32"/>
+        </w:rPr>
+        <w:t>driver.quit();</w:t>
       </w:r>
     </w:p>
     <w:p>
@@ -1076,7 +985,6 @@
           <w:szCs w:val="32"/>
         </w:rPr>
       </w:pPr>
-      <w:proofErr w:type="gramStart"/>
       <w:r>
         <w:rPr>
           <w:b/>
@@ -1091,33 +999,7 @@
           <w:sz w:val="32"/>
           <w:szCs w:val="32"/>
         </w:rPr>
-        <w:t xml:space="preserve">  -</w:t>
-      </w:r>
-      <w:proofErr w:type="gramEnd"/>
-      <w:r>
-        <w:rPr>
-          <w:sz w:val="32"/>
-          <w:szCs w:val="32"/>
-        </w:rPr>
-        <w:t xml:space="preserve"> </w:t>
-      </w:r>
-      <w:proofErr w:type="spellStart"/>
-      <w:proofErr w:type="gramStart"/>
-      <w:r>
-        <w:rPr>
-          <w:sz w:val="32"/>
-          <w:szCs w:val="32"/>
-        </w:rPr>
-        <w:t>driver.findElement</w:t>
-      </w:r>
-      <w:proofErr w:type="spellEnd"/>
-      <w:proofErr w:type="gramEnd"/>
-      <w:r>
-        <w:rPr>
-          <w:sz w:val="32"/>
-          <w:szCs w:val="32"/>
-        </w:rPr>
-        <w:t>(By.id("username"));</w:t>
+        <w:t xml:space="preserve">  - driver.findElement(By.id("username"));</w:t>
       </w:r>
     </w:p>
     <w:p>
@@ -1142,23 +1024,12 @@
         </w:rPr>
         <w:t>Name -</w:t>
       </w:r>
-      <w:proofErr w:type="spellStart"/>
-      <w:proofErr w:type="gramStart"/>
-      <w:r>
-        <w:rPr>
-          <w:sz w:val="32"/>
-          <w:szCs w:val="32"/>
-        </w:rPr>
-        <w:t>driver.findElement</w:t>
-      </w:r>
-      <w:proofErr w:type="spellEnd"/>
-      <w:proofErr w:type="gramEnd"/>
-      <w:r>
-        <w:rPr>
-          <w:sz w:val="32"/>
-          <w:szCs w:val="32"/>
-        </w:rPr>
-        <w:t>(By.name("email"));</w:t>
+      <w:r>
+        <w:rPr>
+          <w:sz w:val="32"/>
+          <w:szCs w:val="32"/>
+        </w:rPr>
+        <w:t>driver.findElement(By.name("email"));</w:t>
       </w:r>
     </w:p>
     <w:p>
@@ -1183,41 +1054,12 @@
         </w:rPr>
         <w:t>Class Name -</w:t>
       </w:r>
-      <w:proofErr w:type="spellStart"/>
-      <w:proofErr w:type="gramStart"/>
-      <w:r>
-        <w:rPr>
-          <w:sz w:val="32"/>
-          <w:szCs w:val="32"/>
-        </w:rPr>
-        <w:t>driver.findElement</w:t>
-      </w:r>
-      <w:proofErr w:type="spellEnd"/>
-      <w:proofErr w:type="gramEnd"/>
-      <w:r>
-        <w:rPr>
-          <w:sz w:val="32"/>
-          <w:szCs w:val="32"/>
-        </w:rPr>
-        <w:t>(</w:t>
-      </w:r>
-      <w:proofErr w:type="spellStart"/>
-      <w:proofErr w:type="gramStart"/>
-      <w:r>
-        <w:rPr>
-          <w:sz w:val="32"/>
-          <w:szCs w:val="32"/>
-        </w:rPr>
-        <w:t>By.className</w:t>
-      </w:r>
-      <w:proofErr w:type="spellEnd"/>
-      <w:proofErr w:type="gramEnd"/>
-      <w:r>
-        <w:rPr>
-          <w:sz w:val="32"/>
-          <w:szCs w:val="32"/>
-        </w:rPr>
-        <w:t>("login"));</w:t>
+      <w:r>
+        <w:rPr>
+          <w:sz w:val="32"/>
+          <w:szCs w:val="32"/>
+        </w:rPr>
+        <w:t>driver.findElement(By.className("login"));</w:t>
       </w:r>
     </w:p>
     <w:p>
@@ -1242,41 +1084,12 @@
         </w:rPr>
         <w:t xml:space="preserve">Tag Name - </w:t>
       </w:r>
-      <w:proofErr w:type="spellStart"/>
-      <w:proofErr w:type="gramStart"/>
-      <w:r>
-        <w:rPr>
-          <w:sz w:val="32"/>
-          <w:szCs w:val="32"/>
-        </w:rPr>
-        <w:t>driver.findElement</w:t>
-      </w:r>
-      <w:proofErr w:type="spellEnd"/>
-      <w:proofErr w:type="gramEnd"/>
-      <w:r>
-        <w:rPr>
-          <w:sz w:val="32"/>
-          <w:szCs w:val="32"/>
-        </w:rPr>
-        <w:t>(</w:t>
-      </w:r>
-      <w:proofErr w:type="spellStart"/>
-      <w:proofErr w:type="gramStart"/>
-      <w:r>
-        <w:rPr>
-          <w:sz w:val="32"/>
-          <w:szCs w:val="32"/>
-        </w:rPr>
-        <w:t>By.tagName</w:t>
-      </w:r>
-      <w:proofErr w:type="spellEnd"/>
-      <w:proofErr w:type="gramEnd"/>
-      <w:r>
-        <w:rPr>
-          <w:sz w:val="32"/>
-          <w:szCs w:val="32"/>
-        </w:rPr>
-        <w:t>("input"));</w:t>
+      <w:r>
+        <w:rPr>
+          <w:sz w:val="32"/>
+          <w:szCs w:val="32"/>
+        </w:rPr>
+        <w:t>driver.findElement(By.tagName("input"));</w:t>
       </w:r>
     </w:p>
     <w:p>
@@ -1301,41 +1114,12 @@
         </w:rPr>
         <w:t xml:space="preserve">Link Text- </w:t>
       </w:r>
-      <w:proofErr w:type="spellStart"/>
-      <w:proofErr w:type="gramStart"/>
-      <w:r>
-        <w:rPr>
-          <w:sz w:val="32"/>
-          <w:szCs w:val="32"/>
-        </w:rPr>
-        <w:t>driver.findElement</w:t>
-      </w:r>
-      <w:proofErr w:type="spellEnd"/>
-      <w:proofErr w:type="gramEnd"/>
-      <w:r>
-        <w:rPr>
-          <w:sz w:val="32"/>
-          <w:szCs w:val="32"/>
-        </w:rPr>
-        <w:t>(</w:t>
-      </w:r>
-      <w:proofErr w:type="spellStart"/>
-      <w:proofErr w:type="gramStart"/>
-      <w:r>
-        <w:rPr>
-          <w:sz w:val="32"/>
-          <w:szCs w:val="32"/>
-        </w:rPr>
-        <w:t>By.linkText</w:t>
-      </w:r>
-      <w:proofErr w:type="spellEnd"/>
-      <w:proofErr w:type="gramEnd"/>
-      <w:r>
-        <w:rPr>
-          <w:sz w:val="32"/>
-          <w:szCs w:val="32"/>
-        </w:rPr>
-        <w:t>("Login"));</w:t>
+      <w:r>
+        <w:rPr>
+          <w:sz w:val="32"/>
+          <w:szCs w:val="32"/>
+        </w:rPr>
+        <w:t>driver.findElement(By.linkText("Login"));</w:t>
       </w:r>
     </w:p>
     <w:p>
@@ -1360,41 +1144,12 @@
         </w:rPr>
         <w:t xml:space="preserve">Partial Link Text- </w:t>
       </w:r>
-      <w:proofErr w:type="spellStart"/>
-      <w:proofErr w:type="gramStart"/>
-      <w:r>
-        <w:rPr>
-          <w:sz w:val="32"/>
-          <w:szCs w:val="32"/>
-        </w:rPr>
-        <w:t>driver.findElement</w:t>
-      </w:r>
-      <w:proofErr w:type="spellEnd"/>
-      <w:proofErr w:type="gramEnd"/>
-      <w:r>
-        <w:rPr>
-          <w:sz w:val="32"/>
-          <w:szCs w:val="32"/>
-        </w:rPr>
-        <w:t>(</w:t>
-      </w:r>
-      <w:proofErr w:type="spellStart"/>
-      <w:proofErr w:type="gramStart"/>
-      <w:r>
-        <w:rPr>
-          <w:sz w:val="32"/>
-          <w:szCs w:val="32"/>
-        </w:rPr>
-        <w:t>By.partialLinkText</w:t>
-      </w:r>
-      <w:proofErr w:type="spellEnd"/>
-      <w:proofErr w:type="gramEnd"/>
-      <w:r>
-        <w:rPr>
-          <w:sz w:val="32"/>
-          <w:szCs w:val="32"/>
-        </w:rPr>
-        <w:t>("Log"));</w:t>
+      <w:r>
+        <w:rPr>
+          <w:sz w:val="32"/>
+          <w:szCs w:val="32"/>
+        </w:rPr>
+        <w:t>driver.findElement(By.partialLinkText("Log"));</w:t>
       </w:r>
     </w:p>
     <w:p>
@@ -1417,66 +1172,14 @@
           <w:sz w:val="32"/>
           <w:szCs w:val="32"/>
         </w:rPr>
-        <w:t xml:space="preserve">CSS Selector </w:t>
-      </w:r>
-      <w:proofErr w:type="gramStart"/>
-      <w:r>
-        <w:rPr>
-          <w:b/>
-          <w:bCs/>
-          <w:sz w:val="32"/>
-          <w:szCs w:val="32"/>
-        </w:rPr>
-        <w:t xml:space="preserve">-  </w:t>
-      </w:r>
-      <w:proofErr w:type="spellStart"/>
-      <w:r>
-        <w:rPr>
-          <w:sz w:val="32"/>
-          <w:szCs w:val="32"/>
-        </w:rPr>
-        <w:t>driver</w:t>
-      </w:r>
-      <w:proofErr w:type="gramEnd"/>
-      <w:r>
-        <w:rPr>
-          <w:sz w:val="32"/>
-          <w:szCs w:val="32"/>
-        </w:rPr>
-        <w:t>.</w:t>
-      </w:r>
-      <w:proofErr w:type="gramStart"/>
-      <w:r>
-        <w:rPr>
-          <w:sz w:val="32"/>
-          <w:szCs w:val="32"/>
-        </w:rPr>
-        <w:t>findElement</w:t>
-      </w:r>
-      <w:proofErr w:type="spellEnd"/>
-      <w:r>
-        <w:rPr>
-          <w:sz w:val="32"/>
-          <w:szCs w:val="32"/>
-        </w:rPr>
-        <w:t>(</w:t>
-      </w:r>
-      <w:proofErr w:type="spellStart"/>
-      <w:r>
-        <w:rPr>
-          <w:sz w:val="32"/>
-          <w:szCs w:val="32"/>
-        </w:rPr>
-        <w:t>By.cssSelector</w:t>
-      </w:r>
-      <w:proofErr w:type="spellEnd"/>
-      <w:proofErr w:type="gramEnd"/>
-      <w:r>
-        <w:rPr>
-          <w:sz w:val="32"/>
-          <w:szCs w:val="32"/>
-        </w:rPr>
-        <w:t>("#username"));</w:t>
+        <w:t xml:space="preserve">CSS Selector -  </w:t>
+      </w:r>
+      <w:r>
+        <w:rPr>
+          <w:sz w:val="32"/>
+          <w:szCs w:val="32"/>
+        </w:rPr>
+        <w:t>driver.findElement(By.cssSelector("#username"));</w:t>
       </w:r>
     </w:p>
     <w:p>
@@ -1501,41 +1204,12 @@
         </w:rPr>
         <w:t xml:space="preserve">XPath - </w:t>
       </w:r>
-      <w:proofErr w:type="spellStart"/>
-      <w:proofErr w:type="gramStart"/>
-      <w:r>
-        <w:rPr>
-          <w:sz w:val="32"/>
-          <w:szCs w:val="32"/>
-        </w:rPr>
-        <w:t>driver.findElement</w:t>
-      </w:r>
-      <w:proofErr w:type="spellEnd"/>
-      <w:proofErr w:type="gramEnd"/>
-      <w:r>
-        <w:rPr>
-          <w:sz w:val="32"/>
-          <w:szCs w:val="32"/>
-        </w:rPr>
-        <w:t>(</w:t>
-      </w:r>
-      <w:proofErr w:type="spellStart"/>
-      <w:proofErr w:type="gramStart"/>
-      <w:r>
-        <w:rPr>
-          <w:sz w:val="32"/>
-          <w:szCs w:val="32"/>
-        </w:rPr>
-        <w:t>By.xpath</w:t>
-      </w:r>
-      <w:proofErr w:type="spellEnd"/>
-      <w:proofErr w:type="gramEnd"/>
-      <w:r>
-        <w:rPr>
-          <w:sz w:val="32"/>
-          <w:szCs w:val="32"/>
-        </w:rPr>
-        <w:t>("//input[@id='username']"));</w:t>
+      <w:r>
+        <w:rPr>
+          <w:sz w:val="32"/>
+          <w:szCs w:val="32"/>
+        </w:rPr>
+        <w:t>driver.findElement(By.xpath("//input[@id='username']"));</w:t>
       </w:r>
     </w:p>
     <w:p>
@@ -1567,27 +1241,7 @@
           <w:sz w:val="32"/>
           <w:szCs w:val="32"/>
         </w:rPr>
-        <w:t xml:space="preserve">8. </w:t>
-      </w:r>
-      <w:proofErr w:type="spellStart"/>
-      <w:r>
-        <w:rPr>
-          <w:b/>
-          <w:bCs/>
-          <w:sz w:val="32"/>
-          <w:szCs w:val="32"/>
-        </w:rPr>
-        <w:t>WebElement</w:t>
-      </w:r>
-      <w:proofErr w:type="spellEnd"/>
-      <w:r>
-        <w:rPr>
-          <w:b/>
-          <w:bCs/>
-          <w:sz w:val="32"/>
-          <w:szCs w:val="32"/>
-        </w:rPr>
-        <w:t xml:space="preserve"> Commands</w:t>
+        <w:t>8. WebElement Commands</w:t>
       </w:r>
     </w:p>
     <w:p>
@@ -1612,48 +1266,12 @@
         </w:rPr>
         <w:t>Enter Text-</w:t>
       </w:r>
-      <w:proofErr w:type="spellStart"/>
-      <w:proofErr w:type="gramStart"/>
-      <w:r>
-        <w:rPr>
-          <w:sz w:val="32"/>
-          <w:szCs w:val="32"/>
-        </w:rPr>
-        <w:t>driver.findElement</w:t>
-      </w:r>
-      <w:proofErr w:type="spellEnd"/>
-      <w:proofErr w:type="gramEnd"/>
-      <w:r>
-        <w:rPr>
-          <w:sz w:val="32"/>
-          <w:szCs w:val="32"/>
-        </w:rPr>
-        <w:t>(By.id("username")</w:t>
-      </w:r>
-      <w:proofErr w:type="gramStart"/>
-      <w:r>
-        <w:rPr>
-          <w:sz w:val="32"/>
-          <w:szCs w:val="32"/>
-        </w:rPr>
-        <w:t>).</w:t>
-      </w:r>
-      <w:proofErr w:type="spellStart"/>
-      <w:r>
-        <w:rPr>
-          <w:sz w:val="32"/>
-          <w:szCs w:val="32"/>
-        </w:rPr>
-        <w:t>sendKeys</w:t>
-      </w:r>
-      <w:proofErr w:type="spellEnd"/>
-      <w:proofErr w:type="gramEnd"/>
-      <w:r>
-        <w:rPr>
-          <w:sz w:val="32"/>
-          <w:szCs w:val="32"/>
-        </w:rPr>
-        <w:t>("Admin");</w:t>
+      <w:r>
+        <w:rPr>
+          <w:sz w:val="32"/>
+          <w:szCs w:val="32"/>
+        </w:rPr>
+        <w:t>driver.findElement(By.id("username")).sendKeys("Admin");</w:t>
       </w:r>
     </w:p>
     <w:p>
@@ -1678,55 +1296,12 @@
         </w:rPr>
         <w:t xml:space="preserve">Click - </w:t>
       </w:r>
-      <w:proofErr w:type="spellStart"/>
-      <w:proofErr w:type="gramStart"/>
-      <w:r>
-        <w:rPr>
-          <w:sz w:val="32"/>
-          <w:szCs w:val="32"/>
-        </w:rPr>
-        <w:t>driver.findElement</w:t>
-      </w:r>
-      <w:proofErr w:type="spellEnd"/>
-      <w:proofErr w:type="gramEnd"/>
-      <w:r>
-        <w:rPr>
-          <w:sz w:val="32"/>
-          <w:szCs w:val="32"/>
-        </w:rPr>
-        <w:t>(By.id("</w:t>
-      </w:r>
-      <w:proofErr w:type="spellStart"/>
-      <w:r>
-        <w:rPr>
-          <w:sz w:val="32"/>
-          <w:szCs w:val="32"/>
-        </w:rPr>
-        <w:t>loginBtn</w:t>
-      </w:r>
-      <w:proofErr w:type="spellEnd"/>
-      <w:r>
-        <w:rPr>
-          <w:sz w:val="32"/>
-          <w:szCs w:val="32"/>
-        </w:rPr>
-        <w:t>")</w:t>
-      </w:r>
-      <w:proofErr w:type="gramStart"/>
-      <w:r>
-        <w:rPr>
-          <w:sz w:val="32"/>
-          <w:szCs w:val="32"/>
-        </w:rPr>
-        <w:t>).click</w:t>
-      </w:r>
-      <w:proofErr w:type="gramEnd"/>
-      <w:r>
-        <w:rPr>
-          <w:sz w:val="32"/>
-          <w:szCs w:val="32"/>
-        </w:rPr>
-        <w:t>();</w:t>
+      <w:r>
+        <w:rPr>
+          <w:sz w:val="32"/>
+          <w:szCs w:val="32"/>
+        </w:rPr>
+        <w:t>driver.findElement(By.id("loginBtn")).click();</w:t>
       </w:r>
     </w:p>
     <w:p>
@@ -1751,39 +1326,12 @@
         </w:rPr>
         <w:t xml:space="preserve">Clear Text- </w:t>
       </w:r>
-      <w:proofErr w:type="spellStart"/>
-      <w:proofErr w:type="gramStart"/>
-      <w:r>
-        <w:rPr>
-          <w:sz w:val="32"/>
-          <w:szCs w:val="32"/>
-        </w:rPr>
-        <w:t>driver.findElement</w:t>
-      </w:r>
-      <w:proofErr w:type="spellEnd"/>
-      <w:proofErr w:type="gramEnd"/>
-      <w:r>
-        <w:rPr>
-          <w:sz w:val="32"/>
-          <w:szCs w:val="32"/>
-        </w:rPr>
-        <w:t>(By.id("username")</w:t>
-      </w:r>
-      <w:proofErr w:type="gramStart"/>
-      <w:r>
-        <w:rPr>
-          <w:sz w:val="32"/>
-          <w:szCs w:val="32"/>
-        </w:rPr>
-        <w:t>).clear</w:t>
-      </w:r>
-      <w:proofErr w:type="gramEnd"/>
-      <w:r>
-        <w:rPr>
-          <w:sz w:val="32"/>
-          <w:szCs w:val="32"/>
-        </w:rPr>
-        <w:t>();</w:t>
+      <w:r>
+        <w:rPr>
+          <w:sz w:val="32"/>
+          <w:szCs w:val="32"/>
+        </w:rPr>
+        <w:t>driver.findElement(By.id("username")).clear();</w:t>
       </w:r>
     </w:p>
     <w:p>
@@ -1808,78 +1356,12 @@
         </w:rPr>
         <w:t xml:space="preserve">Get Text- String text = </w:t>
       </w:r>
-      <w:proofErr w:type="spellStart"/>
-      <w:proofErr w:type="gramStart"/>
-      <w:r>
-        <w:rPr>
-          <w:b/>
-          <w:bCs/>
-          <w:sz w:val="32"/>
-          <w:szCs w:val="32"/>
-        </w:rPr>
-        <w:t>driver.findElement</w:t>
-      </w:r>
-      <w:proofErr w:type="spellEnd"/>
-      <w:proofErr w:type="gramEnd"/>
-      <w:r>
-        <w:rPr>
-          <w:b/>
-          <w:bCs/>
-          <w:sz w:val="32"/>
-          <w:szCs w:val="32"/>
-        </w:rPr>
-        <w:t>(By.id("</w:t>
-      </w:r>
-      <w:proofErr w:type="spellStart"/>
-      <w:r>
-        <w:rPr>
-          <w:b/>
-          <w:bCs/>
-          <w:sz w:val="32"/>
-          <w:szCs w:val="32"/>
-        </w:rPr>
-        <w:t>msg</w:t>
-      </w:r>
-      <w:proofErr w:type="spellEnd"/>
-      <w:r>
-        <w:rPr>
-          <w:b/>
-          <w:bCs/>
-          <w:sz w:val="32"/>
-          <w:szCs w:val="32"/>
-        </w:rPr>
-        <w:t>")</w:t>
-      </w:r>
-      <w:proofErr w:type="gramStart"/>
-      <w:r>
-        <w:rPr>
-          <w:b/>
-          <w:bCs/>
-          <w:sz w:val="32"/>
-          <w:szCs w:val="32"/>
-        </w:rPr>
-        <w:t>).</w:t>
-      </w:r>
-      <w:proofErr w:type="spellStart"/>
-      <w:r>
-        <w:rPr>
-          <w:b/>
-          <w:bCs/>
-          <w:sz w:val="32"/>
-          <w:szCs w:val="32"/>
-        </w:rPr>
-        <w:t>getText</w:t>
-      </w:r>
-      <w:proofErr w:type="spellEnd"/>
-      <w:proofErr w:type="gramEnd"/>
-      <w:r>
-        <w:rPr>
-          <w:b/>
-          <w:bCs/>
-          <w:sz w:val="32"/>
-          <w:szCs w:val="32"/>
-        </w:rPr>
-        <w:t>();</w:t>
+      <w:r>
+        <w:rPr>
+          <w:sz w:val="32"/>
+          <w:szCs w:val="32"/>
+        </w:rPr>
+        <w:t>driver.findElement(By.id("msg")).getText();</w:t>
       </w:r>
     </w:p>
     <w:p>
@@ -1934,43 +1416,14 @@
           <w:sz w:val="32"/>
           <w:szCs w:val="32"/>
         </w:rPr>
-        <w:t xml:space="preserve">Absolute </w:t>
-      </w:r>
-      <w:proofErr w:type="spellStart"/>
-      <w:r>
-        <w:rPr>
-          <w:b/>
-          <w:bCs/>
-          <w:sz w:val="32"/>
-          <w:szCs w:val="32"/>
-        </w:rPr>
-        <w:t>Xpath</w:t>
-      </w:r>
-      <w:proofErr w:type="spellEnd"/>
-      <w:proofErr w:type="gramStart"/>
-      <w:r>
-        <w:rPr>
-          <w:b/>
-          <w:bCs/>
-          <w:sz w:val="32"/>
-          <w:szCs w:val="32"/>
-        </w:rPr>
-        <w:t xml:space="preserve">-  </w:t>
-      </w:r>
-      <w:r>
-        <w:rPr>
-          <w:sz w:val="32"/>
-          <w:szCs w:val="32"/>
-        </w:rPr>
-        <w:t>/</w:t>
-      </w:r>
-      <w:proofErr w:type="gramEnd"/>
-      <w:r>
-        <w:rPr>
-          <w:sz w:val="32"/>
-          <w:szCs w:val="32"/>
-        </w:rPr>
-        <w:t>html/body/div/input - Not recommended.</w:t>
+        <w:t xml:space="preserve">Absolute Xpath-  </w:t>
+      </w:r>
+      <w:r>
+        <w:rPr>
+          <w:sz w:val="32"/>
+          <w:szCs w:val="32"/>
+        </w:rPr>
+        <w:t>/html/body/div/input - Not recommended.</w:t>
       </w:r>
     </w:p>
     <w:p>
@@ -1994,38 +1447,7 @@
           <w:szCs w:val="32"/>
         </w:rPr>
         <w:lastRenderedPageBreak/>
-        <w:t xml:space="preserve">Relative </w:t>
-      </w:r>
-      <w:proofErr w:type="spellStart"/>
-      <w:proofErr w:type="gramStart"/>
-      <w:r>
-        <w:rPr>
-          <w:b/>
-          <w:bCs/>
-          <w:sz w:val="32"/>
-          <w:szCs w:val="32"/>
-        </w:rPr>
-        <w:t>Xpath</w:t>
-      </w:r>
-      <w:proofErr w:type="spellEnd"/>
-      <w:r>
-        <w:rPr>
-          <w:b/>
-          <w:bCs/>
-          <w:sz w:val="32"/>
-          <w:szCs w:val="32"/>
-        </w:rPr>
-        <w:t xml:space="preserve">  -</w:t>
-      </w:r>
-      <w:proofErr w:type="gramEnd"/>
-      <w:r>
-        <w:rPr>
-          <w:b/>
-          <w:bCs/>
-          <w:sz w:val="32"/>
-          <w:szCs w:val="32"/>
-        </w:rPr>
-        <w:t xml:space="preserve"> </w:t>
+        <w:t xml:space="preserve">Relative Xpath  - </w:t>
       </w:r>
       <w:r>
         <w:rPr>
@@ -2067,32 +1489,14 @@
           <w:sz w:val="32"/>
           <w:szCs w:val="32"/>
         </w:rPr>
-        <w:t>Contains</w:t>
-      </w:r>
-      <w:proofErr w:type="gramStart"/>
-      <w:r>
-        <w:rPr>
-          <w:b/>
-          <w:bCs/>
-          <w:sz w:val="32"/>
-          <w:szCs w:val="32"/>
-        </w:rPr>
-        <w:t xml:space="preserve">-  </w:t>
-      </w:r>
-      <w:r>
-        <w:rPr>
-          <w:sz w:val="32"/>
-          <w:szCs w:val="32"/>
-        </w:rPr>
-        <w:t>/</w:t>
-      </w:r>
-      <w:proofErr w:type="gramEnd"/>
-      <w:r>
-        <w:rPr>
-          <w:sz w:val="32"/>
-          <w:szCs w:val="32"/>
-        </w:rPr>
-        <w:t>/input[contains(@id,'user')]</w:t>
+        <w:t xml:space="preserve">Contains-  </w:t>
+      </w:r>
+      <w:r>
+        <w:rPr>
+          <w:sz w:val="32"/>
+          <w:szCs w:val="32"/>
+        </w:rPr>
+        <w:t>//input[contains(@id,'user')]</w:t>
       </w:r>
     </w:p>
     <w:p>
@@ -2122,15 +1526,13 @@
         </w:rPr>
         <w:t>//button[text</w:t>
       </w:r>
-      <w:proofErr w:type="gramStart"/>
-      <w:r>
-        <w:rPr>
-          <w:sz w:val="32"/>
-          <w:szCs w:val="32"/>
-        </w:rPr>
-        <w:t>()=</w:t>
-      </w:r>
-      <w:proofErr w:type="gramEnd"/>
+      <w:r>
+        <w:rPr>
+          <w:sz w:val="32"/>
+          <w:szCs w:val="32"/>
+        </w:rPr>
+        <w:t>() =</w:t>
+      </w:r>
       <w:r>
         <w:rPr>
           <w:sz w:val="32"/>
@@ -2157,15 +1559,13 @@
         </w:rPr>
         <w:t>Starts-</w:t>
       </w:r>
-      <w:proofErr w:type="gramStart"/>
-      <w:r>
-        <w:rPr>
-          <w:sz w:val="32"/>
-          <w:szCs w:val="32"/>
-        </w:rPr>
-        <w:t>With  -</w:t>
-      </w:r>
-      <w:proofErr w:type="gramEnd"/>
+      <w:r>
+        <w:rPr>
+          <w:sz w:val="32"/>
+          <w:szCs w:val="32"/>
+        </w:rPr>
+        <w:t>With -</w:t>
+      </w:r>
       <w:r>
         <w:rPr>
           <w:sz w:val="32"/>
@@ -2209,32 +1609,14 @@
           <w:sz w:val="32"/>
           <w:szCs w:val="32"/>
         </w:rPr>
-        <w:t xml:space="preserve">By ID </w:t>
-      </w:r>
-      <w:proofErr w:type="gramStart"/>
-      <w:r>
-        <w:rPr>
-          <w:b/>
-          <w:bCs/>
-          <w:sz w:val="32"/>
-          <w:szCs w:val="32"/>
-        </w:rPr>
-        <w:t xml:space="preserve">-  </w:t>
-      </w:r>
-      <w:r>
-        <w:rPr>
-          <w:sz w:val="32"/>
-          <w:szCs w:val="32"/>
-        </w:rPr>
-        <w:t>#</w:t>
-      </w:r>
-      <w:proofErr w:type="gramEnd"/>
-      <w:r>
-        <w:rPr>
-          <w:sz w:val="32"/>
-          <w:szCs w:val="32"/>
-        </w:rPr>
-        <w:t>username</w:t>
+        <w:t xml:space="preserve">By ID -  </w:t>
+      </w:r>
+      <w:r>
+        <w:rPr>
+          <w:sz w:val="32"/>
+          <w:szCs w:val="32"/>
+        </w:rPr>
+        <w:t>#username</w:t>
       </w:r>
     </w:p>
     <w:p>
@@ -2285,7 +1667,6 @@
         </w:rPr>
         <w:t xml:space="preserve">Tag and ID - </w:t>
       </w:r>
-      <w:proofErr w:type="spellStart"/>
       <w:r>
         <w:rPr>
           <w:sz w:val="32"/>
@@ -2293,7 +1674,6 @@
         </w:rPr>
         <w:t>input#username</w:t>
       </w:r>
-      <w:proofErr w:type="spellEnd"/>
     </w:p>
     <w:p>
       <w:pPr>
@@ -2306,25 +1686,14 @@
           <w:szCs w:val="32"/>
         </w:rPr>
       </w:pPr>
-      <w:proofErr w:type="gramStart"/>
-      <w:r>
-        <w:rPr>
-          <w:b/>
-          <w:bCs/>
-          <w:sz w:val="32"/>
-          <w:szCs w:val="32"/>
-        </w:rPr>
-        <w:t>Attribute  -</w:t>
-      </w:r>
-      <w:proofErr w:type="gramEnd"/>
-      <w:r>
-        <w:rPr>
-          <w:b/>
-          <w:bCs/>
-          <w:sz w:val="32"/>
-          <w:szCs w:val="32"/>
-        </w:rPr>
-        <w:t xml:space="preserve"> </w:t>
+      <w:r>
+        <w:rPr>
+          <w:b/>
+          <w:bCs/>
+          <w:sz w:val="32"/>
+          <w:szCs w:val="32"/>
+        </w:rPr>
+        <w:t xml:space="preserve">Attribute  - </w:t>
       </w:r>
       <w:r>
         <w:rPr>
@@ -2360,6 +1729,7 @@
         <w:rPr>
           <w:b/>
           <w:bCs/>
+          <w:noProof/>
           <w:sz w:val="32"/>
           <w:szCs w:val="32"/>
         </w:rPr>
@@ -2465,51 +1835,65 @@
           <w:sz w:val="32"/>
           <w:szCs w:val="32"/>
         </w:rPr>
-        <w:t>Select dropdown = new Select(</w:t>
-      </w:r>
-      <w:proofErr w:type="spellStart"/>
-      <w:proofErr w:type="gramStart"/>
-      <w:r>
-        <w:rPr>
-          <w:sz w:val="32"/>
-          <w:szCs w:val="32"/>
-        </w:rPr>
-        <w:t>driver.findElement</w:t>
-      </w:r>
-      <w:proofErr w:type="spellEnd"/>
-      <w:proofErr w:type="gramEnd"/>
-      <w:r>
-        <w:rPr>
-          <w:sz w:val="32"/>
-          <w:szCs w:val="32"/>
-        </w:rPr>
-        <w:t>(By.id("country"))); </w:t>
-      </w:r>
-    </w:p>
-    <w:p>
-      <w:pPr>
-        <w:rPr>
-          <w:sz w:val="32"/>
-          <w:szCs w:val="32"/>
-        </w:rPr>
-      </w:pPr>
-      <w:proofErr w:type="spellStart"/>
-      <w:proofErr w:type="gramStart"/>
-      <w:r>
-        <w:rPr>
-          <w:sz w:val="32"/>
-          <w:szCs w:val="32"/>
-        </w:rPr>
-        <w:t>dropdown.selectByVisibleText</w:t>
-      </w:r>
-      <w:proofErr w:type="spellEnd"/>
-      <w:proofErr w:type="gramEnd"/>
-      <w:r>
-        <w:rPr>
-          <w:sz w:val="32"/>
-          <w:szCs w:val="32"/>
-        </w:rPr>
-        <w:t>("India");</w:t>
+        <w:t>Select dropdown = new Select(driver.findElement(By.id("country"))); </w:t>
+      </w:r>
+    </w:p>
+    <w:p>
+      <w:pPr>
+        <w:rPr>
+          <w:sz w:val="32"/>
+          <w:szCs w:val="32"/>
+        </w:rPr>
+      </w:pPr>
+      <w:r>
+        <w:rPr>
+          <w:b/>
+          <w:bCs/>
+          <w:sz w:val="32"/>
+          <w:szCs w:val="32"/>
+        </w:rPr>
+        <w:t xml:space="preserve">                    </w:t>
+      </w:r>
+      <w:r>
+        <w:rPr>
+          <w:b/>
+          <w:bCs/>
+          <w:sz w:val="32"/>
+          <w:szCs w:val="32"/>
+        </w:rPr>
+        <w:t xml:space="preserve">Select by </w:t>
+      </w:r>
+      <w:r>
+        <w:rPr>
+          <w:b/>
+          <w:bCs/>
+          <w:sz w:val="32"/>
+          <w:szCs w:val="32"/>
+        </w:rPr>
+        <w:t>Text</w:t>
+      </w:r>
+      <w:r>
+        <w:rPr>
+          <w:b/>
+          <w:bCs/>
+          <w:sz w:val="32"/>
+          <w:szCs w:val="32"/>
+        </w:rPr>
+        <w:t>-</w:t>
+      </w:r>
+      <w:r>
+        <w:rPr>
+          <w:sz w:val="32"/>
+          <w:szCs w:val="32"/>
+        </w:rPr>
+        <w:t xml:space="preserve"> </w:t>
+      </w:r>
+      <w:r>
+        <w:rPr>
+          <w:sz w:val="32"/>
+          <w:szCs w:val="32"/>
+        </w:rPr>
+        <w:t>dropdown.selectByVisibleText("India");</w:t>
       </w:r>
     </w:p>
     <w:p>
@@ -2530,41 +1914,14 @@
           <w:sz w:val="32"/>
           <w:szCs w:val="32"/>
         </w:rPr>
-        <w:t>Select by Value</w:t>
-      </w:r>
-      <w:proofErr w:type="gramStart"/>
-      <w:r>
-        <w:rPr>
-          <w:b/>
-          <w:bCs/>
-          <w:sz w:val="32"/>
-          <w:szCs w:val="32"/>
-        </w:rPr>
-        <w:t xml:space="preserve">-  </w:t>
-      </w:r>
-      <w:proofErr w:type="spellStart"/>
-      <w:r>
-        <w:rPr>
-          <w:sz w:val="32"/>
-          <w:szCs w:val="32"/>
-        </w:rPr>
-        <w:t>dropdown</w:t>
-      </w:r>
-      <w:proofErr w:type="gramEnd"/>
-      <w:r>
-        <w:rPr>
-          <w:sz w:val="32"/>
-          <w:szCs w:val="32"/>
-        </w:rPr>
-        <w:t>.selectByValue</w:t>
-      </w:r>
-      <w:proofErr w:type="spellEnd"/>
-      <w:r>
-        <w:rPr>
-          <w:sz w:val="32"/>
-          <w:szCs w:val="32"/>
-        </w:rPr>
-        <w:t>("IN");</w:t>
+        <w:t xml:space="preserve">Select by Value-  </w:t>
+      </w:r>
+      <w:r>
+        <w:rPr>
+          <w:sz w:val="32"/>
+          <w:szCs w:val="32"/>
+        </w:rPr>
+        <w:t>dropdown.selectByValue("IN");</w:t>
       </w:r>
     </w:p>
     <w:p>
@@ -2585,57 +1942,14 @@
           <w:sz w:val="32"/>
           <w:szCs w:val="32"/>
         </w:rPr>
-        <w:t>Select by Index</w:t>
-      </w:r>
-      <w:proofErr w:type="gramStart"/>
-      <w:r>
-        <w:rPr>
-          <w:b/>
-          <w:bCs/>
-          <w:sz w:val="32"/>
-          <w:szCs w:val="32"/>
-        </w:rPr>
-        <w:t xml:space="preserve">-  </w:t>
-      </w:r>
-      <w:proofErr w:type="spellStart"/>
-      <w:r>
-        <w:rPr>
-          <w:sz w:val="32"/>
-          <w:szCs w:val="32"/>
-        </w:rPr>
-        <w:t>dropdown</w:t>
-      </w:r>
-      <w:proofErr w:type="gramEnd"/>
-      <w:r>
-        <w:rPr>
-          <w:sz w:val="32"/>
-          <w:szCs w:val="32"/>
-        </w:rPr>
-        <w:t>.</w:t>
-      </w:r>
-      <w:proofErr w:type="gramStart"/>
-      <w:r>
-        <w:rPr>
-          <w:sz w:val="32"/>
-          <w:szCs w:val="32"/>
-        </w:rPr>
-        <w:t>selectByIndex</w:t>
-      </w:r>
-      <w:proofErr w:type="spellEnd"/>
-      <w:r>
-        <w:rPr>
-          <w:sz w:val="32"/>
-          <w:szCs w:val="32"/>
-        </w:rPr>
-        <w:t>(</w:t>
-      </w:r>
-      <w:proofErr w:type="gramEnd"/>
-      <w:r>
-        <w:rPr>
-          <w:sz w:val="32"/>
-          <w:szCs w:val="32"/>
-        </w:rPr>
-        <w:t>1);</w:t>
+        <w:t xml:space="preserve">Select by Index-  </w:t>
+      </w:r>
+      <w:r>
+        <w:rPr>
+          <w:sz w:val="32"/>
+          <w:szCs w:val="32"/>
+        </w:rPr>
+        <w:t>dropdown.selectByIndex(1);</w:t>
       </w:r>
     </w:p>
     <w:p>
@@ -2668,27 +1982,7 @@
           <w:sz w:val="32"/>
           <w:szCs w:val="32"/>
         </w:rPr>
-        <w:t xml:space="preserve">13. </w:t>
-      </w:r>
-      <w:proofErr w:type="spellStart"/>
-      <w:r>
-        <w:rPr>
-          <w:b/>
-          <w:bCs/>
-          <w:sz w:val="32"/>
-          <w:szCs w:val="32"/>
-        </w:rPr>
-        <w:t>CheckBox</w:t>
-      </w:r>
-      <w:proofErr w:type="spellEnd"/>
-      <w:r>
-        <w:rPr>
-          <w:b/>
-          <w:bCs/>
-          <w:sz w:val="32"/>
-          <w:szCs w:val="32"/>
-        </w:rPr>
-        <w:t xml:space="preserve"> Handling</w:t>
+        <w:t>13. CheckBox Handling</w:t>
       </w:r>
     </w:p>
     <w:p>
@@ -2713,72 +2007,27 @@
           <w:szCs w:val="32"/>
         </w:rPr>
       </w:pPr>
-      <w:proofErr w:type="spellStart"/>
-      <w:r>
-        <w:rPr>
-          <w:sz w:val="32"/>
-          <w:szCs w:val="32"/>
-        </w:rPr>
-        <w:t>WebElement</w:t>
-      </w:r>
-      <w:proofErr w:type="spellEnd"/>
-      <w:r>
-        <w:rPr>
-          <w:sz w:val="32"/>
-          <w:szCs w:val="32"/>
-        </w:rPr>
-        <w:t xml:space="preserve"> checkbox = </w:t>
-      </w:r>
-      <w:proofErr w:type="spellStart"/>
-      <w:proofErr w:type="gramStart"/>
-      <w:r>
-        <w:rPr>
-          <w:sz w:val="32"/>
-          <w:szCs w:val="32"/>
-        </w:rPr>
-        <w:t>driver.findElement</w:t>
-      </w:r>
-      <w:proofErr w:type="spellEnd"/>
-      <w:proofErr w:type="gramEnd"/>
-      <w:r>
-        <w:rPr>
-          <w:sz w:val="32"/>
-          <w:szCs w:val="32"/>
-        </w:rPr>
-        <w:t>(By.id("agree"));</w:t>
-      </w:r>
-    </w:p>
-    <w:p>
-      <w:pPr>
-        <w:rPr>
-          <w:sz w:val="32"/>
-          <w:szCs w:val="32"/>
-        </w:rPr>
-      </w:pPr>
-      <w:r>
-        <w:rPr>
-          <w:sz w:val="32"/>
-          <w:szCs w:val="32"/>
-        </w:rPr>
-        <w:t> </w:t>
-      </w:r>
-      <w:proofErr w:type="spellStart"/>
-      <w:proofErr w:type="gramStart"/>
-      <w:r>
-        <w:rPr>
-          <w:sz w:val="32"/>
-          <w:szCs w:val="32"/>
-        </w:rPr>
-        <w:t>checkbox.click</w:t>
-      </w:r>
-      <w:proofErr w:type="spellEnd"/>
-      <w:proofErr w:type="gramEnd"/>
-      <w:r>
-        <w:rPr>
-          <w:sz w:val="32"/>
-          <w:szCs w:val="32"/>
-        </w:rPr>
-        <w:t>();</w:t>
+      <w:r>
+        <w:rPr>
+          <w:sz w:val="32"/>
+          <w:szCs w:val="32"/>
+        </w:rPr>
+        <w:t>WebElement checkbox = driver.findElement(By.id("agree"));</w:t>
+      </w:r>
+    </w:p>
+    <w:p>
+      <w:pPr>
+        <w:rPr>
+          <w:sz w:val="32"/>
+          <w:szCs w:val="32"/>
+        </w:rPr>
+      </w:pPr>
+      <w:r>
+        <w:rPr>
+          <w:sz w:val="32"/>
+          <w:szCs w:val="32"/>
+        </w:rPr>
+        <w:t> checkbox.click();</w:t>
       </w:r>
     </w:p>
     <w:p>
@@ -2801,39 +2050,12 @@
         </w:rPr>
         <w:t xml:space="preserve">Verify Selected - </w:t>
       </w:r>
-      <w:proofErr w:type="spellStart"/>
-      <w:r>
-        <w:rPr>
-          <w:sz w:val="32"/>
-          <w:szCs w:val="32"/>
-        </w:rPr>
-        <w:t>System.out.println</w:t>
-      </w:r>
-      <w:proofErr w:type="spellEnd"/>
-      <w:r>
-        <w:rPr>
-          <w:sz w:val="32"/>
-          <w:szCs w:val="32"/>
-        </w:rPr>
-        <w:t>(</w:t>
-      </w:r>
-      <w:proofErr w:type="spellStart"/>
-      <w:proofErr w:type="gramStart"/>
-      <w:r>
-        <w:rPr>
-          <w:sz w:val="32"/>
-          <w:szCs w:val="32"/>
-        </w:rPr>
-        <w:t>checkbox.isSelected</w:t>
-      </w:r>
-      <w:proofErr w:type="spellEnd"/>
-      <w:proofErr w:type="gramEnd"/>
-      <w:r>
-        <w:rPr>
-          <w:sz w:val="32"/>
-          <w:szCs w:val="32"/>
-        </w:rPr>
-        <w:t>());</w:t>
+      <w:r>
+        <w:rPr>
+          <w:sz w:val="32"/>
+          <w:szCs w:val="32"/>
+        </w:rPr>
+        <w:t>System.out.println(checkbox.isSelected());</w:t>
       </w:r>
     </w:p>
     <w:p>
@@ -2875,39 +2097,12 @@
           <w:szCs w:val="32"/>
         </w:rPr>
       </w:pPr>
-      <w:proofErr w:type="spellStart"/>
-      <w:proofErr w:type="gramStart"/>
-      <w:r>
-        <w:rPr>
-          <w:sz w:val="32"/>
-          <w:szCs w:val="32"/>
-        </w:rPr>
-        <w:t>driver.findElement</w:t>
-      </w:r>
-      <w:proofErr w:type="spellEnd"/>
-      <w:proofErr w:type="gramEnd"/>
-      <w:r>
-        <w:rPr>
-          <w:sz w:val="32"/>
-          <w:szCs w:val="32"/>
-        </w:rPr>
-        <w:t>(By.id("male")</w:t>
-      </w:r>
-      <w:proofErr w:type="gramStart"/>
-      <w:r>
-        <w:rPr>
-          <w:sz w:val="32"/>
-          <w:szCs w:val="32"/>
-        </w:rPr>
-        <w:t>).click</w:t>
-      </w:r>
-      <w:proofErr w:type="gramEnd"/>
-      <w:r>
-        <w:rPr>
-          <w:sz w:val="32"/>
-          <w:szCs w:val="32"/>
-        </w:rPr>
-        <w:t>();</w:t>
+      <w:r>
+        <w:rPr>
+          <w:sz w:val="32"/>
+          <w:szCs w:val="32"/>
+        </w:rPr>
+        <w:t>driver.findElement(By.id("male")).click();</w:t>
       </w:r>
     </w:p>
     <w:p>
@@ -2963,83 +2158,22 @@
           <w:sz w:val="32"/>
           <w:szCs w:val="32"/>
         </w:rPr>
-        <w:t xml:space="preserve">Alert </w:t>
-      </w:r>
-      <w:proofErr w:type="spellStart"/>
-      <w:r>
-        <w:rPr>
-          <w:sz w:val="32"/>
-          <w:szCs w:val="32"/>
-        </w:rPr>
-        <w:t>alert</w:t>
-      </w:r>
-      <w:proofErr w:type="spellEnd"/>
-      <w:r>
-        <w:rPr>
-          <w:sz w:val="32"/>
-          <w:szCs w:val="32"/>
-        </w:rPr>
-        <w:t xml:space="preserve"> = </w:t>
-      </w:r>
-      <w:proofErr w:type="spellStart"/>
-      <w:proofErr w:type="gramStart"/>
-      <w:r>
-        <w:rPr>
-          <w:sz w:val="32"/>
-          <w:szCs w:val="32"/>
-        </w:rPr>
-        <w:t>driver.switchTo</w:t>
-      </w:r>
-      <w:proofErr w:type="spellEnd"/>
-      <w:proofErr w:type="gramEnd"/>
-      <w:r>
-        <w:rPr>
-          <w:sz w:val="32"/>
-          <w:szCs w:val="32"/>
-        </w:rPr>
-        <w:t>(</w:t>
-      </w:r>
-      <w:proofErr w:type="gramStart"/>
-      <w:r>
-        <w:rPr>
-          <w:sz w:val="32"/>
-          <w:szCs w:val="32"/>
-        </w:rPr>
-        <w:t>).alert</w:t>
-      </w:r>
-      <w:proofErr w:type="gramEnd"/>
-      <w:r>
-        <w:rPr>
-          <w:sz w:val="32"/>
-          <w:szCs w:val="32"/>
-        </w:rPr>
-        <w:t>();</w:t>
-      </w:r>
-    </w:p>
-    <w:p>
-      <w:pPr>
-        <w:rPr>
-          <w:sz w:val="32"/>
-          <w:szCs w:val="32"/>
-        </w:rPr>
-      </w:pPr>
-      <w:proofErr w:type="spellStart"/>
-      <w:proofErr w:type="gramStart"/>
-      <w:r>
-        <w:rPr>
-          <w:sz w:val="32"/>
-          <w:szCs w:val="32"/>
-        </w:rPr>
-        <w:t>alert.accept</w:t>
-      </w:r>
-      <w:proofErr w:type="spellEnd"/>
-      <w:proofErr w:type="gramEnd"/>
-      <w:r>
-        <w:rPr>
-          <w:sz w:val="32"/>
-          <w:szCs w:val="32"/>
-        </w:rPr>
-        <w:t>();</w:t>
+        <w:t>Alert alert = driver.switchTo().alert();</w:t>
+      </w:r>
+    </w:p>
+    <w:p>
+      <w:pPr>
+        <w:rPr>
+          <w:sz w:val="32"/>
+          <w:szCs w:val="32"/>
+        </w:rPr>
+      </w:pPr>
+      <w:r>
+        <w:rPr>
+          <w:sz w:val="32"/>
+          <w:szCs w:val="32"/>
+        </w:rPr>
+        <w:t>alert.accept();</w:t>
       </w:r>
     </w:p>
     <w:p>
@@ -3058,23 +2192,12 @@
         </w:rPr>
         <w:t xml:space="preserve">15.2-Dismiss Alert- </w:t>
       </w:r>
-      <w:proofErr w:type="spellStart"/>
-      <w:proofErr w:type="gramStart"/>
-      <w:r>
-        <w:rPr>
-          <w:sz w:val="32"/>
-          <w:szCs w:val="32"/>
-        </w:rPr>
-        <w:t>alert.dismiss</w:t>
-      </w:r>
-      <w:proofErr w:type="spellEnd"/>
-      <w:proofErr w:type="gramEnd"/>
-      <w:r>
-        <w:rPr>
-          <w:sz w:val="32"/>
-          <w:szCs w:val="32"/>
-        </w:rPr>
-        <w:t>();</w:t>
+      <w:r>
+        <w:rPr>
+          <w:sz w:val="32"/>
+          <w:szCs w:val="32"/>
+        </w:rPr>
+        <w:t>alert.dismiss();</w:t>
       </w:r>
     </w:p>
     <w:p>
@@ -3098,41 +2221,7 @@
           <w:sz w:val="32"/>
           <w:szCs w:val="32"/>
         </w:rPr>
-        <w:t xml:space="preserve">String </w:t>
-      </w:r>
-      <w:proofErr w:type="spellStart"/>
-      <w:r>
-        <w:rPr>
-          <w:sz w:val="32"/>
-          <w:szCs w:val="32"/>
-        </w:rPr>
-        <w:t>msg</w:t>
-      </w:r>
-      <w:proofErr w:type="spellEnd"/>
-      <w:r>
-        <w:rPr>
-          <w:sz w:val="32"/>
-          <w:szCs w:val="32"/>
-        </w:rPr>
-        <w:t xml:space="preserve"> = </w:t>
-      </w:r>
-      <w:proofErr w:type="spellStart"/>
-      <w:proofErr w:type="gramStart"/>
-      <w:r>
-        <w:rPr>
-          <w:sz w:val="32"/>
-          <w:szCs w:val="32"/>
-        </w:rPr>
-        <w:t>alert.getText</w:t>
-      </w:r>
-      <w:proofErr w:type="spellEnd"/>
-      <w:proofErr w:type="gramEnd"/>
-      <w:r>
-        <w:rPr>
-          <w:sz w:val="32"/>
-          <w:szCs w:val="32"/>
-        </w:rPr>
-        <w:t>();</w:t>
+        <w:t>String msg = alert.getText();</w:t>
       </w:r>
     </w:p>
     <w:p>
@@ -3151,23 +2240,12 @@
         </w:rPr>
         <w:t xml:space="preserve">15.4-Enter Text - </w:t>
       </w:r>
-      <w:proofErr w:type="spellStart"/>
-      <w:proofErr w:type="gramStart"/>
-      <w:r>
-        <w:rPr>
-          <w:sz w:val="32"/>
-          <w:szCs w:val="32"/>
-        </w:rPr>
-        <w:t>alert.sendKeys</w:t>
-      </w:r>
-      <w:proofErr w:type="spellEnd"/>
-      <w:proofErr w:type="gramEnd"/>
-      <w:r>
-        <w:rPr>
-          <w:sz w:val="32"/>
-          <w:szCs w:val="32"/>
-        </w:rPr>
-        <w:t>("Hello");</w:t>
+      <w:r>
+        <w:rPr>
+          <w:sz w:val="32"/>
+          <w:szCs w:val="32"/>
+        </w:rPr>
+        <w:t>alert.sendKeys("Hello");</w:t>
       </w:r>
     </w:p>
     <w:p>
@@ -3220,57 +2298,14 @@
           <w:sz w:val="32"/>
           <w:szCs w:val="32"/>
         </w:rPr>
-        <w:t>Switch to Frame</w:t>
-      </w:r>
-      <w:proofErr w:type="gramStart"/>
-      <w:r>
-        <w:rPr>
-          <w:b/>
-          <w:bCs/>
-          <w:sz w:val="32"/>
-          <w:szCs w:val="32"/>
-        </w:rPr>
-        <w:t xml:space="preserve">-  </w:t>
-      </w:r>
-      <w:proofErr w:type="spellStart"/>
-      <w:r>
-        <w:rPr>
-          <w:sz w:val="32"/>
-          <w:szCs w:val="32"/>
-        </w:rPr>
-        <w:t>driver</w:t>
-      </w:r>
-      <w:proofErr w:type="gramEnd"/>
-      <w:r>
-        <w:rPr>
-          <w:sz w:val="32"/>
-          <w:szCs w:val="32"/>
-        </w:rPr>
-        <w:t>.switchTo</w:t>
-      </w:r>
-      <w:proofErr w:type="spellEnd"/>
-      <w:r>
-        <w:rPr>
-          <w:sz w:val="32"/>
-          <w:szCs w:val="32"/>
-        </w:rPr>
-        <w:t>(</w:t>
-      </w:r>
-      <w:proofErr w:type="gramStart"/>
-      <w:r>
-        <w:rPr>
-          <w:sz w:val="32"/>
-          <w:szCs w:val="32"/>
-        </w:rPr>
-        <w:t>).frame</w:t>
-      </w:r>
-      <w:proofErr w:type="gramEnd"/>
-      <w:r>
-        <w:rPr>
-          <w:sz w:val="32"/>
-          <w:szCs w:val="32"/>
-        </w:rPr>
-        <w:t>("frame1");</w:t>
+        <w:t xml:space="preserve">Switch to Frame-  </w:t>
+      </w:r>
+      <w:r>
+        <w:rPr>
+          <w:sz w:val="32"/>
+          <w:szCs w:val="32"/>
+        </w:rPr>
+        <w:t>driver.switchTo().frame("frame1");</w:t>
       </w:r>
     </w:p>
     <w:p>
@@ -3293,48 +2328,12 @@
         </w:rPr>
         <w:t xml:space="preserve">Back to Main Page - </w:t>
       </w:r>
-      <w:proofErr w:type="spellStart"/>
-      <w:proofErr w:type="gramStart"/>
-      <w:r>
-        <w:rPr>
-          <w:sz w:val="32"/>
-          <w:szCs w:val="32"/>
-        </w:rPr>
-        <w:t>driver.switchTo</w:t>
-      </w:r>
-      <w:proofErr w:type="spellEnd"/>
-      <w:proofErr w:type="gramEnd"/>
-      <w:r>
-        <w:rPr>
-          <w:sz w:val="32"/>
-          <w:szCs w:val="32"/>
-        </w:rPr>
-        <w:t>(</w:t>
-      </w:r>
-      <w:proofErr w:type="gramStart"/>
-      <w:r>
-        <w:rPr>
-          <w:sz w:val="32"/>
-          <w:szCs w:val="32"/>
-        </w:rPr>
-        <w:t>).</w:t>
-      </w:r>
-      <w:proofErr w:type="spellStart"/>
-      <w:r>
-        <w:rPr>
-          <w:sz w:val="32"/>
-          <w:szCs w:val="32"/>
-        </w:rPr>
-        <w:t>defaultContent</w:t>
-      </w:r>
-      <w:proofErr w:type="spellEnd"/>
-      <w:proofErr w:type="gramEnd"/>
-      <w:r>
-        <w:rPr>
-          <w:sz w:val="32"/>
-          <w:szCs w:val="32"/>
-        </w:rPr>
-        <w:t>();</w:t>
+      <w:r>
+        <w:rPr>
+          <w:sz w:val="32"/>
+          <w:szCs w:val="32"/>
+        </w:rPr>
+        <w:t>driver.switchTo().defaultContent();</w:t>
       </w:r>
     </w:p>
     <w:p>
@@ -3365,6 +2364,7 @@
         <w:rPr>
           <w:b/>
           <w:bCs/>
+          <w:noProof/>
           <w:sz w:val="32"/>
           <w:szCs w:val="32"/>
         </w:rPr>
@@ -3422,9 +2422,28 @@
         </w:rPr>
         <w:t>18. Mouse Actions</w:t>
       </w:r>
-    </w:p>
-    <w:p>
-      <w:pPr>
+      <w:r>
+        <w:rPr>
+          <w:b/>
+          <w:bCs/>
+          <w:sz w:val="32"/>
+          <w:szCs w:val="32"/>
+        </w:rPr>
+        <w:t xml:space="preserve">- Using </w:t>
+      </w:r>
+      <w:r>
+        <w:rPr>
+          <w:b/>
+          <w:bCs/>
+          <w:sz w:val="32"/>
+          <w:szCs w:val="32"/>
+        </w:rPr>
+        <w:t>Actions class</w:t>
+      </w:r>
+    </w:p>
+    <w:p>
+      <w:pPr>
+        <w:ind w:left="1440"/>
         <w:rPr>
           <w:sz w:val="32"/>
           <w:szCs w:val="32"/>
@@ -3458,39 +2477,12 @@
         </w:rPr>
         <w:t xml:space="preserve">Mouse Hover - </w:t>
       </w:r>
-      <w:proofErr w:type="spellStart"/>
-      <w:proofErr w:type="gramStart"/>
-      <w:r>
-        <w:rPr>
-          <w:sz w:val="32"/>
-          <w:szCs w:val="32"/>
-        </w:rPr>
-        <w:t>act.moveToElement</w:t>
-      </w:r>
-      <w:proofErr w:type="spellEnd"/>
-      <w:proofErr w:type="gramEnd"/>
-      <w:r>
-        <w:rPr>
-          <w:sz w:val="32"/>
-          <w:szCs w:val="32"/>
-        </w:rPr>
-        <w:t>(element</w:t>
-      </w:r>
-      <w:proofErr w:type="gramStart"/>
-      <w:r>
-        <w:rPr>
-          <w:sz w:val="32"/>
-          <w:szCs w:val="32"/>
-        </w:rPr>
-        <w:t>).perform</w:t>
-      </w:r>
-      <w:proofErr w:type="gramEnd"/>
-      <w:r>
-        <w:rPr>
-          <w:sz w:val="32"/>
-          <w:szCs w:val="32"/>
-        </w:rPr>
-        <w:t>();</w:t>
+      <w:r>
+        <w:rPr>
+          <w:sz w:val="32"/>
+          <w:szCs w:val="32"/>
+        </w:rPr>
+        <w:t>act.moveToElement(element).perform();</w:t>
       </w:r>
     </w:p>
     <w:p>
@@ -3513,39 +2505,12 @@
         </w:rPr>
         <w:t>Right Click -</w:t>
       </w:r>
-      <w:proofErr w:type="spellStart"/>
-      <w:proofErr w:type="gramStart"/>
-      <w:r>
-        <w:rPr>
-          <w:sz w:val="32"/>
-          <w:szCs w:val="32"/>
-        </w:rPr>
-        <w:t>act.contextClick</w:t>
-      </w:r>
-      <w:proofErr w:type="spellEnd"/>
-      <w:proofErr w:type="gramEnd"/>
-      <w:r>
-        <w:rPr>
-          <w:sz w:val="32"/>
-          <w:szCs w:val="32"/>
-        </w:rPr>
-        <w:t>(element</w:t>
-      </w:r>
-      <w:proofErr w:type="gramStart"/>
-      <w:r>
-        <w:rPr>
-          <w:sz w:val="32"/>
-          <w:szCs w:val="32"/>
-        </w:rPr>
-        <w:t>).perform</w:t>
-      </w:r>
-      <w:proofErr w:type="gramEnd"/>
-      <w:r>
-        <w:rPr>
-          <w:sz w:val="32"/>
-          <w:szCs w:val="32"/>
-        </w:rPr>
-        <w:t>();</w:t>
+      <w:r>
+        <w:rPr>
+          <w:sz w:val="32"/>
+          <w:szCs w:val="32"/>
+        </w:rPr>
+        <w:t>act.contextClick(element).perform();</w:t>
       </w:r>
     </w:p>
     <w:p>
@@ -3568,39 +2533,12 @@
         </w:rPr>
         <w:t xml:space="preserve">Double Click - </w:t>
       </w:r>
-      <w:proofErr w:type="spellStart"/>
-      <w:proofErr w:type="gramStart"/>
-      <w:r>
-        <w:rPr>
-          <w:sz w:val="32"/>
-          <w:szCs w:val="32"/>
-        </w:rPr>
-        <w:t>act.doubleClick</w:t>
-      </w:r>
-      <w:proofErr w:type="spellEnd"/>
-      <w:proofErr w:type="gramEnd"/>
-      <w:r>
-        <w:rPr>
-          <w:sz w:val="32"/>
-          <w:szCs w:val="32"/>
-        </w:rPr>
-        <w:t>(element</w:t>
-      </w:r>
-      <w:proofErr w:type="gramStart"/>
-      <w:r>
-        <w:rPr>
-          <w:sz w:val="32"/>
-          <w:szCs w:val="32"/>
-        </w:rPr>
-        <w:t>).perform</w:t>
-      </w:r>
-      <w:proofErr w:type="gramEnd"/>
-      <w:r>
-        <w:rPr>
-          <w:sz w:val="32"/>
-          <w:szCs w:val="32"/>
-        </w:rPr>
-        <w:t>();</w:t>
+      <w:r>
+        <w:rPr>
+          <w:sz w:val="32"/>
+          <w:szCs w:val="32"/>
+        </w:rPr>
+        <w:t>act.doubleClick(element).perform();</w:t>
       </w:r>
     </w:p>
     <w:p>
@@ -3628,41 +2566,7 @@
           <w:sz w:val="32"/>
           <w:szCs w:val="32"/>
         </w:rPr>
-        <w:t xml:space="preserve"> - </w:t>
-      </w:r>
-      <w:proofErr w:type="spellStart"/>
-      <w:proofErr w:type="gramStart"/>
-      <w:r>
-        <w:rPr>
-          <w:sz w:val="32"/>
-          <w:szCs w:val="32"/>
-        </w:rPr>
-        <w:t>act.dragAndDrop</w:t>
-      </w:r>
-      <w:proofErr w:type="spellEnd"/>
-      <w:proofErr w:type="gramEnd"/>
-      <w:r>
-        <w:rPr>
-          <w:sz w:val="32"/>
-          <w:szCs w:val="32"/>
-        </w:rPr>
-        <w:t>(source, target</w:t>
-      </w:r>
-      <w:proofErr w:type="gramStart"/>
-      <w:r>
-        <w:rPr>
-          <w:sz w:val="32"/>
-          <w:szCs w:val="32"/>
-        </w:rPr>
-        <w:t>).perform</w:t>
-      </w:r>
-      <w:proofErr w:type="gramEnd"/>
-      <w:r>
-        <w:rPr>
-          <w:sz w:val="32"/>
-          <w:szCs w:val="32"/>
-        </w:rPr>
-        <w:t>();</w:t>
+        <w:t xml:space="preserve"> - act.dragAndDrop(source, target).perform();</w:t>
       </w:r>
     </w:p>
     <w:p>
@@ -3719,69 +2623,12 @@
           <w:szCs w:val="32"/>
         </w:rPr>
       </w:pPr>
-      <w:proofErr w:type="gramStart"/>
-      <w:r>
-        <w:rPr>
-          <w:sz w:val="32"/>
-          <w:szCs w:val="32"/>
-        </w:rPr>
-        <w:t>act.keyDown</w:t>
-      </w:r>
-      <w:proofErr w:type="gramEnd"/>
-      <w:r>
-        <w:rPr>
-          <w:sz w:val="32"/>
-          <w:szCs w:val="32"/>
-        </w:rPr>
-        <w:t>(Keys.CONTROL</w:t>
-      </w:r>
-      <w:proofErr w:type="gramStart"/>
-      <w:r>
-        <w:rPr>
-          <w:sz w:val="32"/>
-          <w:szCs w:val="32"/>
-        </w:rPr>
-        <w:t>).sendKeys</w:t>
-      </w:r>
-      <w:proofErr w:type="gramEnd"/>
-      <w:r>
-        <w:rPr>
-          <w:sz w:val="32"/>
-          <w:szCs w:val="32"/>
-        </w:rPr>
-        <w:t>("a"</w:t>
-      </w:r>
-      <w:proofErr w:type="gramStart"/>
-      <w:r>
-        <w:rPr>
-          <w:sz w:val="32"/>
-          <w:szCs w:val="32"/>
-        </w:rPr>
-        <w:t>).keyUp</w:t>
-      </w:r>
-      <w:proofErr w:type="gramEnd"/>
-      <w:r>
-        <w:rPr>
-          <w:sz w:val="32"/>
-          <w:szCs w:val="32"/>
-        </w:rPr>
-        <w:t>(Keys.CONTROL</w:t>
-      </w:r>
-      <w:proofErr w:type="gramStart"/>
-      <w:r>
-        <w:rPr>
-          <w:sz w:val="32"/>
-          <w:szCs w:val="32"/>
-        </w:rPr>
-        <w:t>).perform</w:t>
-      </w:r>
-      <w:proofErr w:type="gramEnd"/>
-      <w:r>
-        <w:rPr>
-          <w:sz w:val="32"/>
-          <w:szCs w:val="32"/>
-        </w:rPr>
-        <w:t>();</w:t>
+      <w:r>
+        <w:rPr>
+          <w:sz w:val="32"/>
+          <w:szCs w:val="32"/>
+        </w:rPr>
+        <w:t>act.keyDown(Keys.CONTROL).sendKeys("a").keyUp(Keys.CONTROL).perform();</w:t>
       </w:r>
     </w:p>
     <w:p>
@@ -3823,63 +2670,28 @@
           <w:szCs w:val="32"/>
         </w:rPr>
       </w:pPr>
-      <w:proofErr w:type="spellStart"/>
       <w:r>
         <w:rPr>
           <w:sz w:val="32"/>
           <w:szCs w:val="32"/>
         </w:rPr>
         <w:lastRenderedPageBreak/>
-        <w:t>JavascriptExecutor</w:t>
-      </w:r>
-      <w:proofErr w:type="spellEnd"/>
-      <w:r>
-        <w:rPr>
-          <w:sz w:val="32"/>
-          <w:szCs w:val="32"/>
-        </w:rPr>
-        <w:t xml:space="preserve"> </w:t>
-      </w:r>
-      <w:proofErr w:type="spellStart"/>
-      <w:r>
-        <w:rPr>
-          <w:sz w:val="32"/>
-          <w:szCs w:val="32"/>
-        </w:rPr>
-        <w:t>js</w:t>
-      </w:r>
-      <w:proofErr w:type="spellEnd"/>
-      <w:r>
-        <w:rPr>
-          <w:sz w:val="32"/>
-          <w:szCs w:val="32"/>
-        </w:rPr>
-        <w:t xml:space="preserve"> </w:t>
-      </w:r>
-      <w:proofErr w:type="gramStart"/>
-      <w:r>
-        <w:rPr>
-          <w:sz w:val="32"/>
-          <w:szCs w:val="32"/>
-        </w:rPr>
-        <w:t>=  (</w:t>
-      </w:r>
-      <w:proofErr w:type="spellStart"/>
-      <w:proofErr w:type="gramEnd"/>
-      <w:r>
-        <w:rPr>
-          <w:sz w:val="32"/>
-          <w:szCs w:val="32"/>
-        </w:rPr>
-        <w:t>JavascriptExecutor</w:t>
-      </w:r>
-      <w:proofErr w:type="spellEnd"/>
-      <w:r>
-        <w:rPr>
-          <w:sz w:val="32"/>
-          <w:szCs w:val="32"/>
-        </w:rPr>
-        <w:t>)driver;</w:t>
+        <w:t>JavascriptExecutor js =  (JavascriptExecutor)driver;</w:t>
+      </w:r>
+    </w:p>
+    <w:p>
+      <w:pPr>
+        <w:rPr>
+          <w:sz w:val="32"/>
+          <w:szCs w:val="32"/>
+        </w:rPr>
+      </w:pPr>
+      <w:r>
+        <w:rPr>
+          <w:sz w:val="32"/>
+          <w:szCs w:val="32"/>
+        </w:rPr>
+        <w:t> js.executeScript("window.scrollBy(0,500)");</w:t>
       </w:r>
     </w:p>
     <w:p>
@@ -3896,41 +2708,52 @@
         </w:rPr>
         <w:t> </w:t>
       </w:r>
-      <w:proofErr w:type="spellStart"/>
-      <w:proofErr w:type="gramStart"/>
-      <w:r>
-        <w:rPr>
-          <w:sz w:val="32"/>
-          <w:szCs w:val="32"/>
-        </w:rPr>
-        <w:t>js.executeScript</w:t>
-      </w:r>
-      <w:proofErr w:type="spellEnd"/>
-      <w:proofErr w:type="gramEnd"/>
-      <w:r>
-        <w:rPr>
-          <w:sz w:val="32"/>
-          <w:szCs w:val="32"/>
-        </w:rPr>
-        <w:t>("</w:t>
-      </w:r>
-      <w:proofErr w:type="spellStart"/>
-      <w:proofErr w:type="gramStart"/>
-      <w:r>
-        <w:rPr>
-          <w:sz w:val="32"/>
-          <w:szCs w:val="32"/>
-        </w:rPr>
-        <w:t>window.scrollBy</w:t>
-      </w:r>
-      <w:proofErr w:type="spellEnd"/>
-      <w:proofErr w:type="gramEnd"/>
-      <w:r>
-        <w:rPr>
-          <w:sz w:val="32"/>
-          <w:szCs w:val="32"/>
-        </w:rPr>
-        <w:t>(0,500)");</w:t>
+    </w:p>
+    <w:p>
+      <w:pPr>
+        <w:rPr>
+          <w:sz w:val="32"/>
+          <w:szCs w:val="32"/>
+        </w:rPr>
+      </w:pPr>
+      <w:r>
+        <w:rPr>
+          <w:b/>
+          <w:bCs/>
+          <w:sz w:val="32"/>
+          <w:szCs w:val="32"/>
+        </w:rPr>
+        <w:t>21. Screenshot</w:t>
+      </w:r>
+    </w:p>
+    <w:p>
+      <w:pPr>
+        <w:rPr>
+          <w:sz w:val="32"/>
+          <w:szCs w:val="32"/>
+        </w:rPr>
+      </w:pPr>
+      <w:r>
+        <w:rPr>
+          <w:sz w:val="32"/>
+          <w:szCs w:val="32"/>
+        </w:rPr>
+        <w:t>TakesScreenshot ts = (TakesScreenshot)driver;</w:t>
+      </w:r>
+    </w:p>
+    <w:p>
+      <w:pPr>
+        <w:rPr>
+          <w:sz w:val="32"/>
+          <w:szCs w:val="32"/>
+        </w:rPr>
+      </w:pPr>
+      <w:r>
+        <w:rPr>
+          <w:sz w:val="32"/>
+          <w:szCs w:val="32"/>
+        </w:rPr>
+        <w:t> File src = ts.getScreenshotAs(OutputType.FILE);</w:t>
       </w:r>
     </w:p>
     <w:p>
@@ -3962,103 +2785,22 @@
           <w:sz w:val="32"/>
           <w:szCs w:val="32"/>
         </w:rPr>
-        <w:t>21. Screenshot</w:t>
-      </w:r>
-    </w:p>
-    <w:p>
-      <w:pPr>
-        <w:rPr>
-          <w:sz w:val="32"/>
-          <w:szCs w:val="32"/>
-        </w:rPr>
-      </w:pPr>
-      <w:r>
-        <w:rPr>
-          <w:sz w:val="32"/>
-          <w:szCs w:val="32"/>
-        </w:rPr>
-        <w:t xml:space="preserve">TakesScreenshot </w:t>
-      </w:r>
-      <w:proofErr w:type="spellStart"/>
-      <w:r>
-        <w:rPr>
-          <w:sz w:val="32"/>
-          <w:szCs w:val="32"/>
-        </w:rPr>
-        <w:t>ts</w:t>
-      </w:r>
-      <w:proofErr w:type="spellEnd"/>
-      <w:r>
-        <w:rPr>
-          <w:sz w:val="32"/>
-          <w:szCs w:val="32"/>
-        </w:rPr>
-        <w:t xml:space="preserve"> = (TakesScreenshot)driver;</w:t>
-      </w:r>
-    </w:p>
-    <w:p>
-      <w:pPr>
-        <w:rPr>
-          <w:sz w:val="32"/>
-          <w:szCs w:val="32"/>
-        </w:rPr>
-      </w:pPr>
-      <w:r>
-        <w:rPr>
-          <w:sz w:val="32"/>
-          <w:szCs w:val="32"/>
-        </w:rPr>
-        <w:t xml:space="preserve"> File </w:t>
-      </w:r>
-      <w:proofErr w:type="spellStart"/>
-      <w:r>
-        <w:rPr>
-          <w:sz w:val="32"/>
-          <w:szCs w:val="32"/>
-        </w:rPr>
-        <w:t>src</w:t>
-      </w:r>
-      <w:proofErr w:type="spellEnd"/>
-      <w:r>
-        <w:rPr>
-          <w:sz w:val="32"/>
-          <w:szCs w:val="32"/>
-        </w:rPr>
-        <w:t xml:space="preserve"> = </w:t>
-      </w:r>
-      <w:proofErr w:type="spellStart"/>
-      <w:proofErr w:type="gramStart"/>
-      <w:r>
-        <w:rPr>
-          <w:sz w:val="32"/>
-          <w:szCs w:val="32"/>
-        </w:rPr>
-        <w:t>ts.getScreenshotAs</w:t>
-      </w:r>
-      <w:proofErr w:type="spellEnd"/>
-      <w:proofErr w:type="gramEnd"/>
-      <w:r>
-        <w:rPr>
-          <w:sz w:val="32"/>
-          <w:szCs w:val="32"/>
-        </w:rPr>
-        <w:t>(</w:t>
-      </w:r>
-      <w:proofErr w:type="spellStart"/>
-      <w:r>
-        <w:rPr>
-          <w:sz w:val="32"/>
-          <w:szCs w:val="32"/>
-        </w:rPr>
-        <w:t>OutputType.FILE</w:t>
-      </w:r>
-      <w:proofErr w:type="spellEnd"/>
-      <w:r>
-        <w:rPr>
-          <w:sz w:val="32"/>
-          <w:szCs w:val="32"/>
-        </w:rPr>
-        <w:t>);</w:t>
+        <w:t>22. Upload File</w:t>
+      </w:r>
+    </w:p>
+    <w:p>
+      <w:pPr>
+        <w:rPr>
+          <w:sz w:val="32"/>
+          <w:szCs w:val="32"/>
+        </w:rPr>
+      </w:pPr>
+      <w:r>
+        <w:rPr>
+          <w:sz w:val="32"/>
+          <w:szCs w:val="32"/>
+        </w:rPr>
+        <w:t>driver.findElement(By.id("upload")).sendKeys("C:\\file.txt");</w:t>
       </w:r>
     </w:p>
     <w:p>
@@ -4090,58 +2832,22 @@
           <w:sz w:val="32"/>
           <w:szCs w:val="32"/>
         </w:rPr>
-        <w:t>22. Upload File</w:t>
-      </w:r>
-    </w:p>
-    <w:p>
-      <w:pPr>
-        <w:rPr>
-          <w:sz w:val="32"/>
-          <w:szCs w:val="32"/>
-        </w:rPr>
-      </w:pPr>
-      <w:proofErr w:type="spellStart"/>
-      <w:proofErr w:type="gramStart"/>
-      <w:r>
-        <w:rPr>
-          <w:sz w:val="32"/>
-          <w:szCs w:val="32"/>
-        </w:rPr>
-        <w:t>driver.findElement</w:t>
-      </w:r>
-      <w:proofErr w:type="spellEnd"/>
-      <w:proofErr w:type="gramEnd"/>
-      <w:r>
-        <w:rPr>
-          <w:sz w:val="32"/>
-          <w:szCs w:val="32"/>
-        </w:rPr>
-        <w:t>(By.id("upload")</w:t>
-      </w:r>
-      <w:proofErr w:type="gramStart"/>
-      <w:r>
-        <w:rPr>
-          <w:sz w:val="32"/>
-          <w:szCs w:val="32"/>
-        </w:rPr>
-        <w:t>).</w:t>
-      </w:r>
-      <w:proofErr w:type="spellStart"/>
-      <w:r>
-        <w:rPr>
-          <w:sz w:val="32"/>
-          <w:szCs w:val="32"/>
-        </w:rPr>
-        <w:t>sendKeys</w:t>
-      </w:r>
-      <w:proofErr w:type="spellEnd"/>
-      <w:proofErr w:type="gramEnd"/>
-      <w:r>
-        <w:rPr>
-          <w:sz w:val="32"/>
-          <w:szCs w:val="32"/>
-        </w:rPr>
-        <w:t>("C:\\file.txt");</w:t>
+        <w:t>23. Download File</w:t>
+      </w:r>
+    </w:p>
+    <w:p>
+      <w:pPr>
+        <w:rPr>
+          <w:sz w:val="32"/>
+          <w:szCs w:val="32"/>
+        </w:rPr>
+      </w:pPr>
+      <w:r>
+        <w:rPr>
+          <w:sz w:val="32"/>
+          <w:szCs w:val="32"/>
+        </w:rPr>
+        <w:t>Usually handled using browser settings.</w:t>
       </w:r>
     </w:p>
     <w:p>
@@ -4170,53 +2876,7 @@
         <w:rPr>
           <w:b/>
           <w:bCs/>
-          <w:sz w:val="32"/>
-          <w:szCs w:val="32"/>
-        </w:rPr>
-        <w:t>23. Download File</w:t>
-      </w:r>
-    </w:p>
-    <w:p>
-      <w:pPr>
-        <w:rPr>
-          <w:sz w:val="32"/>
-          <w:szCs w:val="32"/>
-        </w:rPr>
-      </w:pPr>
-      <w:r>
-        <w:rPr>
-          <w:sz w:val="32"/>
-          <w:szCs w:val="32"/>
-        </w:rPr>
-        <w:t>Usually handled using browser settings.</w:t>
-      </w:r>
-    </w:p>
-    <w:p>
-      <w:pPr>
-        <w:rPr>
-          <w:sz w:val="32"/>
-          <w:szCs w:val="32"/>
-        </w:rPr>
-      </w:pPr>
-      <w:r>
-        <w:rPr>
-          <w:sz w:val="32"/>
-          <w:szCs w:val="32"/>
-        </w:rPr>
-        <w:t> </w:t>
-      </w:r>
-    </w:p>
-    <w:p>
-      <w:pPr>
-        <w:rPr>
-          <w:sz w:val="32"/>
-          <w:szCs w:val="32"/>
-        </w:rPr>
-      </w:pPr>
-      <w:r>
-        <w:rPr>
-          <w:b/>
-          <w:bCs/>
+          <w:noProof/>
           <w:sz w:val="32"/>
           <w:szCs w:val="32"/>
         </w:rPr>
@@ -4508,6 +3168,7 @@
         <w:rPr>
           <w:b/>
           <w:bCs/>
+          <w:noProof/>
           <w:sz w:val="32"/>
           <w:szCs w:val="32"/>
         </w:rPr>
@@ -4549,6 +3210,7 @@
       </w:r>
       <w:r>
         <w:rPr>
+          <w:noProof/>
           <w:sz w:val="32"/>
           <w:szCs w:val="32"/>
         </w:rPr>
@@ -4607,6 +3269,7 @@
         <w:rPr>
           <w:b/>
           <w:bCs/>
+          <w:noProof/>
           <w:sz w:val="32"/>
           <w:szCs w:val="32"/>
         </w:rPr>
@@ -4682,6 +3345,7 @@
         <w:rPr>
           <w:b/>
           <w:bCs/>
+          <w:noProof/>
           <w:sz w:val="32"/>
           <w:szCs w:val="32"/>
         </w:rPr>
@@ -4851,95 +3515,37 @@
           <w:sz w:val="32"/>
           <w:szCs w:val="32"/>
         </w:rPr>
-        <w:t xml:space="preserve">4. Difference between </w:t>
-      </w:r>
-      <w:proofErr w:type="gramStart"/>
-      <w:r>
-        <w:rPr>
-          <w:b/>
-          <w:bCs/>
-          <w:sz w:val="32"/>
-          <w:szCs w:val="32"/>
-        </w:rPr>
-        <w:t>close(</w:t>
-      </w:r>
-      <w:proofErr w:type="gramEnd"/>
-      <w:r>
-        <w:rPr>
-          <w:b/>
-          <w:bCs/>
-          <w:sz w:val="32"/>
-          <w:szCs w:val="32"/>
-        </w:rPr>
-        <w:t xml:space="preserve">) and </w:t>
-      </w:r>
-      <w:proofErr w:type="gramStart"/>
-      <w:r>
-        <w:rPr>
-          <w:b/>
-          <w:bCs/>
-          <w:sz w:val="32"/>
-          <w:szCs w:val="32"/>
-        </w:rPr>
-        <w:t>quit(</w:t>
-      </w:r>
-      <w:proofErr w:type="gramEnd"/>
-      <w:r>
-        <w:rPr>
-          <w:b/>
-          <w:bCs/>
-          <w:sz w:val="32"/>
-          <w:szCs w:val="32"/>
-        </w:rPr>
-        <w:t>)?</w:t>
-      </w:r>
-    </w:p>
-    <w:p>
-      <w:pPr>
-        <w:rPr>
-          <w:sz w:val="32"/>
-          <w:szCs w:val="32"/>
-        </w:rPr>
-      </w:pPr>
-      <w:proofErr w:type="gramStart"/>
-      <w:r>
-        <w:rPr>
-          <w:sz w:val="32"/>
-          <w:szCs w:val="32"/>
-        </w:rPr>
-        <w:t>close(</w:t>
-      </w:r>
-      <w:proofErr w:type="gramEnd"/>
-      <w:r>
-        <w:rPr>
-          <w:sz w:val="32"/>
-          <w:szCs w:val="32"/>
-        </w:rPr>
-        <w:t>) - Closes current browser</w:t>
-      </w:r>
-    </w:p>
-    <w:p>
-      <w:pPr>
-        <w:rPr>
-          <w:sz w:val="32"/>
-          <w:szCs w:val="32"/>
-        </w:rPr>
-      </w:pPr>
-      <w:proofErr w:type="gramStart"/>
-      <w:r>
-        <w:rPr>
-          <w:sz w:val="32"/>
-          <w:szCs w:val="32"/>
-        </w:rPr>
-        <w:t>quit(</w:t>
-      </w:r>
-      <w:proofErr w:type="gramEnd"/>
-      <w:r>
-        <w:rPr>
-          <w:sz w:val="32"/>
-          <w:szCs w:val="32"/>
-        </w:rPr>
-        <w:t>) - Closes all browser windows</w:t>
+        <w:t>4. Difference between close() and quit()?</w:t>
+      </w:r>
+    </w:p>
+    <w:p>
+      <w:pPr>
+        <w:rPr>
+          <w:sz w:val="32"/>
+          <w:szCs w:val="32"/>
+        </w:rPr>
+      </w:pPr>
+      <w:r>
+        <w:rPr>
+          <w:sz w:val="32"/>
+          <w:szCs w:val="32"/>
+        </w:rPr>
+        <w:t>close() - Closes current browser</w:t>
+      </w:r>
+    </w:p>
+    <w:p>
+      <w:pPr>
+        <w:rPr>
+          <w:sz w:val="32"/>
+          <w:szCs w:val="32"/>
+        </w:rPr>
+      </w:pPr>
+      <w:r>
+        <w:rPr>
+          <w:sz w:val="32"/>
+          <w:szCs w:val="32"/>
+        </w:rPr>
+        <w:t>quit() - Closes all browser windows</w:t>
       </w:r>
     </w:p>
     <w:p>
@@ -4959,95 +3565,37 @@
           <w:szCs w:val="32"/>
         </w:rPr>
         <w:lastRenderedPageBreak/>
-        <w:t xml:space="preserve">5. Difference between </w:t>
-      </w:r>
-      <w:proofErr w:type="spellStart"/>
-      <w:r>
-        <w:rPr>
-          <w:b/>
-          <w:bCs/>
-          <w:sz w:val="32"/>
-          <w:szCs w:val="32"/>
-        </w:rPr>
-        <w:t>findElement</w:t>
-      </w:r>
-      <w:proofErr w:type="spellEnd"/>
-      <w:r>
-        <w:rPr>
-          <w:b/>
-          <w:bCs/>
-          <w:sz w:val="32"/>
-          <w:szCs w:val="32"/>
-        </w:rPr>
-        <w:t xml:space="preserve"> and </w:t>
-      </w:r>
-      <w:proofErr w:type="spellStart"/>
-      <w:r>
-        <w:rPr>
-          <w:b/>
-          <w:bCs/>
-          <w:sz w:val="32"/>
-          <w:szCs w:val="32"/>
-        </w:rPr>
-        <w:t>findElements</w:t>
-      </w:r>
-      <w:proofErr w:type="spellEnd"/>
-      <w:r>
-        <w:rPr>
-          <w:b/>
-          <w:bCs/>
-          <w:sz w:val="32"/>
-          <w:szCs w:val="32"/>
-        </w:rPr>
-        <w:t>?</w:t>
-      </w:r>
-    </w:p>
-    <w:p>
-      <w:pPr>
-        <w:rPr>
-          <w:sz w:val="32"/>
-          <w:szCs w:val="32"/>
-        </w:rPr>
-      </w:pPr>
-      <w:proofErr w:type="spellStart"/>
-      <w:r>
-        <w:rPr>
-          <w:sz w:val="32"/>
-          <w:szCs w:val="32"/>
-        </w:rPr>
-        <w:t>findElement</w:t>
-      </w:r>
-      <w:proofErr w:type="spellEnd"/>
-      <w:r>
-        <w:rPr>
-          <w:sz w:val="32"/>
-          <w:szCs w:val="32"/>
-        </w:rPr>
-        <w:t xml:space="preserve"> - Returns single element</w:t>
-      </w:r>
-    </w:p>
-    <w:p>
-      <w:pPr>
-        <w:rPr>
-          <w:sz w:val="32"/>
-          <w:szCs w:val="32"/>
-        </w:rPr>
-      </w:pPr>
-      <w:proofErr w:type="spellStart"/>
-      <w:r>
-        <w:rPr>
-          <w:sz w:val="32"/>
-          <w:szCs w:val="32"/>
-        </w:rPr>
-        <w:t>findElements</w:t>
-      </w:r>
-      <w:proofErr w:type="spellEnd"/>
-      <w:r>
-        <w:rPr>
-          <w:sz w:val="32"/>
-          <w:szCs w:val="32"/>
-        </w:rPr>
-        <w:t xml:space="preserve"> - Returns list of elements</w:t>
+        <w:t>5. Difference between findElement and findElements?</w:t>
+      </w:r>
+    </w:p>
+    <w:p>
+      <w:pPr>
+        <w:rPr>
+          <w:sz w:val="32"/>
+          <w:szCs w:val="32"/>
+        </w:rPr>
+      </w:pPr>
+      <w:r>
+        <w:rPr>
+          <w:sz w:val="32"/>
+          <w:szCs w:val="32"/>
+        </w:rPr>
+        <w:t>findElement - Returns single element</w:t>
+      </w:r>
+    </w:p>
+    <w:p>
+      <w:pPr>
+        <w:rPr>
+          <w:sz w:val="32"/>
+          <w:szCs w:val="32"/>
+        </w:rPr>
+      </w:pPr>
+      <w:r>
+        <w:rPr>
+          <w:sz w:val="32"/>
+          <w:szCs w:val="32"/>
+        </w:rPr>
+        <w:t>findElements - Returns list of elements</w:t>
       </w:r>
     </w:p>
     <w:p>
@@ -5228,27 +3776,7 @@
           <w:sz w:val="32"/>
           <w:szCs w:val="32"/>
         </w:rPr>
-        <w:t xml:space="preserve">11. What </w:t>
-      </w:r>
-      <w:proofErr w:type="gramStart"/>
-      <w:r>
-        <w:rPr>
-          <w:b/>
-          <w:bCs/>
-          <w:sz w:val="32"/>
-          <w:szCs w:val="32"/>
-        </w:rPr>
-        <w:t>are</w:t>
-      </w:r>
-      <w:proofErr w:type="gramEnd"/>
-      <w:r>
-        <w:rPr>
-          <w:b/>
-          <w:bCs/>
-          <w:sz w:val="32"/>
-          <w:szCs w:val="32"/>
-        </w:rPr>
-        <w:t xml:space="preserve"> Selenium Waits?</w:t>
+        <w:t>11. What are Selenium Waits?</w:t>
       </w:r>
     </w:p>
     <w:p>
@@ -5369,27 +3897,7 @@
           <w:sz w:val="32"/>
           <w:szCs w:val="32"/>
         </w:rPr>
-        <w:t xml:space="preserve">13. What is </w:t>
-      </w:r>
-      <w:proofErr w:type="spellStart"/>
-      <w:r>
-        <w:rPr>
-          <w:b/>
-          <w:bCs/>
-          <w:sz w:val="32"/>
-          <w:szCs w:val="32"/>
-        </w:rPr>
-        <w:t>StaleElementException</w:t>
-      </w:r>
-      <w:proofErr w:type="spellEnd"/>
-      <w:r>
-        <w:rPr>
-          <w:b/>
-          <w:bCs/>
-          <w:sz w:val="32"/>
-          <w:szCs w:val="32"/>
-        </w:rPr>
-        <w:t xml:space="preserve">? - </w:t>
+        <w:t xml:space="preserve">13. What is StaleElementException? - </w:t>
       </w:r>
       <w:r>
         <w:rPr>
@@ -5420,41 +3928,7 @@
           <w:sz w:val="32"/>
           <w:szCs w:val="32"/>
         </w:rPr>
-        <w:t xml:space="preserve"> </w:t>
-      </w:r>
-      <w:proofErr w:type="spellStart"/>
-      <w:proofErr w:type="gramStart"/>
-      <w:r>
-        <w:rPr>
-          <w:sz w:val="32"/>
-          <w:szCs w:val="32"/>
-        </w:rPr>
-        <w:t>driver.switchTo</w:t>
-      </w:r>
-      <w:proofErr w:type="spellEnd"/>
-      <w:proofErr w:type="gramEnd"/>
-      <w:r>
-        <w:rPr>
-          <w:sz w:val="32"/>
-          <w:szCs w:val="32"/>
-        </w:rPr>
-        <w:t>(</w:t>
-      </w:r>
-      <w:proofErr w:type="gramStart"/>
-      <w:r>
-        <w:rPr>
-          <w:sz w:val="32"/>
-          <w:szCs w:val="32"/>
-        </w:rPr>
-        <w:t>).alert</w:t>
-      </w:r>
-      <w:proofErr w:type="gramEnd"/>
-      <w:r>
-        <w:rPr>
-          <w:sz w:val="32"/>
-          <w:szCs w:val="32"/>
-        </w:rPr>
-        <w:t>();</w:t>
+        <w:t xml:space="preserve"> driver.switchTo().alert();</w:t>
       </w:r>
     </w:p>
     <w:p>
@@ -5485,23 +3959,7 @@
           <w:sz w:val="32"/>
           <w:szCs w:val="32"/>
         </w:rPr>
-        <w:t xml:space="preserve">Select </w:t>
-      </w:r>
-      <w:proofErr w:type="spellStart"/>
-      <w:r>
-        <w:rPr>
-          <w:sz w:val="32"/>
-          <w:szCs w:val="32"/>
-        </w:rPr>
-        <w:t>select</w:t>
-      </w:r>
-      <w:proofErr w:type="spellEnd"/>
-      <w:r>
-        <w:rPr>
-          <w:sz w:val="32"/>
-          <w:szCs w:val="32"/>
-        </w:rPr>
-        <w:t xml:space="preserve"> = new Select(element);</w:t>
+        <w:t>Select select = new Select(element);</w:t>
       </w:r>
     </w:p>
     <w:p>
@@ -5520,23 +3978,12 @@
         </w:rPr>
         <w:t>16. How to handle multiple windows? -</w:t>
       </w:r>
-      <w:proofErr w:type="spellStart"/>
-      <w:proofErr w:type="gramStart"/>
-      <w:r>
-        <w:rPr>
-          <w:sz w:val="32"/>
-          <w:szCs w:val="32"/>
-        </w:rPr>
-        <w:t>driver.getWindowHandles</w:t>
-      </w:r>
-      <w:proofErr w:type="spellEnd"/>
-      <w:proofErr w:type="gramEnd"/>
-      <w:r>
-        <w:rPr>
-          <w:sz w:val="32"/>
-          <w:szCs w:val="32"/>
-        </w:rPr>
-        <w:t>();</w:t>
+      <w:r>
+        <w:rPr>
+          <w:sz w:val="32"/>
+          <w:szCs w:val="32"/>
+        </w:rPr>
+        <w:t>driver.getWindowHandles();</w:t>
       </w:r>
     </w:p>
     <w:p>
@@ -5578,27 +4025,7 @@
           <w:sz w:val="32"/>
           <w:szCs w:val="32"/>
         </w:rPr>
-        <w:t xml:space="preserve">18. What is </w:t>
-      </w:r>
-      <w:proofErr w:type="spellStart"/>
-      <w:r>
-        <w:rPr>
-          <w:b/>
-          <w:bCs/>
-          <w:sz w:val="32"/>
-          <w:szCs w:val="32"/>
-        </w:rPr>
-        <w:t>PageFactory</w:t>
-      </w:r>
-      <w:proofErr w:type="spellEnd"/>
-      <w:r>
-        <w:rPr>
-          <w:b/>
-          <w:bCs/>
-          <w:sz w:val="32"/>
-          <w:szCs w:val="32"/>
-        </w:rPr>
-        <w:t>? -</w:t>
+        <w:t>18. What is PageFactory? -</w:t>
       </w:r>
       <w:r>
         <w:rPr>
@@ -5646,27 +4073,7 @@
           <w:sz w:val="32"/>
           <w:szCs w:val="32"/>
         </w:rPr>
-        <w:t xml:space="preserve">20. What is </w:t>
-      </w:r>
-      <w:proofErr w:type="spellStart"/>
-      <w:r>
-        <w:rPr>
-          <w:b/>
-          <w:bCs/>
-          <w:sz w:val="32"/>
-          <w:szCs w:val="32"/>
-        </w:rPr>
-        <w:t>JavaScriptExecutor</w:t>
-      </w:r>
-      <w:proofErr w:type="spellEnd"/>
-      <w:r>
-        <w:rPr>
-          <w:b/>
-          <w:bCs/>
-          <w:sz w:val="32"/>
-          <w:szCs w:val="32"/>
-        </w:rPr>
-        <w:t>?</w:t>
+        <w:t>20. What is JavaScriptExecutor?</w:t>
       </w:r>
       <w:r>
         <w:rPr>
@@ -5818,30 +4225,14 @@
           <w:sz w:val="32"/>
           <w:szCs w:val="32"/>
         </w:rPr>
-        <w:t xml:space="preserve">25. Difference between Assert and </w:t>
-      </w:r>
-      <w:r>
-        <w:rPr>
-          <w:b/>
-          <w:bCs/>
-          <w:sz w:val="32"/>
-          <w:szCs w:val="32"/>
-        </w:rPr>
-        <w:t>Verify?</w:t>
-      </w:r>
-      <w:r>
-        <w:rPr>
-          <w:sz w:val="32"/>
-          <w:szCs w:val="32"/>
-        </w:rPr>
-        <w:t xml:space="preserve"> -</w:t>
-      </w:r>
-      <w:r>
-        <w:rPr>
-          <w:sz w:val="32"/>
-          <w:szCs w:val="32"/>
-        </w:rPr>
-        <w:t xml:space="preserve"> </w:t>
+        <w:t>25. Difference between Assert and Verify?</w:t>
+      </w:r>
+      <w:r>
+        <w:rPr>
+          <w:sz w:val="32"/>
+          <w:szCs w:val="32"/>
+        </w:rPr>
+        <w:t xml:space="preserve"> - </w:t>
       </w:r>
     </w:p>
     <w:p>
@@ -5919,23 +4310,7 @@
           <w:sz w:val="32"/>
           <w:szCs w:val="32"/>
         </w:rPr>
-        <w:t xml:space="preserve">- TakesScreenshot </w:t>
-      </w:r>
-      <w:proofErr w:type="spellStart"/>
-      <w:r>
-        <w:rPr>
-          <w:sz w:val="32"/>
-          <w:szCs w:val="32"/>
-        </w:rPr>
-        <w:t>ts</w:t>
-      </w:r>
-      <w:proofErr w:type="spellEnd"/>
-      <w:r>
-        <w:rPr>
-          <w:sz w:val="32"/>
-          <w:szCs w:val="32"/>
-        </w:rPr>
-        <w:t xml:space="preserve"> = (TakesScreenshot)driver;</w:t>
+        <w:t>- TakesScreenshot ts = (TakesScreenshot)driver;</w:t>
       </w:r>
     </w:p>
     <w:p>
@@ -6147,6 +4522,7 @@
       </w:pPr>
       <w:r>
         <w:rPr>
+          <w:noProof/>
           <w:sz w:val="32"/>
           <w:szCs w:val="32"/>
         </w:rPr>
@@ -6205,6 +4581,7 @@
         <w:rPr>
           <w:b/>
           <w:bCs/>
+          <w:noProof/>
           <w:sz w:val="32"/>
           <w:szCs w:val="32"/>
         </w:rPr>
@@ -6249,6 +4626,7 @@
         <w:rPr>
           <w:b/>
           <w:bCs/>
+          <w:noProof/>
           <w:sz w:val="32"/>
           <w:szCs w:val="32"/>
         </w:rPr>
@@ -6298,6 +4676,7 @@
       </w:pPr>
       <w:r>
         <w:rPr>
+          <w:noProof/>
           <w:sz w:val="32"/>
           <w:szCs w:val="32"/>
         </w:rPr>
@@ -6350,14 +4729,15 @@
       </w:pPr>
       <w:r>
         <w:rPr>
+          <w:noProof/>
           <w:sz w:val="32"/>
           <w:szCs w:val="32"/>
         </w:rPr>
         <w:lastRenderedPageBreak/>
         <w:drawing>
-          <wp:inline distT="0" distB="0" distL="0" distR="0" wp14:anchorId="068531C0" wp14:editId="612F98E9">
-            <wp:extent cx="3991349" cy="4505325"/>
-            <wp:effectExtent l="0" t="0" r="9525" b="0"/>
+          <wp:inline distT="0" distB="0" distL="0" distR="0" wp14:anchorId="068531C0" wp14:editId="20A1B2AF">
+            <wp:extent cx="3795623" cy="4284394"/>
+            <wp:effectExtent l="0" t="0" r="0" b="1905"/>
             <wp:docPr id="2007752268" name="Picture 1"/>
             <wp:cNvGraphicFramePr>
               <a:graphicFrameLocks xmlns:a="http://schemas.openxmlformats.org/drawingml/2006/main" noChangeAspect="1"/>
@@ -6378,7 +4758,7 @@
                   <pic:spPr>
                     <a:xfrm>
                       <a:off x="0" y="0"/>
-                      <a:ext cx="3998134" cy="4512983"/>
+                      <a:ext cx="3805225" cy="4295232"/>
                     </a:xfrm>
                     <a:prstGeom prst="rect">
                       <a:avLst/>
@@ -6392,6 +4772,7 @@
       </w:r>
       <w:r>
         <w:rPr>
+          <w:noProof/>
           <w:sz w:val="32"/>
           <w:szCs w:val="32"/>
         </w:rPr>
@@ -6453,6 +4834,7 @@
         <w:rPr>
           <w:b/>
           <w:bCs/>
+          <w:noProof/>
           <w:sz w:val="32"/>
           <w:szCs w:val="32"/>
         </w:rPr>
@@ -6505,6 +4887,7 @@
       </w:pPr>
       <w:r>
         <w:rPr>
+          <w:noProof/>
           <w:sz w:val="32"/>
           <w:szCs w:val="32"/>
         </w:rPr>
@@ -6562,82 +4945,47 @@
         </w:rPr>
         <w:t xml:space="preserve">Memory Trick </w:t>
       </w:r>
-      <w:proofErr w:type="gramStart"/>
-      <w:r>
-        <w:rPr>
-          <w:b/>
-          <w:bCs/>
-          <w:sz w:val="32"/>
-          <w:szCs w:val="32"/>
-        </w:rPr>
-        <w:t xml:space="preserve">-  </w:t>
-      </w:r>
-      <w:r>
-        <w:rPr>
-          <w:sz w:val="32"/>
-          <w:szCs w:val="32"/>
-        </w:rPr>
-        <w:t>VVI</w:t>
-      </w:r>
-      <w:proofErr w:type="gramEnd"/>
-      <w:r>
-        <w:rPr>
-          <w:sz w:val="32"/>
-          <w:szCs w:val="32"/>
-        </w:rPr>
-        <w:t xml:space="preserve">  </w:t>
-      </w:r>
-      <w:proofErr w:type="gramStart"/>
-      <w:r>
-        <w:rPr>
-          <w:sz w:val="32"/>
-          <w:szCs w:val="32"/>
-        </w:rPr>
-        <w:t>-  </w:t>
-      </w:r>
-      <w:proofErr w:type="spellStart"/>
-      <w:r>
-        <w:rPr>
-          <w:sz w:val="32"/>
-          <w:szCs w:val="32"/>
-        </w:rPr>
-        <w:t>VisibleText</w:t>
-      </w:r>
-      <w:proofErr w:type="spellEnd"/>
-      <w:proofErr w:type="gramEnd"/>
-      <w:r>
-        <w:rPr>
-          <w:sz w:val="32"/>
-          <w:szCs w:val="32"/>
-        </w:rPr>
-        <w:t xml:space="preserve"> </w:t>
-      </w:r>
-      <w:proofErr w:type="gramStart"/>
-      <w:r>
-        <w:rPr>
-          <w:sz w:val="32"/>
-          <w:szCs w:val="32"/>
-        </w:rPr>
-        <w:t>,  Value</w:t>
-      </w:r>
-      <w:proofErr w:type="gramEnd"/>
-      <w:r>
-        <w:rPr>
-          <w:sz w:val="32"/>
-          <w:szCs w:val="32"/>
-        </w:rPr>
-        <w:t>, Index</w:t>
-      </w:r>
-    </w:p>
-    <w:p>
-      <w:pPr>
-        <w:rPr>
-          <w:sz w:val="32"/>
-          <w:szCs w:val="32"/>
-        </w:rPr>
-      </w:pPr>
-      <w:r>
-        <w:rPr>
+      <w:r>
+        <w:rPr>
+          <w:b/>
+          <w:bCs/>
+          <w:sz w:val="32"/>
+          <w:szCs w:val="32"/>
+        </w:rPr>
+        <w:t>- VVI</w:t>
+      </w:r>
+      <w:r>
+        <w:rPr>
+          <w:sz w:val="32"/>
+          <w:szCs w:val="32"/>
+        </w:rPr>
+        <w:t xml:space="preserve">  -  </w:t>
+      </w:r>
+      <w:r>
+        <w:rPr>
+          <w:sz w:val="32"/>
+          <w:szCs w:val="32"/>
+        </w:rPr>
+        <w:t>Visible Text</w:t>
+      </w:r>
+      <w:r>
+        <w:rPr>
+          <w:sz w:val="32"/>
+          <w:szCs w:val="32"/>
+        </w:rPr>
+        <w:t xml:space="preserve"> ,  Value, Index</w:t>
+      </w:r>
+    </w:p>
+    <w:p>
+      <w:pPr>
+        <w:rPr>
+          <w:sz w:val="32"/>
+          <w:szCs w:val="32"/>
+        </w:rPr>
+      </w:pPr>
+      <w:r>
+        <w:rPr>
+          <w:noProof/>
           <w:sz w:val="32"/>
           <w:szCs w:val="32"/>
         </w:rPr>
@@ -6687,6 +5035,7 @@
       </w:r>
       <w:r>
         <w:rPr>
+          <w:noProof/>
           <w:sz w:val="32"/>
           <w:szCs w:val="32"/>
         </w:rPr>
@@ -6738,6 +5087,7 @@
         <w:rPr>
           <w:b/>
           <w:bCs/>
+          <w:noProof/>
           <w:sz w:val="32"/>
           <w:szCs w:val="32"/>
         </w:rPr>
@@ -6797,6 +5147,7 @@
         <w:rPr>
           <w:b/>
           <w:bCs/>
+          <w:noProof/>
           <w:sz w:val="32"/>
           <w:szCs w:val="32"/>
         </w:rPr>
@@ -6857,6 +5208,7 @@
         <w:rPr>
           <w:b/>
           <w:bCs/>
+          <w:noProof/>
           <w:sz w:val="32"/>
           <w:szCs w:val="32"/>
         </w:rPr>
@@ -6909,6 +5261,7 @@
         <w:rPr>
           <w:b/>
           <w:bCs/>
+          <w:noProof/>
           <w:sz w:val="32"/>
           <w:szCs w:val="32"/>
         </w:rPr>
@@ -6985,6 +5338,7 @@
       </w:pPr>
       <w:r>
         <w:rPr>
+          <w:noProof/>
           <w:sz w:val="32"/>
           <w:szCs w:val="32"/>
         </w:rPr>
@@ -7034,6 +5388,7 @@
       </w:r>
       <w:r>
         <w:rPr>
+          <w:noProof/>
           <w:sz w:val="32"/>
           <w:szCs w:val="32"/>
         </w:rPr>
@@ -7087,6 +5442,7 @@
         <w:rPr>
           <w:b/>
           <w:bCs/>
+          <w:noProof/>
           <w:sz w:val="32"/>
           <w:szCs w:val="32"/>
         </w:rPr>
@@ -7189,6 +5545,7 @@
         <w:rPr>
           <w:b/>
           <w:bCs/>
+          <w:noProof/>
           <w:sz w:val="52"/>
           <w:szCs w:val="52"/>
           <w:vertAlign w:val="subscript"/>
@@ -7243,6 +5600,7 @@
         <w:rPr>
           <w:b/>
           <w:bCs/>
+          <w:noProof/>
           <w:sz w:val="32"/>
           <w:szCs w:val="32"/>
         </w:rPr>
@@ -7351,17 +5709,8 @@
           <w:sz w:val="32"/>
           <w:szCs w:val="32"/>
         </w:rPr>
-        <w:t>→</w:t>
-      </w:r>
-      <w:r>
-        <w:rPr>
-          <w:rFonts w:cstheme="minorHAnsi"/>
-          <w:sz w:val="32"/>
-          <w:szCs w:val="32"/>
-        </w:rPr>
-        <w:t xml:space="preserve"> </w:t>
-      </w:r>
-      <w:proofErr w:type="spellStart"/>
+        <w:t xml:space="preserve">→ </w:t>
+      </w:r>
       <w:r>
         <w:rPr>
           <w:sz w:val="32"/>
@@ -7369,7 +5718,6 @@
         </w:rPr>
         <w:t>ResultSet</w:t>
       </w:r>
-      <w:proofErr w:type="spellEnd"/>
     </w:p>
     <w:p>
       <w:pPr>
@@ -7399,6 +5747,7 @@
         <w:rPr>
           <w:b/>
           <w:bCs/>
+          <w:noProof/>
           <w:sz w:val="32"/>
           <w:szCs w:val="32"/>
         </w:rPr>
@@ -7453,66 +5802,14 @@
           <w:sz w:val="32"/>
           <w:szCs w:val="32"/>
         </w:rPr>
-        <w:t xml:space="preserve">Framework Usage </w:t>
-      </w:r>
-      <w:proofErr w:type="gramStart"/>
-      <w:r>
-        <w:rPr>
-          <w:b/>
-          <w:bCs/>
-          <w:sz w:val="32"/>
-          <w:szCs w:val="32"/>
-        </w:rPr>
-        <w:t xml:space="preserve">-  </w:t>
-      </w:r>
-      <w:proofErr w:type="spellStart"/>
-      <w:r>
-        <w:rPr>
-          <w:sz w:val="32"/>
-          <w:szCs w:val="32"/>
-        </w:rPr>
-        <w:t>driver.get</w:t>
-      </w:r>
-      <w:proofErr w:type="spellEnd"/>
-      <w:proofErr w:type="gramEnd"/>
-      <w:r>
-        <w:rPr>
-          <w:sz w:val="32"/>
-          <w:szCs w:val="32"/>
-        </w:rPr>
-        <w:t>(</w:t>
-      </w:r>
-      <w:proofErr w:type="spellStart"/>
-      <w:r>
-        <w:rPr>
-          <w:sz w:val="32"/>
-          <w:szCs w:val="32"/>
-        </w:rPr>
-        <w:t>getProperty</w:t>
-      </w:r>
-      <w:proofErr w:type="spellEnd"/>
-      <w:r>
-        <w:rPr>
-          <w:sz w:val="32"/>
-          <w:szCs w:val="32"/>
-        </w:rPr>
-        <w:t>("</w:t>
-      </w:r>
-      <w:proofErr w:type="spellStart"/>
-      <w:r>
-        <w:rPr>
-          <w:sz w:val="32"/>
-          <w:szCs w:val="32"/>
-        </w:rPr>
-        <w:t>url</w:t>
-      </w:r>
-      <w:proofErr w:type="spellEnd"/>
-      <w:r>
-        <w:rPr>
-          <w:sz w:val="32"/>
-          <w:szCs w:val="32"/>
-        </w:rPr>
-        <w:t>"));</w:t>
+        <w:t xml:space="preserve">Framework Usage -  </w:t>
+      </w:r>
+      <w:r>
+        <w:rPr>
+          <w:sz w:val="32"/>
+          <w:szCs w:val="32"/>
+        </w:rPr>
+        <w:t>driver.get(getProperty("url"));</w:t>
       </w:r>
     </w:p>
     <w:p>
@@ -7541,6 +5838,7 @@
         <w:rPr>
           <w:b/>
           <w:bCs/>
+          <w:noProof/>
           <w:sz w:val="32"/>
           <w:szCs w:val="32"/>
         </w:rPr>
@@ -7602,6 +5900,7 @@
         <w:rPr>
           <w:b/>
           <w:bCs/>
+          <w:noProof/>
           <w:sz w:val="32"/>
           <w:szCs w:val="32"/>
         </w:rPr>
@@ -7664,6 +5963,7 @@
         <w:rPr>
           <w:b/>
           <w:bCs/>
+          <w:noProof/>
           <w:sz w:val="32"/>
           <w:szCs w:val="32"/>
         </w:rPr>
@@ -7723,6 +6023,7 @@
         <w:rPr>
           <w:b/>
           <w:bCs/>
+          <w:noProof/>
           <w:sz w:val="32"/>
           <w:szCs w:val="32"/>
         </w:rPr>
@@ -7784,6 +6085,7 @@
         <w:rPr>
           <w:b/>
           <w:bCs/>
+          <w:noProof/>
           <w:sz w:val="32"/>
           <w:szCs w:val="32"/>
         </w:rPr>
@@ -7846,6 +6148,7 @@
         <w:rPr>
           <w:b/>
           <w:bCs/>
+          <w:noProof/>
           <w:sz w:val="32"/>
           <w:szCs w:val="32"/>
         </w:rPr>
@@ -7905,6 +6208,7 @@
         <w:rPr>
           <w:b/>
           <w:bCs/>
+          <w:noProof/>
           <w:sz w:val="32"/>
           <w:szCs w:val="32"/>
         </w:rPr>
@@ -7973,6 +6277,7 @@
         <w:rPr>
           <w:b/>
           <w:bCs/>
+          <w:noProof/>
           <w:sz w:val="32"/>
           <w:szCs w:val="32"/>
         </w:rPr>
@@ -8030,38 +6335,966 @@
         </w:rPr>
         <w:t xml:space="preserve">Usage- </w:t>
       </w:r>
-      <w:proofErr w:type="spellStart"/>
-      <w:r>
-        <w:rPr>
-          <w:sz w:val="32"/>
-          <w:szCs w:val="32"/>
-        </w:rPr>
-        <w:t>takeScreenshot</w:t>
-      </w:r>
-      <w:proofErr w:type="spellEnd"/>
-      <w:r>
-        <w:rPr>
-          <w:sz w:val="32"/>
-          <w:szCs w:val="32"/>
-        </w:rPr>
-        <w:t>("</w:t>
-      </w:r>
-      <w:proofErr w:type="spellStart"/>
-      <w:r>
-        <w:rPr>
-          <w:sz w:val="32"/>
-          <w:szCs w:val="32"/>
-        </w:rPr>
-        <w:t>LoginPage</w:t>
-      </w:r>
-      <w:proofErr w:type="spellEnd"/>
-      <w:r>
-        <w:rPr>
-          <w:sz w:val="32"/>
-          <w:szCs w:val="32"/>
-        </w:rPr>
-        <w:t>");</w:t>
-      </w:r>
+      <w:r>
+        <w:rPr>
+          <w:sz w:val="32"/>
+          <w:szCs w:val="32"/>
+        </w:rPr>
+        <w:t>takeScreenshot("LoginPage");</w:t>
+      </w:r>
+    </w:p>
+    <w:p>
+      <w:pPr>
+        <w:rPr>
+          <w:sz w:val="32"/>
+          <w:szCs w:val="32"/>
+        </w:rPr>
+      </w:pPr>
+      <w:r>
+        <w:rPr>
+          <w:sz w:val="32"/>
+          <w:szCs w:val="32"/>
+        </w:rPr>
+        <w:tab/>
+      </w:r>
+    </w:p>
+    <w:p>
+      <w:pPr>
+        <w:rPr>
+          <w:b/>
+          <w:bCs/>
+          <w:sz w:val="36"/>
+          <w:szCs w:val="36"/>
+        </w:rPr>
+      </w:pPr>
+      <w:r>
+        <w:rPr>
+          <w:b/>
+          <w:bCs/>
+          <w:sz w:val="36"/>
+          <w:szCs w:val="36"/>
+        </w:rPr>
+        <w:t>12-</w:t>
+      </w:r>
+      <w:r>
+        <w:rPr>
+          <w:rFonts w:ascii="Segoe UI" w:eastAsia="Times New Roman" w:hAnsi="Segoe UI" w:cs="Segoe UI"/>
+          <w:b/>
+          <w:bCs/>
+          <w:kern w:val="0"/>
+          <w:lang w:eastAsia="en-IN"/>
+          <w14:ligatures w14:val="none"/>
+        </w:rPr>
+        <w:t xml:space="preserve"> </w:t>
+      </w:r>
+      <w:r>
+        <w:rPr>
+          <w:b/>
+          <w:bCs/>
+          <w:sz w:val="36"/>
+          <w:szCs w:val="36"/>
+        </w:rPr>
+        <w:t>Open a New Tab</w:t>
+      </w:r>
+    </w:p>
+    <w:p>
+      <w:pPr>
+        <w:rPr>
+          <w:sz w:val="32"/>
+          <w:szCs w:val="32"/>
+        </w:rPr>
+      </w:pPr>
+      <w:r>
+        <w:rPr>
+          <w:sz w:val="32"/>
+          <w:szCs w:val="32"/>
+        </w:rPr>
+        <w:drawing>
+          <wp:inline distT="0" distB="0" distL="0" distR="0" wp14:anchorId="79ABD10E" wp14:editId="6CE0B554">
+            <wp:extent cx="3881887" cy="1347765"/>
+            <wp:effectExtent l="0" t="0" r="4445" b="5080"/>
+            <wp:docPr id="505168372" name="Picture 1"/>
+            <wp:cNvGraphicFramePr>
+              <a:graphicFrameLocks xmlns:a="http://schemas.openxmlformats.org/drawingml/2006/main" noChangeAspect="1"/>
+            </wp:cNvGraphicFramePr>
+            <a:graphic xmlns:a="http://schemas.openxmlformats.org/drawingml/2006/main">
+              <a:graphicData uri="http://schemas.openxmlformats.org/drawingml/2006/picture">
+                <pic:pic xmlns:pic="http://schemas.openxmlformats.org/drawingml/2006/picture">
+                  <pic:nvPicPr>
+                    <pic:cNvPr id="505168372" name=""/>
+                    <pic:cNvPicPr/>
+                  </pic:nvPicPr>
+                  <pic:blipFill>
+                    <a:blip r:embed="rId43"/>
+                    <a:stretch>
+                      <a:fillRect/>
+                    </a:stretch>
+                  </pic:blipFill>
+                  <pic:spPr>
+                    <a:xfrm>
+                      <a:off x="0" y="0"/>
+                      <a:ext cx="3899187" cy="1353771"/>
+                    </a:xfrm>
+                    <a:prstGeom prst="rect">
+                      <a:avLst/>
+                    </a:prstGeom>
+                  </pic:spPr>
+                </pic:pic>
+              </a:graphicData>
+            </a:graphic>
+          </wp:inline>
+        </w:drawing>
+      </w:r>
+    </w:p>
+    <w:p>
+      <w:pPr>
+        <w:rPr>
+          <w:b/>
+          <w:bCs/>
+          <w:sz w:val="36"/>
+          <w:szCs w:val="36"/>
+        </w:rPr>
+      </w:pPr>
+      <w:r>
+        <w:rPr>
+          <w:b/>
+          <w:bCs/>
+          <w:sz w:val="36"/>
+          <w:szCs w:val="36"/>
+        </w:rPr>
+        <w:t>13-</w:t>
+      </w:r>
+      <w:r>
+        <w:rPr>
+          <w:rFonts w:ascii="Segoe UI" w:eastAsia="Times New Roman" w:hAnsi="Segoe UI" w:cs="Segoe UI"/>
+          <w:b/>
+          <w:bCs/>
+          <w:kern w:val="0"/>
+          <w:lang w:eastAsia="en-IN"/>
+          <w14:ligatures w14:val="none"/>
+        </w:rPr>
+        <w:t xml:space="preserve"> </w:t>
+      </w:r>
+      <w:r>
+        <w:rPr>
+          <w:b/>
+          <w:bCs/>
+          <w:sz w:val="36"/>
+          <w:szCs w:val="36"/>
+        </w:rPr>
+        <w:t>Open a New Window</w:t>
+      </w:r>
+    </w:p>
+    <w:p>
+      <w:pPr>
+        <w:rPr>
+          <w:sz w:val="32"/>
+          <w:szCs w:val="32"/>
+        </w:rPr>
+      </w:pPr>
+      <w:r>
+        <w:rPr>
+          <w:sz w:val="32"/>
+          <w:szCs w:val="32"/>
+        </w:rPr>
+        <w:drawing>
+          <wp:inline distT="0" distB="0" distL="0" distR="0" wp14:anchorId="16038625" wp14:editId="38BEA5E8">
+            <wp:extent cx="4201064" cy="1307384"/>
+            <wp:effectExtent l="0" t="0" r="0" b="7620"/>
+            <wp:docPr id="1593527884" name="Picture 1"/>
+            <wp:cNvGraphicFramePr>
+              <a:graphicFrameLocks xmlns:a="http://schemas.openxmlformats.org/drawingml/2006/main" noChangeAspect="1"/>
+            </wp:cNvGraphicFramePr>
+            <a:graphic xmlns:a="http://schemas.openxmlformats.org/drawingml/2006/main">
+              <a:graphicData uri="http://schemas.openxmlformats.org/drawingml/2006/picture">
+                <pic:pic xmlns:pic="http://schemas.openxmlformats.org/drawingml/2006/picture">
+                  <pic:nvPicPr>
+                    <pic:cNvPr id="1593527884" name=""/>
+                    <pic:cNvPicPr/>
+                  </pic:nvPicPr>
+                  <pic:blipFill>
+                    <a:blip r:embed="rId44"/>
+                    <a:stretch>
+                      <a:fillRect/>
+                    </a:stretch>
+                  </pic:blipFill>
+                  <pic:spPr>
+                    <a:xfrm>
+                      <a:off x="0" y="0"/>
+                      <a:ext cx="4214717" cy="1311633"/>
+                    </a:xfrm>
+                    <a:prstGeom prst="rect">
+                      <a:avLst/>
+                    </a:prstGeom>
+                  </pic:spPr>
+                </pic:pic>
+              </a:graphicData>
+            </a:graphic>
+          </wp:inline>
+        </w:drawing>
+      </w:r>
+    </w:p>
+    <w:p>
+      <w:pPr>
+        <w:rPr>
+          <w:b/>
+          <w:bCs/>
+          <w:sz w:val="36"/>
+          <w:szCs w:val="36"/>
+        </w:rPr>
+      </w:pPr>
+      <w:r>
+        <w:rPr>
+          <w:b/>
+          <w:bCs/>
+          <w:sz w:val="36"/>
+          <w:szCs w:val="36"/>
+        </w:rPr>
+        <w:lastRenderedPageBreak/>
+        <w:t>14-Open Multiple Tabs</w:t>
+      </w:r>
+    </w:p>
+    <w:p>
+      <w:pPr>
+        <w:rPr>
+          <w:b/>
+          <w:bCs/>
+          <w:sz w:val="36"/>
+          <w:szCs w:val="36"/>
+        </w:rPr>
+      </w:pPr>
+      <w:r>
+        <w:rPr>
+          <w:b/>
+          <w:bCs/>
+          <w:sz w:val="36"/>
+          <w:szCs w:val="36"/>
+        </w:rPr>
+        <w:drawing>
+          <wp:inline distT="0" distB="0" distL="0" distR="0" wp14:anchorId="23A00CEF" wp14:editId="6FF1D8AD">
+            <wp:extent cx="3657600" cy="2536048"/>
+            <wp:effectExtent l="0" t="0" r="0" b="0"/>
+            <wp:docPr id="217996555" name="Picture 1"/>
+            <wp:cNvGraphicFramePr>
+              <a:graphicFrameLocks xmlns:a="http://schemas.openxmlformats.org/drawingml/2006/main" noChangeAspect="1"/>
+            </wp:cNvGraphicFramePr>
+            <a:graphic xmlns:a="http://schemas.openxmlformats.org/drawingml/2006/main">
+              <a:graphicData uri="http://schemas.openxmlformats.org/drawingml/2006/picture">
+                <pic:pic xmlns:pic="http://schemas.openxmlformats.org/drawingml/2006/picture">
+                  <pic:nvPicPr>
+                    <pic:cNvPr id="217996555" name=""/>
+                    <pic:cNvPicPr/>
+                  </pic:nvPicPr>
+                  <pic:blipFill>
+                    <a:blip r:embed="rId45"/>
+                    <a:stretch>
+                      <a:fillRect/>
+                    </a:stretch>
+                  </pic:blipFill>
+                  <pic:spPr>
+                    <a:xfrm>
+                      <a:off x="0" y="0"/>
+                      <a:ext cx="3665841" cy="2541762"/>
+                    </a:xfrm>
+                    <a:prstGeom prst="rect">
+                      <a:avLst/>
+                    </a:prstGeom>
+                  </pic:spPr>
+                </pic:pic>
+              </a:graphicData>
+            </a:graphic>
+          </wp:inline>
+        </w:drawing>
+      </w:r>
+    </w:p>
+    <w:p>
+      <w:pPr>
+        <w:rPr>
+          <w:b/>
+          <w:bCs/>
+          <w:sz w:val="36"/>
+          <w:szCs w:val="36"/>
+        </w:rPr>
+      </w:pPr>
+      <w:r>
+        <w:rPr>
+          <w:b/>
+          <w:bCs/>
+          <w:sz w:val="36"/>
+          <w:szCs w:val="36"/>
+        </w:rPr>
+        <w:t>1</w:t>
+      </w:r>
+      <w:r>
+        <w:rPr>
+          <w:b/>
+          <w:bCs/>
+          <w:sz w:val="36"/>
+          <w:szCs w:val="36"/>
+        </w:rPr>
+        <w:t>5</w:t>
+      </w:r>
+      <w:r>
+        <w:rPr>
+          <w:b/>
+          <w:bCs/>
+          <w:sz w:val="36"/>
+          <w:szCs w:val="36"/>
+        </w:rPr>
+        <w:t>-</w:t>
+      </w:r>
+      <w:r>
+        <w:rPr>
+          <w:b/>
+          <w:bCs/>
+          <w:sz w:val="36"/>
+          <w:szCs w:val="36"/>
+        </w:rPr>
+        <w:t xml:space="preserve">Switch Between </w:t>
+      </w:r>
+      <w:r>
+        <w:rPr>
+          <w:b/>
+          <w:bCs/>
+          <w:sz w:val="36"/>
+          <w:szCs w:val="36"/>
+        </w:rPr>
+        <w:t>Tabs</w:t>
+      </w:r>
+      <w:r>
+        <w:rPr>
+          <w:b/>
+          <w:bCs/>
+          <w:sz w:val="36"/>
+          <w:szCs w:val="36"/>
+        </w:rPr>
+        <w:t>/Windows</w:t>
+      </w:r>
+    </w:p>
+    <w:p>
+      <w:pPr>
+        <w:rPr>
+          <w:b/>
+          <w:bCs/>
+          <w:sz w:val="36"/>
+          <w:szCs w:val="36"/>
+        </w:rPr>
+      </w:pPr>
+      <w:r>
+        <w:rPr>
+          <w:b/>
+          <w:bCs/>
+          <w:sz w:val="36"/>
+          <w:szCs w:val="36"/>
+        </w:rPr>
+        <w:drawing>
+          <wp:inline distT="0" distB="0" distL="0" distR="0" wp14:anchorId="32AA4755" wp14:editId="68D18E38">
+            <wp:extent cx="4347713" cy="1643435"/>
+            <wp:effectExtent l="0" t="0" r="0" b="0"/>
+            <wp:docPr id="211230250" name="Picture 1"/>
+            <wp:cNvGraphicFramePr>
+              <a:graphicFrameLocks xmlns:a="http://schemas.openxmlformats.org/drawingml/2006/main" noChangeAspect="1"/>
+            </wp:cNvGraphicFramePr>
+            <a:graphic xmlns:a="http://schemas.openxmlformats.org/drawingml/2006/main">
+              <a:graphicData uri="http://schemas.openxmlformats.org/drawingml/2006/picture">
+                <pic:pic xmlns:pic="http://schemas.openxmlformats.org/drawingml/2006/picture">
+                  <pic:nvPicPr>
+                    <pic:cNvPr id="211230250" name=""/>
+                    <pic:cNvPicPr/>
+                  </pic:nvPicPr>
+                  <pic:blipFill>
+                    <a:blip r:embed="rId46"/>
+                    <a:stretch>
+                      <a:fillRect/>
+                    </a:stretch>
+                  </pic:blipFill>
+                  <pic:spPr>
+                    <a:xfrm>
+                      <a:off x="0" y="0"/>
+                      <a:ext cx="4351305" cy="1644793"/>
+                    </a:xfrm>
+                    <a:prstGeom prst="rect">
+                      <a:avLst/>
+                    </a:prstGeom>
+                  </pic:spPr>
+                </pic:pic>
+              </a:graphicData>
+            </a:graphic>
+          </wp:inline>
+        </w:drawing>
+      </w:r>
+    </w:p>
+    <w:p>
+      <w:pPr>
+        <w:rPr>
+          <w:b/>
+          <w:bCs/>
+          <w:sz w:val="36"/>
+          <w:szCs w:val="36"/>
+        </w:rPr>
+      </w:pPr>
+      <w:r>
+        <w:rPr>
+          <w:b/>
+          <w:bCs/>
+          <w:sz w:val="36"/>
+          <w:szCs w:val="36"/>
+        </w:rPr>
+        <w:t>16-</w:t>
+      </w:r>
+      <w:r>
+        <w:rPr>
+          <w:b/>
+          <w:bCs/>
+          <w:sz w:val="36"/>
+          <w:szCs w:val="36"/>
+        </w:rPr>
+        <w:t>Store Parent and Child Window</w:t>
+      </w:r>
+    </w:p>
+    <w:p>
+      <w:pPr>
+        <w:rPr>
+          <w:b/>
+          <w:bCs/>
+          <w:sz w:val="36"/>
+          <w:szCs w:val="36"/>
+        </w:rPr>
+      </w:pPr>
+      <w:r>
+        <w:rPr>
+          <w:b/>
+          <w:bCs/>
+          <w:sz w:val="36"/>
+          <w:szCs w:val="36"/>
+        </w:rPr>
+        <w:drawing>
+          <wp:inline distT="0" distB="0" distL="0" distR="0" wp14:anchorId="60C63EAB" wp14:editId="6DBB0171">
+            <wp:extent cx="3743864" cy="1972664"/>
+            <wp:effectExtent l="0" t="0" r="0" b="8890"/>
+            <wp:docPr id="1063805812" name="Picture 1"/>
+            <wp:cNvGraphicFramePr>
+              <a:graphicFrameLocks xmlns:a="http://schemas.openxmlformats.org/drawingml/2006/main" noChangeAspect="1"/>
+            </wp:cNvGraphicFramePr>
+            <a:graphic xmlns:a="http://schemas.openxmlformats.org/drawingml/2006/main">
+              <a:graphicData uri="http://schemas.openxmlformats.org/drawingml/2006/picture">
+                <pic:pic xmlns:pic="http://schemas.openxmlformats.org/drawingml/2006/picture">
+                  <pic:nvPicPr>
+                    <pic:cNvPr id="1063805812" name=""/>
+                    <pic:cNvPicPr/>
+                  </pic:nvPicPr>
+                  <pic:blipFill>
+                    <a:blip r:embed="rId47"/>
+                    <a:stretch>
+                      <a:fillRect/>
+                    </a:stretch>
+                  </pic:blipFill>
+                  <pic:spPr>
+                    <a:xfrm>
+                      <a:off x="0" y="0"/>
+                      <a:ext cx="3751157" cy="1976507"/>
+                    </a:xfrm>
+                    <a:prstGeom prst="rect">
+                      <a:avLst/>
+                    </a:prstGeom>
+                  </pic:spPr>
+                </pic:pic>
+              </a:graphicData>
+            </a:graphic>
+          </wp:inline>
+        </w:drawing>
+      </w:r>
+    </w:p>
+    <w:p>
+      <w:pPr>
+        <w:rPr>
+          <w:b/>
+          <w:bCs/>
+          <w:sz w:val="36"/>
+          <w:szCs w:val="36"/>
+        </w:rPr>
+      </w:pPr>
+      <w:r>
+        <w:rPr>
+          <w:b/>
+          <w:bCs/>
+          <w:sz w:val="36"/>
+          <w:szCs w:val="36"/>
+        </w:rPr>
+        <w:t>17-Switch to specific Tab by Index</w:t>
+      </w:r>
+    </w:p>
+    <w:p>
+      <w:pPr>
+        <w:rPr>
+          <w:b/>
+          <w:bCs/>
+          <w:sz w:val="36"/>
+          <w:szCs w:val="36"/>
+        </w:rPr>
+      </w:pPr>
+      <w:r>
+        <w:rPr>
+          <w:b/>
+          <w:bCs/>
+          <w:sz w:val="36"/>
+          <w:szCs w:val="36"/>
+        </w:rPr>
+        <w:lastRenderedPageBreak/>
+        <w:drawing>
+          <wp:inline distT="0" distB="0" distL="0" distR="0" wp14:anchorId="0B6DB6F1" wp14:editId="652F8368">
+            <wp:extent cx="5098211" cy="2123219"/>
+            <wp:effectExtent l="0" t="0" r="7620" b="0"/>
+            <wp:docPr id="309845023" name="Picture 1"/>
+            <wp:cNvGraphicFramePr>
+              <a:graphicFrameLocks xmlns:a="http://schemas.openxmlformats.org/drawingml/2006/main" noChangeAspect="1"/>
+            </wp:cNvGraphicFramePr>
+            <a:graphic xmlns:a="http://schemas.openxmlformats.org/drawingml/2006/main">
+              <a:graphicData uri="http://schemas.openxmlformats.org/drawingml/2006/picture">
+                <pic:pic xmlns:pic="http://schemas.openxmlformats.org/drawingml/2006/picture">
+                  <pic:nvPicPr>
+                    <pic:cNvPr id="309845023" name=""/>
+                    <pic:cNvPicPr/>
+                  </pic:nvPicPr>
+                  <pic:blipFill>
+                    <a:blip r:embed="rId48"/>
+                    <a:stretch>
+                      <a:fillRect/>
+                    </a:stretch>
+                  </pic:blipFill>
+                  <pic:spPr>
+                    <a:xfrm>
+                      <a:off x="0" y="0"/>
+                      <a:ext cx="5104518" cy="2125846"/>
+                    </a:xfrm>
+                    <a:prstGeom prst="rect">
+                      <a:avLst/>
+                    </a:prstGeom>
+                  </pic:spPr>
+                </pic:pic>
+              </a:graphicData>
+            </a:graphic>
+          </wp:inline>
+        </w:drawing>
+      </w:r>
+    </w:p>
+    <w:p>
+      <w:pPr>
+        <w:rPr>
+          <w:b/>
+          <w:bCs/>
+          <w:sz w:val="36"/>
+          <w:szCs w:val="36"/>
+        </w:rPr>
+      </w:pPr>
+      <w:r>
+        <w:rPr>
+          <w:b/>
+          <w:bCs/>
+          <w:sz w:val="36"/>
+          <w:szCs w:val="36"/>
+        </w:rPr>
+        <w:t>18-</w:t>
+      </w:r>
+      <w:r>
+        <w:rPr>
+          <w:b/>
+          <w:bCs/>
+          <w:sz w:val="36"/>
+          <w:szCs w:val="36"/>
+        </w:rPr>
+        <w:t>Close Current Tab and Return to Parent</w:t>
+      </w:r>
+    </w:p>
+    <w:p>
+      <w:pPr>
+        <w:rPr>
+          <w:b/>
+          <w:bCs/>
+          <w:sz w:val="36"/>
+          <w:szCs w:val="36"/>
+        </w:rPr>
+      </w:pPr>
+      <w:r>
+        <w:rPr>
+          <w:b/>
+          <w:bCs/>
+          <w:sz w:val="36"/>
+          <w:szCs w:val="36"/>
+        </w:rPr>
+        <w:drawing>
+          <wp:inline distT="0" distB="0" distL="0" distR="0" wp14:anchorId="12AF0290" wp14:editId="5F01FF8A">
+            <wp:extent cx="3991532" cy="1838582"/>
+            <wp:effectExtent l="0" t="0" r="0" b="9525"/>
+            <wp:docPr id="1827027541" name="Picture 1"/>
+            <wp:cNvGraphicFramePr>
+              <a:graphicFrameLocks xmlns:a="http://schemas.openxmlformats.org/drawingml/2006/main" noChangeAspect="1"/>
+            </wp:cNvGraphicFramePr>
+            <a:graphic xmlns:a="http://schemas.openxmlformats.org/drawingml/2006/main">
+              <a:graphicData uri="http://schemas.openxmlformats.org/drawingml/2006/picture">
+                <pic:pic xmlns:pic="http://schemas.openxmlformats.org/drawingml/2006/picture">
+                  <pic:nvPicPr>
+                    <pic:cNvPr id="1827027541" name=""/>
+                    <pic:cNvPicPr/>
+                  </pic:nvPicPr>
+                  <pic:blipFill>
+                    <a:blip r:embed="rId49"/>
+                    <a:stretch>
+                      <a:fillRect/>
+                    </a:stretch>
+                  </pic:blipFill>
+                  <pic:spPr>
+                    <a:xfrm>
+                      <a:off x="0" y="0"/>
+                      <a:ext cx="3991532" cy="1838582"/>
+                    </a:xfrm>
+                    <a:prstGeom prst="rect">
+                      <a:avLst/>
+                    </a:prstGeom>
+                  </pic:spPr>
+                </pic:pic>
+              </a:graphicData>
+            </a:graphic>
+          </wp:inline>
+        </w:drawing>
+      </w:r>
+    </w:p>
+    <w:p>
+      <w:pPr>
+        <w:rPr>
+          <w:b/>
+          <w:bCs/>
+          <w:sz w:val="36"/>
+          <w:szCs w:val="36"/>
+        </w:rPr>
+      </w:pPr>
+      <w:r>
+        <w:rPr>
+          <w:b/>
+          <w:bCs/>
+          <w:sz w:val="36"/>
+          <w:szCs w:val="36"/>
+        </w:rPr>
+        <w:t>19-</w:t>
+      </w:r>
+      <w:r>
+        <w:rPr>
+          <w:b/>
+          <w:bCs/>
+          <w:sz w:val="36"/>
+          <w:szCs w:val="36"/>
+        </w:rPr>
+        <w:t>Selenium 4 Shortcut (JavaScript)</w:t>
+      </w:r>
+    </w:p>
+    <w:p>
+      <w:pPr>
+        <w:rPr>
+          <w:b/>
+          <w:bCs/>
+          <w:sz w:val="36"/>
+          <w:szCs w:val="36"/>
+        </w:rPr>
+      </w:pPr>
+      <w:r>
+        <w:rPr>
+          <w:b/>
+          <w:bCs/>
+          <w:sz w:val="36"/>
+          <w:szCs w:val="36"/>
+        </w:rPr>
+        <w:drawing>
+          <wp:inline distT="0" distB="0" distL="0" distR="0" wp14:anchorId="0001DC20" wp14:editId="125EAC33">
+            <wp:extent cx="5731510" cy="2312670"/>
+            <wp:effectExtent l="0" t="0" r="2540" b="0"/>
+            <wp:docPr id="1674598607" name="Picture 1"/>
+            <wp:cNvGraphicFramePr>
+              <a:graphicFrameLocks xmlns:a="http://schemas.openxmlformats.org/drawingml/2006/main" noChangeAspect="1"/>
+            </wp:cNvGraphicFramePr>
+            <a:graphic xmlns:a="http://schemas.openxmlformats.org/drawingml/2006/main">
+              <a:graphicData uri="http://schemas.openxmlformats.org/drawingml/2006/picture">
+                <pic:pic xmlns:pic="http://schemas.openxmlformats.org/drawingml/2006/picture">
+                  <pic:nvPicPr>
+                    <pic:cNvPr id="1674598607" name=""/>
+                    <pic:cNvPicPr/>
+                  </pic:nvPicPr>
+                  <pic:blipFill>
+                    <a:blip r:embed="rId50"/>
+                    <a:stretch>
+                      <a:fillRect/>
+                    </a:stretch>
+                  </pic:blipFill>
+                  <pic:spPr>
+                    <a:xfrm>
+                      <a:off x="0" y="0"/>
+                      <a:ext cx="5731510" cy="2312670"/>
+                    </a:xfrm>
+                    <a:prstGeom prst="rect">
+                      <a:avLst/>
+                    </a:prstGeom>
+                  </pic:spPr>
+                </pic:pic>
+              </a:graphicData>
+            </a:graphic>
+          </wp:inline>
+        </w:drawing>
+      </w:r>
+    </w:p>
+    <w:p>
+      <w:pPr>
+        <w:rPr>
+          <w:b/>
+          <w:bCs/>
+          <w:sz w:val="36"/>
+          <w:szCs w:val="36"/>
+        </w:rPr>
+      </w:pPr>
+    </w:p>
+    <w:p>
+      <w:pPr>
+        <w:rPr>
+          <w:b/>
+          <w:bCs/>
+          <w:sz w:val="36"/>
+          <w:szCs w:val="36"/>
+        </w:rPr>
+      </w:pPr>
+      <w:r>
+        <w:rPr>
+          <w:b/>
+          <w:bCs/>
+          <w:sz w:val="36"/>
+          <w:szCs w:val="36"/>
+        </w:rPr>
+        <w:t>20-</w:t>
+      </w:r>
+      <w:r>
+        <w:rPr>
+          <w:b/>
+          <w:bCs/>
+          <w:sz w:val="36"/>
+          <w:szCs w:val="36"/>
+        </w:rPr>
+        <w:t>For Selenium Framework Utility Class</w:t>
+      </w:r>
+      <w:r>
+        <w:rPr>
+          <w:b/>
+          <w:bCs/>
+          <w:sz w:val="36"/>
+          <w:szCs w:val="36"/>
+        </w:rPr>
+        <w:t xml:space="preserve"> for Screenshot for Page/Web</w:t>
+      </w:r>
+      <w:r>
+        <w:rPr>
+          <w:b/>
+          <w:bCs/>
+          <w:sz w:val="36"/>
+          <w:szCs w:val="36"/>
+        </w:rPr>
+        <w:t xml:space="preserve"> E</w:t>
+      </w:r>
+      <w:r>
+        <w:rPr>
+          <w:b/>
+          <w:bCs/>
+          <w:sz w:val="36"/>
+          <w:szCs w:val="36"/>
+        </w:rPr>
+        <w:t>lem</w:t>
+      </w:r>
+      <w:r>
+        <w:rPr>
+          <w:b/>
+          <w:bCs/>
+          <w:sz w:val="36"/>
+          <w:szCs w:val="36"/>
+        </w:rPr>
+        <w:t>e</w:t>
+      </w:r>
+      <w:r>
+        <w:rPr>
+          <w:b/>
+          <w:bCs/>
+          <w:sz w:val="36"/>
+          <w:szCs w:val="36"/>
+        </w:rPr>
+        <w:t>nt</w:t>
+      </w:r>
+    </w:p>
+    <w:p>
+      <w:pPr>
+        <w:rPr>
+          <w:b/>
+          <w:bCs/>
+          <w:sz w:val="36"/>
+          <w:szCs w:val="36"/>
+        </w:rPr>
+      </w:pPr>
+      <w:r>
+        <w:rPr>
+          <w:b/>
+          <w:bCs/>
+          <w:sz w:val="36"/>
+          <w:szCs w:val="36"/>
+        </w:rPr>
+        <w:lastRenderedPageBreak/>
+        <w:drawing>
+          <wp:inline distT="0" distB="0" distL="0" distR="0" wp14:anchorId="7BC0D8AD" wp14:editId="58EB8BFB">
+            <wp:extent cx="4252823" cy="3147447"/>
+            <wp:effectExtent l="0" t="0" r="0" b="0"/>
+            <wp:docPr id="1288883868" name="Picture 1"/>
+            <wp:cNvGraphicFramePr>
+              <a:graphicFrameLocks xmlns:a="http://schemas.openxmlformats.org/drawingml/2006/main" noChangeAspect="1"/>
+            </wp:cNvGraphicFramePr>
+            <a:graphic xmlns:a="http://schemas.openxmlformats.org/drawingml/2006/main">
+              <a:graphicData uri="http://schemas.openxmlformats.org/drawingml/2006/picture">
+                <pic:pic xmlns:pic="http://schemas.openxmlformats.org/drawingml/2006/picture">
+                  <pic:nvPicPr>
+                    <pic:cNvPr id="1288883868" name=""/>
+                    <pic:cNvPicPr/>
+                  </pic:nvPicPr>
+                  <pic:blipFill>
+                    <a:blip r:embed="rId51"/>
+                    <a:stretch>
+                      <a:fillRect/>
+                    </a:stretch>
+                  </pic:blipFill>
+                  <pic:spPr>
+                    <a:xfrm>
+                      <a:off x="0" y="0"/>
+                      <a:ext cx="4263949" cy="3155681"/>
+                    </a:xfrm>
+                    <a:prstGeom prst="rect">
+                      <a:avLst/>
+                    </a:prstGeom>
+                  </pic:spPr>
+                </pic:pic>
+              </a:graphicData>
+            </a:graphic>
+          </wp:inline>
+        </w:drawing>
+      </w:r>
+    </w:p>
+    <w:p>
+      <w:pPr>
+        <w:rPr>
+          <w:b/>
+          <w:bCs/>
+          <w:sz w:val="36"/>
+          <w:szCs w:val="36"/>
+        </w:rPr>
+      </w:pPr>
+    </w:p>
+    <w:p>
+      <w:pPr>
+        <w:rPr>
+          <w:b/>
+          <w:bCs/>
+          <w:sz w:val="36"/>
+          <w:szCs w:val="36"/>
+        </w:rPr>
+      </w:pPr>
+      <w:r>
+        <w:rPr>
+          <w:b/>
+          <w:bCs/>
+          <w:sz w:val="36"/>
+          <w:szCs w:val="36"/>
+        </w:rPr>
+        <w:t>Framework Use</w:t>
+      </w:r>
+      <w:r>
+        <w:rPr>
+          <w:b/>
+          <w:bCs/>
+          <w:sz w:val="36"/>
+          <w:szCs w:val="36"/>
+        </w:rPr>
+        <w:t>-</w:t>
+      </w:r>
+    </w:p>
+    <w:p>
+      <w:pPr>
+        <w:rPr>
+          <w:b/>
+          <w:bCs/>
+          <w:sz w:val="36"/>
+          <w:szCs w:val="36"/>
+        </w:rPr>
+      </w:pPr>
+      <w:r>
+        <w:rPr>
+          <w:b/>
+          <w:bCs/>
+          <w:sz w:val="36"/>
+          <w:szCs w:val="36"/>
+        </w:rPr>
+        <w:drawing>
+          <wp:inline distT="0" distB="0" distL="0" distR="0" wp14:anchorId="059E9D7A" wp14:editId="20432F81">
+            <wp:extent cx="4727275" cy="1012390"/>
+            <wp:effectExtent l="0" t="0" r="0" b="0"/>
+            <wp:docPr id="1318639738" name="Picture 1"/>
+            <wp:cNvGraphicFramePr>
+              <a:graphicFrameLocks xmlns:a="http://schemas.openxmlformats.org/drawingml/2006/main" noChangeAspect="1"/>
+            </wp:cNvGraphicFramePr>
+            <a:graphic xmlns:a="http://schemas.openxmlformats.org/drawingml/2006/main">
+              <a:graphicData uri="http://schemas.openxmlformats.org/drawingml/2006/picture">
+                <pic:pic xmlns:pic="http://schemas.openxmlformats.org/drawingml/2006/picture">
+                  <pic:nvPicPr>
+                    <pic:cNvPr id="1318639738" name=""/>
+                    <pic:cNvPicPr/>
+                  </pic:nvPicPr>
+                  <pic:blipFill>
+                    <a:blip r:embed="rId52"/>
+                    <a:stretch>
+                      <a:fillRect/>
+                    </a:stretch>
+                  </pic:blipFill>
+                  <pic:spPr>
+                    <a:xfrm>
+                      <a:off x="0" y="0"/>
+                      <a:ext cx="4743374" cy="1015838"/>
+                    </a:xfrm>
+                    <a:prstGeom prst="rect">
+                      <a:avLst/>
+                    </a:prstGeom>
+                  </pic:spPr>
+                </pic:pic>
+              </a:graphicData>
+            </a:graphic>
+          </wp:inline>
+        </w:drawing>
+      </w:r>
+    </w:p>
+    <w:p>
+      <w:pPr>
+        <w:rPr>
+          <w:b/>
+          <w:bCs/>
+          <w:sz w:val="36"/>
+          <w:szCs w:val="36"/>
+        </w:rPr>
+      </w:pPr>
+    </w:p>
+    <w:p>
+      <w:pPr>
+        <w:rPr>
+          <w:b/>
+          <w:bCs/>
+          <w:sz w:val="36"/>
+          <w:szCs w:val="36"/>
+        </w:rPr>
+      </w:pPr>
+    </w:p>
+    <w:p>
+      <w:pPr>
+        <w:rPr>
+          <w:sz w:val="32"/>
+          <w:szCs w:val="32"/>
+        </w:rPr>
+      </w:pPr>
     </w:p>
     <w:p>
       <w:pPr>
@@ -8094,77 +7327,22 @@
           <w:sz w:val="32"/>
           <w:szCs w:val="32"/>
         </w:rPr>
-        <w:t xml:space="preserve">public static String </w:t>
-      </w:r>
-      <w:proofErr w:type="spellStart"/>
-      <w:proofErr w:type="gramStart"/>
-      <w:r>
-        <w:rPr>
-          <w:b/>
-          <w:bCs/>
-          <w:sz w:val="32"/>
-          <w:szCs w:val="32"/>
-        </w:rPr>
-        <w:t>getEnv</w:t>
-      </w:r>
-      <w:proofErr w:type="spellEnd"/>
-      <w:r>
-        <w:rPr>
-          <w:b/>
-          <w:bCs/>
-          <w:sz w:val="32"/>
-          <w:szCs w:val="32"/>
-        </w:rPr>
-        <w:t>(</w:t>
-      </w:r>
-      <w:proofErr w:type="gramEnd"/>
-      <w:r>
-        <w:rPr>
-          <w:b/>
-          <w:bCs/>
-          <w:sz w:val="32"/>
-          <w:szCs w:val="32"/>
-        </w:rPr>
-        <w:t>String key) {</w:t>
-      </w:r>
-    </w:p>
-    <w:p>
-      <w:pPr>
-        <w:rPr>
-          <w:sz w:val="32"/>
-          <w:szCs w:val="32"/>
-        </w:rPr>
-      </w:pPr>
-      <w:r>
-        <w:rPr>
-          <w:sz w:val="32"/>
-          <w:szCs w:val="32"/>
-        </w:rPr>
-        <w:t xml:space="preserve">return </w:t>
-      </w:r>
-      <w:proofErr w:type="spellStart"/>
-      <w:r>
-        <w:rPr>
-          <w:sz w:val="32"/>
-          <w:szCs w:val="32"/>
-        </w:rPr>
-        <w:t>System.getenv</w:t>
-      </w:r>
-      <w:proofErr w:type="spellEnd"/>
-      <w:r>
-        <w:rPr>
-          <w:sz w:val="32"/>
-          <w:szCs w:val="32"/>
-        </w:rPr>
-        <w:t>(key</w:t>
-      </w:r>
-      <w:proofErr w:type="gramStart"/>
-      <w:r>
-        <w:rPr>
-          <w:sz w:val="32"/>
-          <w:szCs w:val="32"/>
-        </w:rPr>
-        <w:t>);</w:t>
+        <w:t>public static String getEnv(String key) {</w:t>
+      </w:r>
+    </w:p>
+    <w:p>
+      <w:pPr>
+        <w:rPr>
+          <w:sz w:val="32"/>
+          <w:szCs w:val="32"/>
+        </w:rPr>
+      </w:pPr>
+      <w:r>
+        <w:rPr>
+          <w:sz w:val="32"/>
+          <w:szCs w:val="32"/>
+        </w:rPr>
+        <w:t>return System.getenv(key);</w:t>
       </w:r>
       <w:r>
         <w:rPr>
@@ -8173,7 +7351,6 @@
         </w:rPr>
         <w:t xml:space="preserve">   </w:t>
       </w:r>
-      <w:proofErr w:type="gramEnd"/>
       <w:r>
         <w:rPr>
           <w:sz w:val="32"/>
@@ -8203,23 +7380,7 @@
           <w:sz w:val="32"/>
           <w:szCs w:val="32"/>
         </w:rPr>
-        <w:t xml:space="preserve">String token = </w:t>
-      </w:r>
-      <w:proofErr w:type="spellStart"/>
-      <w:r>
-        <w:rPr>
-          <w:sz w:val="32"/>
-          <w:szCs w:val="32"/>
-        </w:rPr>
-        <w:t>getEnv</w:t>
-      </w:r>
-      <w:proofErr w:type="spellEnd"/>
-      <w:r>
-        <w:rPr>
-          <w:sz w:val="32"/>
-          <w:szCs w:val="32"/>
-        </w:rPr>
-        <w:t>("API_TOKEN");</w:t>
+        <w:t>String token = getEnv("API_TOKEN");</w:t>
       </w:r>
     </w:p>
     <w:p>
@@ -8265,6 +7426,7 @@
       </w:pPr>
       <w:r>
         <w:rPr>
+          <w:noProof/>
           <w:sz w:val="32"/>
           <w:szCs w:val="32"/>
         </w:rPr>
@@ -8285,7 +7447,7 @@
                     <pic:cNvPicPr/>
                   </pic:nvPicPr>
                   <pic:blipFill>
-                    <a:blip r:embed="rId43"/>
+                    <a:blip r:embed="rId53"/>
                     <a:stretch>
                       <a:fillRect/>
                     </a:stretch>
@@ -8363,39 +7525,7 @@
           <w:sz w:val="32"/>
           <w:szCs w:val="32"/>
         </w:rPr>
-        <w:t xml:space="preserve">- Property File, JSON </w:t>
-      </w:r>
-      <w:proofErr w:type="gramStart"/>
-      <w:r>
-        <w:rPr>
-          <w:sz w:val="32"/>
-          <w:szCs w:val="32"/>
-        </w:rPr>
-        <w:t>File ,</w:t>
-      </w:r>
-      <w:proofErr w:type="gramEnd"/>
-      <w:r>
-        <w:rPr>
-          <w:sz w:val="32"/>
-          <w:szCs w:val="32"/>
-        </w:rPr>
-        <w:t xml:space="preserve"> Excel </w:t>
-      </w:r>
-      <w:proofErr w:type="gramStart"/>
-      <w:r>
-        <w:rPr>
-          <w:sz w:val="32"/>
-          <w:szCs w:val="32"/>
-        </w:rPr>
-        <w:t>File ,</w:t>
-      </w:r>
-      <w:proofErr w:type="gramEnd"/>
-      <w:r>
-        <w:rPr>
-          <w:sz w:val="32"/>
-          <w:szCs w:val="32"/>
-        </w:rPr>
-        <w:t xml:space="preserve"> Database</w:t>
+        <w:t>- Property File, JSON File , Excel File , Database</w:t>
       </w:r>
     </w:p>
     <w:p>
@@ -8419,87 +7549,7 @@
           <w:sz w:val="32"/>
           <w:szCs w:val="32"/>
         </w:rPr>
-        <w:t xml:space="preserve"> </w:t>
-      </w:r>
-      <w:proofErr w:type="gramStart"/>
-      <w:r>
-        <w:rPr>
-          <w:sz w:val="32"/>
-          <w:szCs w:val="32"/>
-        </w:rPr>
-        <w:t>Click ,</w:t>
-      </w:r>
-      <w:proofErr w:type="gramEnd"/>
-      <w:r>
-        <w:rPr>
-          <w:sz w:val="32"/>
-          <w:szCs w:val="32"/>
-        </w:rPr>
-        <w:t xml:space="preserve"> </w:t>
-      </w:r>
-      <w:proofErr w:type="gramStart"/>
-      <w:r>
-        <w:rPr>
-          <w:sz w:val="32"/>
-          <w:szCs w:val="32"/>
-        </w:rPr>
-        <w:t>Type ,</w:t>
-      </w:r>
-      <w:proofErr w:type="gramEnd"/>
-      <w:r>
-        <w:rPr>
-          <w:sz w:val="32"/>
-          <w:szCs w:val="32"/>
-        </w:rPr>
-        <w:t xml:space="preserve"> </w:t>
-      </w:r>
-      <w:proofErr w:type="gramStart"/>
-      <w:r>
-        <w:rPr>
-          <w:sz w:val="32"/>
-          <w:szCs w:val="32"/>
-        </w:rPr>
-        <w:t>Wait ,</w:t>
-      </w:r>
-      <w:proofErr w:type="gramEnd"/>
-      <w:r>
-        <w:rPr>
-          <w:sz w:val="32"/>
-          <w:szCs w:val="32"/>
-        </w:rPr>
-        <w:t xml:space="preserve"> </w:t>
-      </w:r>
-      <w:proofErr w:type="gramStart"/>
-      <w:r>
-        <w:rPr>
-          <w:sz w:val="32"/>
-          <w:szCs w:val="32"/>
-        </w:rPr>
-        <w:t>Dropdown ,</w:t>
-      </w:r>
-      <w:proofErr w:type="gramEnd"/>
-      <w:r>
-        <w:rPr>
-          <w:sz w:val="32"/>
-          <w:szCs w:val="32"/>
-        </w:rPr>
-        <w:t xml:space="preserve"> </w:t>
-      </w:r>
-      <w:proofErr w:type="gramStart"/>
-      <w:r>
-        <w:rPr>
-          <w:sz w:val="32"/>
-          <w:szCs w:val="32"/>
-        </w:rPr>
-        <w:t>Screenshot ,</w:t>
-      </w:r>
-      <w:proofErr w:type="gramEnd"/>
-      <w:r>
-        <w:rPr>
-          <w:sz w:val="32"/>
-          <w:szCs w:val="32"/>
-        </w:rPr>
-        <w:t xml:space="preserve"> </w:t>
+        <w:t xml:space="preserve"> Click , Type , Wait , Dropdown , Screenshot , </w:t>
       </w:r>
     </w:p>
     <w:p>
@@ -8523,49 +7573,8 @@
           <w:sz w:val="32"/>
           <w:szCs w:val="32"/>
         </w:rPr>
-        <w:t xml:space="preserve"> </w:t>
-      </w:r>
-      <w:proofErr w:type="gramStart"/>
-      <w:r>
-        <w:rPr>
-          <w:sz w:val="32"/>
-          <w:szCs w:val="32"/>
-        </w:rPr>
-        <w:t>Connection ,</w:t>
-      </w:r>
-      <w:proofErr w:type="gramEnd"/>
-      <w:r>
-        <w:rPr>
-          <w:sz w:val="32"/>
-          <w:szCs w:val="32"/>
-        </w:rPr>
-        <w:t xml:space="preserve"> </w:t>
-      </w:r>
-      <w:proofErr w:type="gramStart"/>
-      <w:r>
-        <w:rPr>
-          <w:sz w:val="32"/>
-          <w:szCs w:val="32"/>
-        </w:rPr>
-        <w:t>Statement ,</w:t>
-      </w:r>
-      <w:proofErr w:type="gramEnd"/>
-      <w:r>
-        <w:rPr>
-          <w:sz w:val="32"/>
-          <w:szCs w:val="32"/>
-        </w:rPr>
-        <w:t xml:space="preserve"> </w:t>
-      </w:r>
-      <w:proofErr w:type="spellStart"/>
-      <w:r>
-        <w:rPr>
-          <w:sz w:val="32"/>
-          <w:szCs w:val="32"/>
-        </w:rPr>
-        <w:t>ResultSet</w:t>
-      </w:r>
-      <w:proofErr w:type="spellEnd"/>
+        <w:t xml:space="preserve"> Connection , Statement , ResultSet</w:t>
+      </w:r>
     </w:p>
     <w:p>
       <w:pPr>
@@ -8588,73 +7597,7 @@
           <w:sz w:val="32"/>
           <w:szCs w:val="32"/>
         </w:rPr>
-        <w:t xml:space="preserve"> </w:t>
-      </w:r>
-      <w:proofErr w:type="gramStart"/>
-      <w:r>
-        <w:rPr>
-          <w:sz w:val="32"/>
-          <w:szCs w:val="32"/>
-        </w:rPr>
-        <w:t>Properties ,</w:t>
-      </w:r>
-      <w:proofErr w:type="gramEnd"/>
-      <w:r>
-        <w:rPr>
-          <w:sz w:val="32"/>
-          <w:szCs w:val="32"/>
-        </w:rPr>
-        <w:t xml:space="preserve"> </w:t>
-      </w:r>
-      <w:proofErr w:type="spellStart"/>
-      <w:proofErr w:type="gramStart"/>
-      <w:r>
-        <w:rPr>
-          <w:sz w:val="32"/>
-          <w:szCs w:val="32"/>
-        </w:rPr>
-        <w:t>FileInputStream</w:t>
-      </w:r>
-      <w:proofErr w:type="spellEnd"/>
-      <w:r>
-        <w:rPr>
-          <w:sz w:val="32"/>
-          <w:szCs w:val="32"/>
-        </w:rPr>
-        <w:t xml:space="preserve"> ,</w:t>
-      </w:r>
-      <w:proofErr w:type="gramEnd"/>
-      <w:r>
-        <w:rPr>
-          <w:sz w:val="32"/>
-          <w:szCs w:val="32"/>
-        </w:rPr>
-        <w:t xml:space="preserve"> </w:t>
-      </w:r>
-      <w:proofErr w:type="spellStart"/>
-      <w:proofErr w:type="gramStart"/>
-      <w:r>
-        <w:rPr>
-          <w:sz w:val="32"/>
-          <w:szCs w:val="32"/>
-        </w:rPr>
-        <w:t>getProperty</w:t>
-      </w:r>
-      <w:proofErr w:type="spellEnd"/>
-      <w:r>
-        <w:rPr>
-          <w:sz w:val="32"/>
-          <w:szCs w:val="32"/>
-        </w:rPr>
-        <w:t>(</w:t>
-      </w:r>
-      <w:proofErr w:type="gramEnd"/>
-      <w:r>
-        <w:rPr>
-          <w:sz w:val="32"/>
-          <w:szCs w:val="32"/>
-        </w:rPr>
-        <w:t>)</w:t>
+        <w:t xml:space="preserve"> Properties , FileInputStream , getProperty()</w:t>
       </w:r>
     </w:p>
     <w:p>
@@ -8678,73 +7621,7 @@
           <w:sz w:val="32"/>
           <w:szCs w:val="32"/>
         </w:rPr>
-        <w:t xml:space="preserve"> </w:t>
-      </w:r>
-      <w:proofErr w:type="spellStart"/>
-      <w:proofErr w:type="gramStart"/>
-      <w:r>
-        <w:rPr>
-          <w:sz w:val="32"/>
-          <w:szCs w:val="32"/>
-        </w:rPr>
-        <w:t>ObjectMapper</w:t>
-      </w:r>
-      <w:proofErr w:type="spellEnd"/>
-      <w:r>
-        <w:rPr>
-          <w:sz w:val="32"/>
-          <w:szCs w:val="32"/>
-        </w:rPr>
-        <w:t xml:space="preserve"> ,</w:t>
-      </w:r>
-      <w:proofErr w:type="gramEnd"/>
-      <w:r>
-        <w:rPr>
-          <w:sz w:val="32"/>
-          <w:szCs w:val="32"/>
-        </w:rPr>
-        <w:t xml:space="preserve"> </w:t>
-      </w:r>
-      <w:proofErr w:type="spellStart"/>
-      <w:proofErr w:type="gramStart"/>
-      <w:r>
-        <w:rPr>
-          <w:sz w:val="32"/>
-          <w:szCs w:val="32"/>
-        </w:rPr>
-        <w:t>JsonNode</w:t>
-      </w:r>
-      <w:proofErr w:type="spellEnd"/>
-      <w:r>
-        <w:rPr>
-          <w:sz w:val="32"/>
-          <w:szCs w:val="32"/>
-        </w:rPr>
-        <w:t xml:space="preserve"> ,</w:t>
-      </w:r>
-      <w:proofErr w:type="gramEnd"/>
-      <w:r>
-        <w:rPr>
-          <w:sz w:val="32"/>
-          <w:szCs w:val="32"/>
-        </w:rPr>
-        <w:t xml:space="preserve"> </w:t>
-      </w:r>
-      <w:proofErr w:type="gramStart"/>
-      <w:r>
-        <w:rPr>
-          <w:sz w:val="32"/>
-          <w:szCs w:val="32"/>
-        </w:rPr>
-        <w:t>get(</w:t>
-      </w:r>
-      <w:proofErr w:type="gramEnd"/>
-      <w:r>
-        <w:rPr>
-          <w:sz w:val="32"/>
-          <w:szCs w:val="32"/>
-        </w:rPr>
-        <w:t>)</w:t>
+        <w:t xml:space="preserve"> ObjectMapper , JsonNode , get()</w:t>
       </w:r>
     </w:p>
     <w:p>
@@ -8768,55 +7645,7 @@
           <w:sz w:val="32"/>
           <w:szCs w:val="32"/>
         </w:rPr>
-        <w:t xml:space="preserve"> </w:t>
-      </w:r>
-      <w:proofErr w:type="gramStart"/>
-      <w:r>
-        <w:rPr>
-          <w:sz w:val="32"/>
-          <w:szCs w:val="32"/>
-        </w:rPr>
-        <w:t>Workbook ,</w:t>
-      </w:r>
-      <w:proofErr w:type="gramEnd"/>
-      <w:r>
-        <w:rPr>
-          <w:sz w:val="32"/>
-          <w:szCs w:val="32"/>
-        </w:rPr>
-        <w:t xml:space="preserve"> </w:t>
-      </w:r>
-      <w:proofErr w:type="gramStart"/>
-      <w:r>
-        <w:rPr>
-          <w:sz w:val="32"/>
-          <w:szCs w:val="32"/>
-        </w:rPr>
-        <w:t>Sheet ,</w:t>
-      </w:r>
-      <w:proofErr w:type="gramEnd"/>
-      <w:r>
-        <w:rPr>
-          <w:sz w:val="32"/>
-          <w:szCs w:val="32"/>
-        </w:rPr>
-        <w:t xml:space="preserve"> </w:t>
-      </w:r>
-      <w:proofErr w:type="gramStart"/>
-      <w:r>
-        <w:rPr>
-          <w:sz w:val="32"/>
-          <w:szCs w:val="32"/>
-        </w:rPr>
-        <w:t>Row ,</w:t>
-      </w:r>
-      <w:proofErr w:type="gramEnd"/>
-      <w:r>
-        <w:rPr>
-          <w:sz w:val="32"/>
-          <w:szCs w:val="32"/>
-        </w:rPr>
-        <w:t xml:space="preserve"> Cell</w:t>
+        <w:t xml:space="preserve"> Workbook , Sheet , Row , Cell</w:t>
       </w:r>
     </w:p>
     <w:p>
@@ -8919,27 +7748,7 @@
           <w:szCs w:val="32"/>
         </w:rPr>
         <w:lastRenderedPageBreak/>
-        <w:t xml:space="preserve">Q2. Is </w:t>
-      </w:r>
-      <w:proofErr w:type="spellStart"/>
-      <w:r>
-        <w:rPr>
-          <w:b/>
-          <w:bCs/>
-          <w:sz w:val="32"/>
-          <w:szCs w:val="32"/>
-        </w:rPr>
-        <w:t>WebElement</w:t>
-      </w:r>
-      <w:proofErr w:type="spellEnd"/>
-      <w:r>
-        <w:rPr>
-          <w:b/>
-          <w:bCs/>
-          <w:sz w:val="32"/>
-          <w:szCs w:val="32"/>
-        </w:rPr>
-        <w:t xml:space="preserve"> an abstract class? - </w:t>
+        <w:t xml:space="preserve">Q2. Is WebElement an abstract class? - </w:t>
       </w:r>
       <w:r>
         <w:rPr>
@@ -8954,69 +7763,24 @@
           <w:sz w:val="32"/>
           <w:szCs w:val="32"/>
         </w:rPr>
-        <w:t xml:space="preserve"> No   </w:t>
-      </w:r>
-      <w:proofErr w:type="gramStart"/>
-      <w:r>
-        <w:rPr>
-          <w:sz w:val="32"/>
-          <w:szCs w:val="32"/>
-        </w:rPr>
-        <w:t xml:space="preserve">-  </w:t>
-      </w:r>
-      <w:proofErr w:type="spellStart"/>
-      <w:r>
-        <w:rPr>
-          <w:sz w:val="32"/>
-          <w:szCs w:val="32"/>
-        </w:rPr>
-        <w:t>WebElement</w:t>
-      </w:r>
-      <w:proofErr w:type="spellEnd"/>
-      <w:proofErr w:type="gramEnd"/>
-      <w:r>
-        <w:rPr>
-          <w:sz w:val="32"/>
-          <w:szCs w:val="32"/>
-        </w:rPr>
-        <w:t xml:space="preserve"> = Interface</w:t>
-      </w:r>
-    </w:p>
-    <w:p>
-      <w:pPr>
-        <w:rPr>
-          <w:sz w:val="32"/>
-          <w:szCs w:val="32"/>
-        </w:rPr>
-      </w:pPr>
-      <w:r>
-        <w:rPr>
-          <w:b/>
-          <w:bCs/>
-          <w:sz w:val="32"/>
-          <w:szCs w:val="32"/>
-        </w:rPr>
-        <w:t xml:space="preserve">Q3. Is </w:t>
-      </w:r>
-      <w:proofErr w:type="spellStart"/>
-      <w:r>
-        <w:rPr>
-          <w:b/>
-          <w:bCs/>
-          <w:sz w:val="32"/>
-          <w:szCs w:val="32"/>
-        </w:rPr>
-        <w:t>ChromeDriver</w:t>
-      </w:r>
-      <w:proofErr w:type="spellEnd"/>
-      <w:r>
-        <w:rPr>
-          <w:b/>
-          <w:bCs/>
-          <w:sz w:val="32"/>
-          <w:szCs w:val="32"/>
-        </w:rPr>
-        <w:t xml:space="preserve"> an abstract class? - </w:t>
+        <w:t xml:space="preserve"> No   -  WebElement = Interface</w:t>
+      </w:r>
+    </w:p>
+    <w:p>
+      <w:pPr>
+        <w:rPr>
+          <w:sz w:val="32"/>
+          <w:szCs w:val="32"/>
+        </w:rPr>
+      </w:pPr>
+      <w:r>
+        <w:rPr>
+          <w:b/>
+          <w:bCs/>
+          <w:sz w:val="32"/>
+          <w:szCs w:val="32"/>
+        </w:rPr>
+        <w:t xml:space="preserve">Q3. Is ChromeDriver an abstract class? - </w:t>
       </w:r>
       <w:r>
         <w:rPr>
@@ -9031,28 +7795,14 @@
           <w:sz w:val="32"/>
           <w:szCs w:val="32"/>
         </w:rPr>
-        <w:t xml:space="preserve"> No -   </w:t>
-      </w:r>
-      <w:proofErr w:type="spellStart"/>
-      <w:r>
-        <w:rPr>
-          <w:sz w:val="32"/>
-          <w:szCs w:val="32"/>
-        </w:rPr>
-        <w:t>ChromeDriver</w:t>
-      </w:r>
-      <w:proofErr w:type="spellEnd"/>
-      <w:r>
-        <w:rPr>
-          <w:sz w:val="32"/>
-          <w:szCs w:val="32"/>
-        </w:rPr>
-        <w:t xml:space="preserve"> = Concrete Class </w:t>
-      </w:r>
-    </w:p>
-    <w:p>
-      <w:pPr>
-        <w:rPr>
+        <w:t xml:space="preserve"> No -   ChromeDriver = Concrete Class </w:t>
+      </w:r>
+    </w:p>
+    <w:p>
+      <w:pPr>
+        <w:rPr>
+          <w:b/>
+          <w:bCs/>
           <w:sz w:val="32"/>
           <w:szCs w:val="32"/>
         </w:rPr>
@@ -9074,6 +7824,14 @@
           <w:szCs w:val="32"/>
         </w:rPr>
       </w:pPr>
+    </w:p>
+    <w:p>
+      <w:pPr>
+        <w:rPr>
+          <w:sz w:val="32"/>
+          <w:szCs w:val="32"/>
+        </w:rPr>
+      </w:pPr>
       <w:r>
         <w:rPr>
           <w:sz w:val="32"/>
@@ -9106,7 +7864,7 @@
           <w:sz w:val="32"/>
           <w:szCs w:val="32"/>
         </w:rPr>
-        <w:t xml:space="preserve"> Abstract Methods------------</w:t>
+        <w:t xml:space="preserve"> Abstract Methods----------</w:t>
       </w:r>
       <w:r>
         <w:rPr>
@@ -9117,6 +7875,7 @@
       </w:r>
       <w:r>
         <w:rPr>
+          <w:noProof/>
           <w:sz w:val="32"/>
           <w:szCs w:val="32"/>
         </w:rPr>
@@ -9138,7 +7897,7 @@
                     </pic:cNvPicPr>
                   </pic:nvPicPr>
                   <pic:blipFill>
-                    <a:blip r:embed="rId44">
+                    <a:blip r:embed="rId54">
                       <a:extLst>
                         <a:ext uri="{28A0092B-C50C-407E-A947-70E740481C1C}">
                           <a14:useLocalDpi xmlns:a14="http://schemas.microsoft.com/office/drawing/2010/main" val="0"/>
@@ -9171,6 +7930,7 @@
       </w:r>
       <w:r>
         <w:rPr>
+          <w:noProof/>
           <w:sz w:val="32"/>
           <w:szCs w:val="32"/>
         </w:rPr>
@@ -9193,7 +7953,7 @@
                     </pic:cNvPicPr>
                   </pic:nvPicPr>
                   <pic:blipFill>
-                    <a:blip r:embed="rId45">
+                    <a:blip r:embed="rId55">
                       <a:extLst>
                         <a:ext uri="{28A0092B-C50C-407E-A947-70E740481C1C}">
                           <a14:useLocalDpi xmlns:a14="http://schemas.microsoft.com/office/drawing/2010/main" val="0"/>
@@ -9226,6 +7986,7 @@
       </w:r>
       <w:r>
         <w:rPr>
+          <w:noProof/>
           <w:sz w:val="32"/>
           <w:szCs w:val="32"/>
         </w:rPr>
@@ -9247,7 +8008,7 @@
                     </pic:cNvPicPr>
                   </pic:nvPicPr>
                   <pic:blipFill>
-                    <a:blip r:embed="rId46">
+                    <a:blip r:embed="rId56">
                       <a:extLst>
                         <a:ext uri="{28A0092B-C50C-407E-A947-70E740481C1C}">
                           <a14:useLocalDpi xmlns:a14="http://schemas.microsoft.com/office/drawing/2010/main" val="0"/>
@@ -9287,6 +8048,7 @@
       </w:r>
       <w:r>
         <w:rPr>
+          <w:noProof/>
           <w:sz w:val="32"/>
           <w:szCs w:val="32"/>
         </w:rPr>
@@ -9308,7 +8070,7 @@
                     </pic:cNvPicPr>
                   </pic:nvPicPr>
                   <pic:blipFill>
-                    <a:blip r:embed="rId47">
+                    <a:blip r:embed="rId57">
                       <a:extLst>
                         <a:ext uri="{28A0092B-C50C-407E-A947-70E740481C1C}">
                           <a14:useLocalDpi xmlns:a14="http://schemas.microsoft.com/office/drawing/2010/main" val="0"/>
@@ -9380,6 +8142,7 @@
       </w:r>
       <w:r>
         <w:rPr>
+          <w:noProof/>
           <w:sz w:val="32"/>
           <w:szCs w:val="32"/>
         </w:rPr>
@@ -9401,7 +8164,7 @@
                     </pic:cNvPicPr>
                   </pic:nvPicPr>
                   <pic:blipFill>
-                    <a:blip r:embed="rId48">
+                    <a:blip r:embed="rId58">
                       <a:extLst>
                         <a:ext uri="{28A0092B-C50C-407E-A947-70E740481C1C}">
                           <a14:useLocalDpi xmlns:a14="http://schemas.microsoft.com/office/drawing/2010/main" val="0"/>
@@ -9457,6 +8220,7 @@
       </w:pPr>
       <w:r>
         <w:rPr>
+          <w:noProof/>
           <w:sz w:val="32"/>
           <w:szCs w:val="32"/>
         </w:rPr>
@@ -9478,7 +8242,7 @@
                     </pic:cNvPicPr>
                   </pic:nvPicPr>
                   <pic:blipFill>
-                    <a:blip r:embed="rId49">
+                    <a:blip r:embed="rId59">
                       <a:extLst>
                         <a:ext uri="{28A0092B-C50C-407E-A947-70E740481C1C}">
                           <a14:useLocalDpi xmlns:a14="http://schemas.microsoft.com/office/drawing/2010/main" val="0"/>
@@ -9534,6 +8298,7 @@
       </w:pPr>
       <w:r>
         <w:rPr>
+          <w:noProof/>
           <w:sz w:val="32"/>
           <w:szCs w:val="32"/>
         </w:rPr>
@@ -9556,7 +8321,7 @@
                     </pic:cNvPicPr>
                   </pic:nvPicPr>
                   <pic:blipFill>
-                    <a:blip r:embed="rId50">
+                    <a:blip r:embed="rId60">
                       <a:extLst>
                         <a:ext uri="{28A0092B-C50C-407E-A947-70E740481C1C}">
                           <a14:useLocalDpi xmlns:a14="http://schemas.microsoft.com/office/drawing/2010/main" val="0"/>
@@ -9612,6 +8377,7 @@
       </w:pPr>
       <w:r>
         <w:rPr>
+          <w:noProof/>
           <w:sz w:val="32"/>
           <w:szCs w:val="32"/>
         </w:rPr>
@@ -9634,7 +8400,7 @@
                     </pic:cNvPicPr>
                   </pic:nvPicPr>
                   <pic:blipFill>
-                    <a:blip r:embed="rId51">
+                    <a:blip r:embed="rId61">
                       <a:extLst>
                         <a:ext uri="{28A0092B-C50C-407E-A947-70E740481C1C}">
                           <a14:useLocalDpi xmlns:a14="http://schemas.microsoft.com/office/drawing/2010/main" val="0"/>
@@ -9690,6 +8456,7 @@
       </w:pPr>
       <w:r>
         <w:rPr>
+          <w:noProof/>
           <w:sz w:val="32"/>
           <w:szCs w:val="32"/>
         </w:rPr>
@@ -9712,7 +8479,7 @@
                     </pic:cNvPicPr>
                   </pic:nvPicPr>
                   <pic:blipFill>
-                    <a:blip r:embed="rId52">
+                    <a:blip r:embed="rId62">
                       <a:extLst>
                         <a:ext uri="{28A0092B-C50C-407E-A947-70E740481C1C}">
                           <a14:useLocalDpi xmlns:a14="http://schemas.microsoft.com/office/drawing/2010/main" val="0"/>
@@ -9785,6 +8552,7 @@
       </w:pPr>
       <w:r>
         <w:rPr>
+          <w:noProof/>
           <w:sz w:val="32"/>
           <w:szCs w:val="32"/>
         </w:rPr>
@@ -9806,7 +8574,7 @@
                     </pic:cNvPicPr>
                   </pic:nvPicPr>
                   <pic:blipFill>
-                    <a:blip r:embed="rId53">
+                    <a:blip r:embed="rId63">
                       <a:extLst>
                         <a:ext uri="{28A0092B-C50C-407E-A947-70E740481C1C}">
                           <a14:useLocalDpi xmlns:a14="http://schemas.microsoft.com/office/drawing/2010/main" val="0"/>
@@ -9862,6 +8630,7 @@
       </w:pPr>
       <w:r>
         <w:rPr>
+          <w:noProof/>
           <w:sz w:val="32"/>
           <w:szCs w:val="32"/>
         </w:rPr>
@@ -9884,7 +8653,7 @@
                     </pic:cNvPicPr>
                   </pic:nvPicPr>
                   <pic:blipFill>
-                    <a:blip r:embed="rId54">
+                    <a:blip r:embed="rId64">
                       <a:extLst>
                         <a:ext uri="{28A0092B-C50C-407E-A947-70E740481C1C}">
                           <a14:useLocalDpi xmlns:a14="http://schemas.microsoft.com/office/drawing/2010/main" val="0"/>
@@ -9940,6 +8709,7 @@
       </w:pPr>
       <w:r>
         <w:rPr>
+          <w:noProof/>
           <w:sz w:val="32"/>
           <w:szCs w:val="32"/>
         </w:rPr>
@@ -9961,7 +8731,7 @@
                     </pic:cNvPicPr>
                   </pic:nvPicPr>
                   <pic:blipFill>
-                    <a:blip r:embed="rId55">
+                    <a:blip r:embed="rId65">
                       <a:extLst>
                         <a:ext uri="{28A0092B-C50C-407E-A947-70E740481C1C}">
                           <a14:useLocalDpi xmlns:a14="http://schemas.microsoft.com/office/drawing/2010/main" val="0"/>
@@ -10018,6 +8788,7 @@
       </w:pPr>
       <w:r>
         <w:rPr>
+          <w:noProof/>
           <w:sz w:val="32"/>
           <w:szCs w:val="32"/>
         </w:rPr>
@@ -10039,7 +8810,7 @@
                     </pic:cNvPicPr>
                   </pic:nvPicPr>
                   <pic:blipFill>
-                    <a:blip r:embed="rId56">
+                    <a:blip r:embed="rId66">
                       <a:extLst>
                         <a:ext uri="{28A0092B-C50C-407E-A947-70E740481C1C}">
                           <a14:useLocalDpi xmlns:a14="http://schemas.microsoft.com/office/drawing/2010/main" val="0"/>
@@ -10095,13 +8866,14 @@
       </w:pPr>
       <w:r>
         <w:rPr>
+          <w:noProof/>
           <w:sz w:val="32"/>
           <w:szCs w:val="32"/>
         </w:rPr>
         <w:drawing>
-          <wp:inline distT="0" distB="0" distL="0" distR="0" wp14:anchorId="40B9CEF4" wp14:editId="51A3CDBD">
-            <wp:extent cx="3429154" cy="4924425"/>
-            <wp:effectExtent l="0" t="0" r="0" b="0"/>
+          <wp:inline distT="0" distB="0" distL="0" distR="0" wp14:anchorId="40B9CEF4" wp14:editId="61BD6831">
+            <wp:extent cx="3510951" cy="5041889"/>
+            <wp:effectExtent l="0" t="0" r="0" b="6985"/>
             <wp:docPr id="1875242095" name="Picture 43"/>
             <wp:cNvGraphicFramePr>
               <a:graphicFrameLocks xmlns:a="http://schemas.openxmlformats.org/drawingml/2006/main" noChangeAspect="1"/>
@@ -10116,7 +8888,7 @@
                     </pic:cNvPicPr>
                   </pic:nvPicPr>
                   <pic:blipFill>
-                    <a:blip r:embed="rId57">
+                    <a:blip r:embed="rId67">
                       <a:extLst>
                         <a:ext uri="{28A0092B-C50C-407E-A947-70E740481C1C}">
                           <a14:useLocalDpi xmlns:a14="http://schemas.microsoft.com/office/drawing/2010/main" val="0"/>
@@ -10131,7 +8903,7 @@
                   <pic:spPr bwMode="auto">
                     <a:xfrm>
                       <a:off x="0" y="0"/>
-                      <a:ext cx="3431418" cy="4927676"/>
+                      <a:ext cx="3514921" cy="5047590"/>
                     </a:xfrm>
                     <a:prstGeom prst="rect">
                       <a:avLst/>
@@ -10172,14 +8944,15 @@
       </w:pPr>
       <w:r>
         <w:rPr>
+          <w:noProof/>
           <w:sz w:val="32"/>
           <w:szCs w:val="32"/>
         </w:rPr>
         <w:lastRenderedPageBreak/>
         <w:drawing>
-          <wp:inline distT="0" distB="0" distL="0" distR="0" wp14:anchorId="3345402E" wp14:editId="0EEE5815">
-            <wp:extent cx="2219325" cy="3661222"/>
-            <wp:effectExtent l="0" t="0" r="0" b="0"/>
+          <wp:inline distT="0" distB="0" distL="0" distR="0" wp14:anchorId="3345402E" wp14:editId="0167CE0C">
+            <wp:extent cx="2277374" cy="3756986"/>
+            <wp:effectExtent l="0" t="0" r="8890" b="0"/>
             <wp:docPr id="1442050345" name="Picture 42"/>
             <wp:cNvGraphicFramePr>
               <a:graphicFrameLocks xmlns:a="http://schemas.openxmlformats.org/drawingml/2006/main" noChangeAspect="1"/>
@@ -10194,7 +8967,7 @@
                     </pic:cNvPicPr>
                   </pic:nvPicPr>
                   <pic:blipFill>
-                    <a:blip r:embed="rId58">
+                    <a:blip r:embed="rId68">
                       <a:extLst>
                         <a:ext uri="{28A0092B-C50C-407E-A947-70E740481C1C}">
                           <a14:useLocalDpi xmlns:a14="http://schemas.microsoft.com/office/drawing/2010/main" val="0"/>
@@ -10209,7 +8982,7 @@
                   <pic:spPr bwMode="auto">
                     <a:xfrm>
                       <a:off x="0" y="0"/>
-                      <a:ext cx="2223588" cy="3668254"/>
+                      <a:ext cx="2282292" cy="3765099"/>
                     </a:xfrm>
                     <a:prstGeom prst="rect">
                       <a:avLst/>
@@ -10259,6 +9032,7 @@
       </w:pPr>
       <w:r>
         <w:rPr>
+          <w:noProof/>
           <w:sz w:val="32"/>
           <w:szCs w:val="32"/>
         </w:rPr>
@@ -10280,7 +9054,7 @@
                     </pic:cNvPicPr>
                   </pic:nvPicPr>
                   <pic:blipFill>
-                    <a:blip r:embed="rId59">
+                    <a:blip r:embed="rId69">
                       <a:extLst>
                         <a:ext uri="{28A0092B-C50C-407E-A947-70E740481C1C}">
                           <a14:useLocalDpi xmlns:a14="http://schemas.microsoft.com/office/drawing/2010/main" val="0"/>
@@ -10337,6 +9111,7 @@
       </w:pPr>
       <w:r>
         <w:rPr>
+          <w:noProof/>
           <w:sz w:val="32"/>
           <w:szCs w:val="32"/>
         </w:rPr>
@@ -10358,7 +9133,7 @@
                     </pic:cNvPicPr>
                   </pic:nvPicPr>
                   <pic:blipFill>
-                    <a:blip r:embed="rId60">
+                    <a:blip r:embed="rId70">
                       <a:extLst>
                         <a:ext uri="{28A0092B-C50C-407E-A947-70E740481C1C}">
                           <a14:useLocalDpi xmlns:a14="http://schemas.microsoft.com/office/drawing/2010/main" val="0"/>
@@ -10406,6 +9181,7 @@
       </w:pPr>
       <w:r>
         <w:rPr>
+          <w:noProof/>
           <w:sz w:val="32"/>
           <w:szCs w:val="32"/>
         </w:rPr>
@@ -10427,7 +9203,7 @@
                     </pic:cNvPicPr>
                   </pic:nvPicPr>
                   <pic:blipFill>
-                    <a:blip r:embed="rId61">
+                    <a:blip r:embed="rId71">
                       <a:extLst>
                         <a:ext uri="{28A0092B-C50C-407E-A947-70E740481C1C}">
                           <a14:useLocalDpi xmlns:a14="http://schemas.microsoft.com/office/drawing/2010/main" val="0"/>
@@ -10483,6 +9259,7 @@
       </w:pPr>
       <w:r>
         <w:rPr>
+          <w:noProof/>
           <w:sz w:val="32"/>
           <w:szCs w:val="32"/>
         </w:rPr>
@@ -10505,7 +9282,7 @@
                     </pic:cNvPicPr>
                   </pic:nvPicPr>
                   <pic:blipFill>
-                    <a:blip r:embed="rId62">
+                    <a:blip r:embed="rId72">
                       <a:extLst>
                         <a:ext uri="{28A0092B-C50C-407E-A947-70E740481C1C}">
                           <a14:useLocalDpi xmlns:a14="http://schemas.microsoft.com/office/drawing/2010/main" val="0"/>
@@ -10561,6 +9338,7 @@
       </w:pPr>
       <w:r>
         <w:rPr>
+          <w:noProof/>
           <w:sz w:val="32"/>
           <w:szCs w:val="32"/>
         </w:rPr>
@@ -10583,7 +9361,7 @@
                     </pic:cNvPicPr>
                   </pic:nvPicPr>
                   <pic:blipFill>
-                    <a:blip r:embed="rId63">
+                    <a:blip r:embed="rId73">
                       <a:extLst>
                         <a:ext uri="{28A0092B-C50C-407E-A947-70E740481C1C}">
                           <a14:useLocalDpi xmlns:a14="http://schemas.microsoft.com/office/drawing/2010/main" val="0"/>
@@ -10639,6 +9417,7 @@
       </w:pPr>
       <w:r>
         <w:rPr>
+          <w:noProof/>
           <w:sz w:val="32"/>
           <w:szCs w:val="32"/>
         </w:rPr>
@@ -10660,7 +9439,7 @@
                     </pic:cNvPicPr>
                   </pic:nvPicPr>
                   <pic:blipFill>
-                    <a:blip r:embed="rId64">
+                    <a:blip r:embed="rId74">
                       <a:extLst>
                         <a:ext uri="{28A0092B-C50C-407E-A947-70E740481C1C}">
                           <a14:useLocalDpi xmlns:a14="http://schemas.microsoft.com/office/drawing/2010/main" val="0"/>
@@ -10717,6 +9496,7 @@
       </w:pPr>
       <w:r>
         <w:rPr>
+          <w:noProof/>
           <w:sz w:val="32"/>
           <w:szCs w:val="32"/>
         </w:rPr>
@@ -10738,7 +9518,7 @@
                     </pic:cNvPicPr>
                   </pic:nvPicPr>
                   <pic:blipFill>
-                    <a:blip r:embed="rId65">
+                    <a:blip r:embed="rId75">
                       <a:extLst>
                         <a:ext uri="{28A0092B-C50C-407E-A947-70E740481C1C}">
                           <a14:useLocalDpi xmlns:a14="http://schemas.microsoft.com/office/drawing/2010/main" val="0"/>
@@ -10947,6 +9727,7 @@
       </w:pPr>
       <w:r>
         <w:rPr>
+          <w:noProof/>
           <w:sz w:val="32"/>
           <w:szCs w:val="32"/>
         </w:rPr>
@@ -10969,7 +9750,7 @@
                     </pic:cNvPicPr>
                   </pic:nvPicPr>
                   <pic:blipFill>
-                    <a:blip r:embed="rId66">
+                    <a:blip r:embed="rId76">
                       <a:extLst>
                         <a:ext uri="{28A0092B-C50C-407E-A947-70E740481C1C}">
                           <a14:useLocalDpi xmlns:a14="http://schemas.microsoft.com/office/drawing/2010/main" val="0"/>
@@ -11025,6 +9806,7 @@
       </w:pPr>
       <w:r>
         <w:rPr>
+          <w:noProof/>
           <w:sz w:val="32"/>
           <w:szCs w:val="32"/>
         </w:rPr>
@@ -11047,7 +9829,7 @@
                     </pic:cNvPicPr>
                   </pic:nvPicPr>
                   <pic:blipFill>
-                    <a:blip r:embed="rId67">
+                    <a:blip r:embed="rId77">
                       <a:extLst>
                         <a:ext uri="{28A0092B-C50C-407E-A947-70E740481C1C}">
                           <a14:useLocalDpi xmlns:a14="http://schemas.microsoft.com/office/drawing/2010/main" val="0"/>
@@ -11095,23 +9877,12 @@
         </w:rPr>
         <w:t xml:space="preserve">Example: </w:t>
       </w:r>
-      <w:proofErr w:type="spellStart"/>
-      <w:proofErr w:type="gramStart"/>
-      <w:r>
-        <w:rPr>
-          <w:sz w:val="32"/>
-          <w:szCs w:val="32"/>
-        </w:rPr>
-        <w:t>driver.findElement</w:t>
-      </w:r>
-      <w:proofErr w:type="spellEnd"/>
-      <w:proofErr w:type="gramEnd"/>
-      <w:r>
-        <w:rPr>
-          <w:sz w:val="32"/>
-          <w:szCs w:val="32"/>
-        </w:rPr>
-        <w:t>(By.id("username"));</w:t>
+      <w:r>
+        <w:rPr>
+          <w:sz w:val="32"/>
+          <w:szCs w:val="32"/>
+        </w:rPr>
+        <w:t>driver.findElement(By.id("username"));</w:t>
       </w:r>
     </w:p>
     <w:p>
@@ -11138,6 +9909,7 @@
       </w:pPr>
       <w:r>
         <w:rPr>
+          <w:noProof/>
           <w:sz w:val="32"/>
           <w:szCs w:val="32"/>
         </w:rPr>
@@ -11160,7 +9932,7 @@
                     </pic:cNvPicPr>
                   </pic:nvPicPr>
                   <pic:blipFill>
-                    <a:blip r:embed="rId68">
+                    <a:blip r:embed="rId78">
                       <a:extLst>
                         <a:ext uri="{28A0092B-C50C-407E-A947-70E740481C1C}">
                           <a14:useLocalDpi xmlns:a14="http://schemas.microsoft.com/office/drawing/2010/main" val="0"/>
@@ -11216,6 +9988,7 @@
       </w:pPr>
       <w:r>
         <w:rPr>
+          <w:noProof/>
           <w:sz w:val="32"/>
           <w:szCs w:val="32"/>
         </w:rPr>
@@ -11238,7 +10011,7 @@
                     </pic:cNvPicPr>
                   </pic:nvPicPr>
                   <pic:blipFill>
-                    <a:blip r:embed="rId69">
+                    <a:blip r:embed="rId79">
                       <a:extLst>
                         <a:ext uri="{28A0092B-C50C-407E-A947-70E740481C1C}">
                           <a14:useLocalDpi xmlns:a14="http://schemas.microsoft.com/office/drawing/2010/main" val="0"/>
@@ -11294,6 +10067,7 @@
       </w:pPr>
       <w:r>
         <w:rPr>
+          <w:noProof/>
           <w:sz w:val="32"/>
           <w:szCs w:val="32"/>
         </w:rPr>
@@ -11316,7 +10090,7 @@
                     </pic:cNvPicPr>
                   </pic:nvPicPr>
                   <pic:blipFill>
-                    <a:blip r:embed="rId70">
+                    <a:blip r:embed="rId80">
                       <a:extLst>
                         <a:ext uri="{28A0092B-C50C-407E-A947-70E740481C1C}">
                           <a14:useLocalDpi xmlns:a14="http://schemas.microsoft.com/office/drawing/2010/main" val="0"/>
@@ -11349,6 +10123,7 @@
       </w:r>
       <w:r>
         <w:rPr>
+          <w:noProof/>
           <w:sz w:val="32"/>
           <w:szCs w:val="32"/>
         </w:rPr>
@@ -11370,7 +10145,7 @@
                     </pic:cNvPicPr>
                   </pic:nvPicPr>
                   <pic:blipFill>
-                    <a:blip r:embed="rId71">
+                    <a:blip r:embed="rId81">
                       <a:extLst>
                         <a:ext uri="{28A0092B-C50C-407E-A947-70E740481C1C}">
                           <a14:useLocalDpi xmlns:a14="http://schemas.microsoft.com/office/drawing/2010/main" val="0"/>
@@ -11459,8 +10234,121 @@
 </file>
 
 <file path=word/numbering.xml><?xml version="1.0" encoding="utf-8"?>
-<w:numbering xmlns:wpc="http://schemas.microsoft.com/office/word/2010/wordprocessingCanvas" xmlns:cx="http://schemas.microsoft.com/office/drawing/2014/chartex" xmlns:cx1="http://schemas.microsoft.com/office/drawing/2015/9/8/chartex" xmlns:cx2="http://schemas.microsoft.com/office/drawing/2015/10/21/chartex" xmlns:cx3="http://schemas.microsoft.com/office/drawing/2016/5/9/chartex" xmlns:cx4="http://schemas.microsoft.com/office/drawing/2016/5/10/chartex" xmlns:cx5="http://schemas.microsoft.com/office/drawing/2016/5/11/chartex" xmlns:cx6="http://schemas.microsoft.com/office/drawing/2016/5/12/chartex" xmlns:cx7="http://schemas.microsoft.com/office/drawing/2016/5/13/chartex" xmlns:cx8="http://schemas.microsoft.com/office/drawing/2016/5/14/chartex" xmlns:mc="http://schemas.openxmlformats.org/markup-compatibility/2006" xmlns:aink="http://schemas.microsoft.com/office/drawing/2016/ink" xmlns:am3d="http://schemas.microsoft.com/office/drawing/2017/model3d" xmlns:o="urn:schemas-microsoft-com:office:office" xmlns:oel="http://schemas.microsoft.com/office/2019/extlst" xmlns:r="http://schemas.openxmlformats.org/officeDocument/2006/relationships" xmlns:m="http://schemas.openxmlformats.org/officeDocument/2006/math" xmlns:v="urn:schemas-microsoft-com:vml" xmlns:wp14="http://schemas.microsoft.com/office/word/2010/wordprocessingDrawing" xmlns:wp="http://schemas.openxmlformats.org/drawingml/2006/wordprocessingDrawing" xmlns:w10="urn:schemas-microsoft-com:office:word" xmlns:w="http://schemas.openxmlformats.org/wordprocessingml/2006/main" xmlns:w14="http://schemas.microsoft.com/office/word/2010/wordml" xmlns:w15="http://schemas.microsoft.com/office/word/2012/wordml" xmlns:w16cei="http://schemas.microsoft.com/office/word/2026/wordml/cei" xmlns:w16cex="http://schemas.microsoft.com/office/word/2018/wordml/cex" xmlns:w16cid="http://schemas.microsoft.com/office/word/2016/wordml/cid" xmlns:w16="http://schemas.microsoft.com/office/word/2018/wordml" xmlns:w16du="http://schemas.microsoft.com/office/word/2023/wordml/word16du" xmlns:w16sdtdh="http://schemas.microsoft.com/office/word/2020/wordml/sdtdatahash" xmlns:w16sdtfl="http://schemas.microsoft.com/office/word/2024/wordml/sdtformatlock" xmlns:w16se="http://schemas.microsoft.com/office/word/2015/wordml/symex" xmlns:wpg="http://schemas.microsoft.com/office/word/2010/wordprocessingGroup" xmlns:wpi="http://schemas.microsoft.com/office/word/2010/wordprocessingInk" xmlns:wne="http://schemas.microsoft.com/office/word/2006/wordml" xmlns:wps="http://schemas.microsoft.com/office/word/2010/wordprocessingShape" mc:Ignorable="w14 w15 w16se w16cid w16 w16cex w16sdtdh w16sdtfl w16du wp14">
+<w:numbering xmlns:wpc="http://schemas.microsoft.com/office/word/2010/wordprocessingCanvas" xmlns:cx="http://schemas.microsoft.com/office/drawing/2014/chartex" xmlns:cx1="http://schemas.microsoft.com/office/drawing/2015/9/8/chartex" xmlns:cx2="http://schemas.microsoft.com/office/drawing/2015/10/21/chartex" xmlns:cx3="http://schemas.microsoft.com/office/drawing/2016/5/9/chartex" xmlns:cx4="http://schemas.microsoft.com/office/drawing/2016/5/10/chartex" xmlns:cx5="http://schemas.microsoft.com/office/drawing/2016/5/11/chartex" xmlns:cx6="http://schemas.microsoft.com/office/drawing/2016/5/12/chartex" xmlns:cx7="http://schemas.microsoft.com/office/drawing/2016/5/13/chartex" xmlns:cx8="http://schemas.microsoft.com/office/drawing/2016/5/14/chartex" xmlns:mc="http://schemas.openxmlformats.org/markup-compatibility/2006" xmlns:aink="http://schemas.microsoft.com/office/drawing/2016/ink" xmlns:am3d="http://schemas.microsoft.com/office/drawing/2017/model3d" xmlns:o="urn:schemas-microsoft-com:office:office" xmlns:oel="http://schemas.microsoft.com/office/2019/extlst" xmlns:r="http://schemas.openxmlformats.org/officeDocument/2006/relationships" xmlns:m="http://schemas.openxmlformats.org/officeDocument/2006/math" xmlns:v="urn:schemas-microsoft-com:vml" xmlns:wp14="http://schemas.microsoft.com/office/word/2010/wordprocessingDrawing" xmlns:wp="http://schemas.openxmlformats.org/drawingml/2006/wordprocessingDrawing" xmlns:w10="urn:schemas-microsoft-com:office:word" xmlns:w="http://schemas.openxmlformats.org/wordprocessingml/2006/main" xmlns:w14="http://schemas.microsoft.com/office/word/2010/wordml" xmlns:w15="http://schemas.microsoft.com/office/word/2012/wordml" xmlns:w16cex="http://schemas.microsoft.com/office/word/2018/wordml/cex" xmlns:w16cid="http://schemas.microsoft.com/office/word/2016/wordml/cid" xmlns:w16="http://schemas.microsoft.com/office/word/2018/wordml" xmlns:w16du="http://schemas.microsoft.com/office/word/2023/wordml/word16du" xmlns:w16sdtdh="http://schemas.microsoft.com/office/word/2020/wordml/sdtdatahash" xmlns:w16sdtfl="http://schemas.microsoft.com/office/word/2024/wordml/sdtformatlock" xmlns:w16se="http://schemas.microsoft.com/office/word/2015/wordml/symex" xmlns:wpg="http://schemas.microsoft.com/office/word/2010/wordprocessingGroup" xmlns:wpi="http://schemas.microsoft.com/office/word/2010/wordprocessingInk" xmlns:wne="http://schemas.microsoft.com/office/word/2006/wordml" xmlns:wps="http://schemas.microsoft.com/office/word/2010/wordprocessingShape" mc:Ignorable="w14 w15 w16se w16cid w16 w16cex w16sdtdh w16sdtfl w16du wp14">
   <w:abstractNum w:abstractNumId="0" w15:restartNumberingAfterBreak="0">
+    <w:nsid w:val="04A44331"/>
+    <w:multiLevelType w:val="hybridMultilevel"/>
+    <w:tmpl w:val="D51E58B0"/>
+    <w:lvl w:ilvl="0" w:tplc="40090001">
+      <w:start w:val="1"/>
+      <w:numFmt w:val="bullet"/>
+      <w:lvlText w:val=""/>
+      <w:lvlJc w:val="left"/>
+      <w:pPr>
+        <w:ind w:left="1950" w:hanging="360"/>
+      </w:pPr>
+      <w:rPr>
+        <w:rFonts w:ascii="Symbol" w:hAnsi="Symbol" w:hint="default"/>
+      </w:rPr>
+    </w:lvl>
+    <w:lvl w:ilvl="1" w:tplc="40090003" w:tentative="1">
+      <w:start w:val="1"/>
+      <w:numFmt w:val="bullet"/>
+      <w:lvlText w:val="o"/>
+      <w:lvlJc w:val="left"/>
+      <w:pPr>
+        <w:ind w:left="2670" w:hanging="360"/>
+      </w:pPr>
+      <w:rPr>
+        <w:rFonts w:ascii="Courier New" w:hAnsi="Courier New" w:cs="Courier New" w:hint="default"/>
+      </w:rPr>
+    </w:lvl>
+    <w:lvl w:ilvl="2" w:tplc="40090005" w:tentative="1">
+      <w:start w:val="1"/>
+      <w:numFmt w:val="bullet"/>
+      <w:lvlText w:val=""/>
+      <w:lvlJc w:val="left"/>
+      <w:pPr>
+        <w:ind w:left="3390" w:hanging="360"/>
+      </w:pPr>
+      <w:rPr>
+        <w:rFonts w:ascii="Wingdings" w:hAnsi="Wingdings" w:hint="default"/>
+      </w:rPr>
+    </w:lvl>
+    <w:lvl w:ilvl="3" w:tplc="40090001" w:tentative="1">
+      <w:start w:val="1"/>
+      <w:numFmt w:val="bullet"/>
+      <w:lvlText w:val=""/>
+      <w:lvlJc w:val="left"/>
+      <w:pPr>
+        <w:ind w:left="4110" w:hanging="360"/>
+      </w:pPr>
+      <w:rPr>
+        <w:rFonts w:ascii="Symbol" w:hAnsi="Symbol" w:hint="default"/>
+      </w:rPr>
+    </w:lvl>
+    <w:lvl w:ilvl="4" w:tplc="40090003" w:tentative="1">
+      <w:start w:val="1"/>
+      <w:numFmt w:val="bullet"/>
+      <w:lvlText w:val="o"/>
+      <w:lvlJc w:val="left"/>
+      <w:pPr>
+        <w:ind w:left="4830" w:hanging="360"/>
+      </w:pPr>
+      <w:rPr>
+        <w:rFonts w:ascii="Courier New" w:hAnsi="Courier New" w:cs="Courier New" w:hint="default"/>
+      </w:rPr>
+    </w:lvl>
+    <w:lvl w:ilvl="5" w:tplc="40090005" w:tentative="1">
+      <w:start w:val="1"/>
+      <w:numFmt w:val="bullet"/>
+      <w:lvlText w:val=""/>
+      <w:lvlJc w:val="left"/>
+      <w:pPr>
+        <w:ind w:left="5550" w:hanging="360"/>
+      </w:pPr>
+      <w:rPr>
+        <w:rFonts w:ascii="Wingdings" w:hAnsi="Wingdings" w:hint="default"/>
+      </w:rPr>
+    </w:lvl>
+    <w:lvl w:ilvl="6" w:tplc="40090001" w:tentative="1">
+      <w:start w:val="1"/>
+      <w:numFmt w:val="bullet"/>
+      <w:lvlText w:val=""/>
+      <w:lvlJc w:val="left"/>
+      <w:pPr>
+        <w:ind w:left="6270" w:hanging="360"/>
+      </w:pPr>
+      <w:rPr>
+        <w:rFonts w:ascii="Symbol" w:hAnsi="Symbol" w:hint="default"/>
+      </w:rPr>
+    </w:lvl>
+    <w:lvl w:ilvl="7" w:tplc="40090003" w:tentative="1">
+      <w:start w:val="1"/>
+      <w:numFmt w:val="bullet"/>
+      <w:lvlText w:val="o"/>
+      <w:lvlJc w:val="left"/>
+      <w:pPr>
+        <w:ind w:left="6990" w:hanging="360"/>
+      </w:pPr>
+      <w:rPr>
+        <w:rFonts w:ascii="Courier New" w:hAnsi="Courier New" w:cs="Courier New" w:hint="default"/>
+      </w:rPr>
+    </w:lvl>
+    <w:lvl w:ilvl="8" w:tplc="40090005" w:tentative="1">
+      <w:start w:val="1"/>
+      <w:numFmt w:val="bullet"/>
+      <w:lvlText w:val=""/>
+      <w:lvlJc w:val="left"/>
+      <w:pPr>
+        <w:ind w:left="7710" w:hanging="360"/>
+      </w:pPr>
+      <w:rPr>
+        <w:rFonts w:ascii="Wingdings" w:hAnsi="Wingdings" w:hint="default"/>
+      </w:rPr>
+    </w:lvl>
+  </w:abstractNum>
+  <w:abstractNum w:abstractNumId="1" w15:restartNumberingAfterBreak="0">
     <w:nsid w:val="411048D2"/>
     <w:multiLevelType w:val="hybridMultilevel"/>
     <w:tmpl w:val="210AE33E"/>
@@ -11549,7 +10437,7 @@
       </w:pPr>
     </w:lvl>
   </w:abstractNum>
-  <w:abstractNum w:abstractNumId="1" w15:restartNumberingAfterBreak="0">
+  <w:abstractNum w:abstractNumId="2" w15:restartNumberingAfterBreak="0">
     <w:nsid w:val="705F42A8"/>
     <w:multiLevelType w:val="multilevel"/>
     <w:tmpl w:val="EF6C9F5E"/>
@@ -11699,10 +10587,10 @@
     </w:lvl>
   </w:abstractNum>
   <w:num w:numId="1" w16cid:durableId="1161038776">
-    <w:abstractNumId w:val="1"/>
+    <w:abstractNumId w:val="2"/>
   </w:num>
   <w:num w:numId="2" w16cid:durableId="1858426826">
-    <w:abstractNumId w:val="1"/>
+    <w:abstractNumId w:val="2"/>
     <w:lvlOverride w:ilvl="1">
       <w:lvl w:ilvl="1">
         <w:numFmt w:val="decimal"/>
@@ -11712,13 +10600,13 @@
     </w:lvlOverride>
   </w:num>
   <w:num w:numId="3" w16cid:durableId="134035324">
-    <w:abstractNumId w:val="1"/>
+    <w:abstractNumId w:val="2"/>
     <w:lvlOverride w:ilvl="1">
       <w:startOverride w:val="1"/>
     </w:lvlOverride>
   </w:num>
   <w:num w:numId="4" w16cid:durableId="2144418882">
-    <w:abstractNumId w:val="1"/>
+    <w:abstractNumId w:val="2"/>
     <w:lvlOverride w:ilvl="1">
       <w:lvl w:ilvl="1">
         <w:numFmt w:val="decimal"/>
@@ -11728,13 +10616,13 @@
     </w:lvlOverride>
   </w:num>
   <w:num w:numId="5" w16cid:durableId="1732733760">
-    <w:abstractNumId w:val="1"/>
+    <w:abstractNumId w:val="2"/>
     <w:lvlOverride w:ilvl="1">
       <w:startOverride w:val="1"/>
     </w:lvlOverride>
   </w:num>
   <w:num w:numId="6" w16cid:durableId="1616062572">
-    <w:abstractNumId w:val="1"/>
+    <w:abstractNumId w:val="2"/>
     <w:lvlOverride w:ilvl="1">
       <w:lvl w:ilvl="1">
         <w:numFmt w:val="decimal"/>
@@ -11744,13 +10632,13 @@
     </w:lvlOverride>
   </w:num>
   <w:num w:numId="7" w16cid:durableId="2091462773">
-    <w:abstractNumId w:val="1"/>
+    <w:abstractNumId w:val="2"/>
     <w:lvlOverride w:ilvl="1">
       <w:startOverride w:val="2"/>
     </w:lvlOverride>
   </w:num>
   <w:num w:numId="8" w16cid:durableId="1660771446">
-    <w:abstractNumId w:val="1"/>
+    <w:abstractNumId w:val="2"/>
     <w:lvlOverride w:ilvl="1">
       <w:lvl w:ilvl="1">
         <w:numFmt w:val="decimal"/>
@@ -11760,13 +10648,13 @@
     </w:lvlOverride>
   </w:num>
   <w:num w:numId="9" w16cid:durableId="697509227">
-    <w:abstractNumId w:val="1"/>
+    <w:abstractNumId w:val="2"/>
     <w:lvlOverride w:ilvl="1">
       <w:startOverride w:val="1"/>
     </w:lvlOverride>
   </w:num>
   <w:num w:numId="10" w16cid:durableId="262955739">
-    <w:abstractNumId w:val="1"/>
+    <w:abstractNumId w:val="2"/>
     <w:lvlOverride w:ilvl="1">
       <w:lvl w:ilvl="1">
         <w:numFmt w:val="decimal"/>
@@ -11776,13 +10664,13 @@
     </w:lvlOverride>
   </w:num>
   <w:num w:numId="11" w16cid:durableId="1663312683">
-    <w:abstractNumId w:val="1"/>
+    <w:abstractNumId w:val="2"/>
     <w:lvlOverride w:ilvl="1">
       <w:startOverride w:val="1"/>
     </w:lvlOverride>
   </w:num>
   <w:num w:numId="12" w16cid:durableId="2122603317">
-    <w:abstractNumId w:val="1"/>
+    <w:abstractNumId w:val="2"/>
     <w:lvlOverride w:ilvl="1">
       <w:lvl w:ilvl="1">
         <w:numFmt w:val="decimal"/>
@@ -11792,13 +10680,13 @@
     </w:lvlOverride>
   </w:num>
   <w:num w:numId="13" w16cid:durableId="1257716178">
-    <w:abstractNumId w:val="1"/>
+    <w:abstractNumId w:val="2"/>
     <w:lvlOverride w:ilvl="1">
       <w:startOverride w:val="1"/>
     </w:lvlOverride>
   </w:num>
   <w:num w:numId="14" w16cid:durableId="242035144">
-    <w:abstractNumId w:val="1"/>
+    <w:abstractNumId w:val="2"/>
     <w:lvlOverride w:ilvl="1">
       <w:lvl w:ilvl="1">
         <w:numFmt w:val="decimal"/>
@@ -11808,13 +10696,13 @@
     </w:lvlOverride>
   </w:num>
   <w:num w:numId="15" w16cid:durableId="2001033090">
-    <w:abstractNumId w:val="1"/>
+    <w:abstractNumId w:val="2"/>
     <w:lvlOverride w:ilvl="1">
       <w:startOverride w:val="1"/>
     </w:lvlOverride>
   </w:num>
   <w:num w:numId="16" w16cid:durableId="1216939270">
-    <w:abstractNumId w:val="1"/>
+    <w:abstractNumId w:val="2"/>
     <w:lvlOverride w:ilvl="1">
       <w:lvl w:ilvl="1">
         <w:numFmt w:val="decimal"/>
@@ -11824,13 +10712,13 @@
     </w:lvlOverride>
   </w:num>
   <w:num w:numId="17" w16cid:durableId="537552912">
-    <w:abstractNumId w:val="1"/>
+    <w:abstractNumId w:val="2"/>
     <w:lvlOverride w:ilvl="1">
       <w:startOverride w:val="1"/>
     </w:lvlOverride>
   </w:num>
   <w:num w:numId="18" w16cid:durableId="81025998">
-    <w:abstractNumId w:val="1"/>
+    <w:abstractNumId w:val="2"/>
     <w:lvlOverride w:ilvl="1">
       <w:lvl w:ilvl="1">
         <w:numFmt w:val="decimal"/>
@@ -11840,13 +10728,13 @@
     </w:lvlOverride>
   </w:num>
   <w:num w:numId="19" w16cid:durableId="1395741734">
-    <w:abstractNumId w:val="1"/>
+    <w:abstractNumId w:val="2"/>
     <w:lvlOverride w:ilvl="1">
       <w:startOverride w:val="1"/>
     </w:lvlOverride>
   </w:num>
   <w:num w:numId="20" w16cid:durableId="126313605">
-    <w:abstractNumId w:val="1"/>
+    <w:abstractNumId w:val="2"/>
     <w:lvlOverride w:ilvl="1">
       <w:lvl w:ilvl="1">
         <w:numFmt w:val="decimal"/>
@@ -11856,13 +10744,13 @@
     </w:lvlOverride>
   </w:num>
   <w:num w:numId="21" w16cid:durableId="1546327115">
-    <w:abstractNumId w:val="1"/>
+    <w:abstractNumId w:val="2"/>
     <w:lvlOverride w:ilvl="1">
       <w:startOverride w:val="2"/>
     </w:lvlOverride>
   </w:num>
   <w:num w:numId="22" w16cid:durableId="892077538">
-    <w:abstractNumId w:val="1"/>
+    <w:abstractNumId w:val="2"/>
     <w:lvlOverride w:ilvl="1">
       <w:lvl w:ilvl="1">
         <w:numFmt w:val="decimal"/>
@@ -11872,12 +10760,15 @@
     </w:lvlOverride>
   </w:num>
   <w:num w:numId="23" w16cid:durableId="679627429">
-    <w:abstractNumId w:val="1"/>
+    <w:abstractNumId w:val="2"/>
     <w:lvlOverride w:ilvl="1">
       <w:startOverride w:val="3"/>
     </w:lvlOverride>
   </w:num>
   <w:num w:numId="24" w16cid:durableId="59448041">
+    <w:abstractNumId w:val="1"/>
+  </w:num>
+  <w:num w:numId="25" w16cid:durableId="1895041441">
     <w:abstractNumId w:val="0"/>
   </w:num>
 </w:numbering>
